--- a/docs/step7-incoming/InsightOut_Static_Content_Library_v1_060526.docx
+++ b/docs/step7-incoming/InsightOut_Static_Content_Library_v1_060526.docx
@@ -4852,7 +4852,7 @@
           <w:sz w:val="16"/>
           <w:szCs w:val="16"/>
         </w:rPr>
-        <w:t xml:space="preserve">TYPE 1 WING — THE PERFECTIONIST</w:t>
+        <w:t xml:space="preserve">TYPE 1 WING — THE IMPROVER</w:t>
       </w:r>
     </w:p>
     <w:p>
@@ -4932,7 +4932,7 @@
           <w:sz w:val="16"/>
           <w:szCs w:val="16"/>
         </w:rPr>
-        <w:t xml:space="preserve">MOVING TOWARD TYPE 6 — THE LOYAL SKEPTIC</w:t>
+        <w:t xml:space="preserve">MOVING TOWARD TYPE 6 — THE QUESTIONER</w:t>
       </w:r>
     </w:p>
     <w:p>
@@ -4996,7 +4996,7 @@
           <w:sz w:val="16"/>
           <w:szCs w:val="16"/>
         </w:rPr>
-        <w:t xml:space="preserve">MOVING TOWARD TYPE 3 — THE ACHIEVER</w:t>
+        <w:t xml:space="preserve">MOVING TOWARD TYPE 3 — THE PERFORMER</w:t>
       </w:r>
     </w:p>
     <w:p>
@@ -7810,7 +7810,7 @@
           <w:sz w:val="34"/>
           <w:szCs w:val="34"/>
         </w:rPr>
-        <w:t xml:space="preserve">Type 1 — The Perfectionist</w:t>
+        <w:t xml:space="preserve">Type 1 — The Improver</w:t>
       </w:r>
     </w:p>
     <w:p>
@@ -8744,7 +8744,7 @@
           <w:sz w:val="16"/>
           <w:szCs w:val="16"/>
         </w:rPr>
-        <w:t xml:space="preserve">MOVING TOWARD TYPE 4 — THE ROMANTIC</w:t>
+        <w:t xml:space="preserve">MOVING TOWARD TYPE 4 — THE INDIVIDUALIST</w:t>
       </w:r>
     </w:p>
     <w:p>
@@ -12403,7 +12403,7 @@
           <w:sz w:val="16"/>
           <w:szCs w:val="16"/>
         </w:rPr>
-        <w:t xml:space="preserve">TYPE 1 WING — THE PERFECTIONIST</w:t>
+        <w:t xml:space="preserve">TYPE 1 WING — THE IMPROVER</w:t>
       </w:r>
     </w:p>
     <w:p>
@@ -12467,7 +12467,7 @@
           <w:sz w:val="16"/>
           <w:szCs w:val="16"/>
         </w:rPr>
-        <w:t xml:space="preserve">TYPE 3 WING — THE ACHIEVER</w:t>
+        <w:t xml:space="preserve">TYPE 3 WING — THE PERFORMER</w:t>
       </w:r>
     </w:p>
     <w:p>
@@ -12611,7 +12611,7 @@
           <w:sz w:val="16"/>
           <w:szCs w:val="16"/>
         </w:rPr>
-        <w:t xml:space="preserve">MOVING TOWARD TYPE 4 — THE ROMANTIC</w:t>
+        <w:t xml:space="preserve">MOVING TOWARD TYPE 4 — THE INDIVIDUALIST</w:t>
       </w:r>
     </w:p>
     <w:p>
@@ -15398,7 +15398,7 @@
           <w:sz w:val="34"/>
           <w:szCs w:val="34"/>
         </w:rPr>
-        <w:t xml:space="preserve">Type 3 — The Achiever</w:t>
+        <w:t xml:space="preserve">Type 3 — The Performer</w:t>
       </w:r>
     </w:p>
     <w:p>
@@ -16252,7 +16252,7 @@
           <w:sz w:val="16"/>
           <w:szCs w:val="16"/>
         </w:rPr>
-        <w:t xml:space="preserve">TYPE 4 WING — THE ROMANTIC</w:t>
+        <w:t xml:space="preserve">TYPE 4 WING — THE INDIVIDUALIST</w:t>
       </w:r>
     </w:p>
     <w:p>
@@ -16396,7 +16396,7 @@
           <w:sz w:val="16"/>
           <w:szCs w:val="16"/>
         </w:rPr>
-        <w:t xml:space="preserve">MOVING TOWARD TYPE 6 — THE LOYAL SKEPTIC</w:t>
+        <w:t xml:space="preserve">MOVING TOWARD TYPE 6 — THE QUESTIONER</w:t>
       </w:r>
     </w:p>
     <w:p>
@@ -19183,7 +19183,7 @@
           <w:sz w:val="34"/>
           <w:szCs w:val="34"/>
         </w:rPr>
-        <w:t xml:space="preserve">Type 4 — The Romantic</w:t>
+        <w:t xml:space="preserve">Type 4 — The Individualist</w:t>
       </w:r>
     </w:p>
     <w:p>
@@ -19982,7 +19982,7 @@
           <w:sz w:val="16"/>
           <w:szCs w:val="16"/>
         </w:rPr>
-        <w:t xml:space="preserve">TYPE 3 WING — THE ACHIEVER</w:t>
+        <w:t xml:space="preserve">TYPE 3 WING — THE PERFORMER</w:t>
       </w:r>
     </w:p>
     <w:p>
@@ -20190,7 +20190,7 @@
           <w:sz w:val="16"/>
           <w:szCs w:val="16"/>
         </w:rPr>
-        <w:t xml:space="preserve">MOVING TOWARD TYPE 1 — THE PERFECTIONIST</w:t>
+        <w:t xml:space="preserve">MOVING TOWARD TYPE 1 — THE IMPROVER</w:t>
       </w:r>
     </w:p>
     <w:p>
@@ -23785,7 +23785,7 @@
           <w:sz w:val="16"/>
           <w:szCs w:val="16"/>
         </w:rPr>
-        <w:t xml:space="preserve">TYPE 4 WING — THE ROMANTIC</w:t>
+        <w:t xml:space="preserve">TYPE 4 WING — THE INDIVIDUALIST</w:t>
       </w:r>
     </w:p>
     <w:p>
@@ -23849,7 +23849,7 @@
           <w:sz w:val="16"/>
           <w:szCs w:val="16"/>
         </w:rPr>
-        <w:t xml:space="preserve">TYPE 6 WING — THE LOYAL SKEPTIC</w:t>
+        <w:t xml:space="preserve">TYPE 6 WING — THE QUESTIONER</w:t>
       </w:r>
     </w:p>
     <w:p>
@@ -26780,7 +26780,7 @@
           <w:sz w:val="34"/>
           <w:szCs w:val="34"/>
         </w:rPr>
-        <w:t xml:space="preserve">Type 6 — The Loyal Skeptic</w:t>
+        <w:t xml:space="preserve">Type 6 — The Questioner</w:t>
       </w:r>
     </w:p>
     <w:p>
@@ -27705,7 +27705,7 @@
           <w:sz w:val="16"/>
           <w:szCs w:val="16"/>
         </w:rPr>
-        <w:t xml:space="preserve">MOVING TOWARD TYPE 3 — THE ACHIEVER</w:t>
+        <w:t xml:space="preserve">MOVING TOWARD TYPE 3 — THE PERFORMER</w:t>
       </w:r>
     </w:p>
     <w:p>
@@ -31355,7 +31355,7 @@
           <w:sz w:val="16"/>
           <w:szCs w:val="16"/>
         </w:rPr>
-        <w:t xml:space="preserve">TYPE 6 WING — THE LOYAL SKEPTIC</w:t>
+        <w:t xml:space="preserve">TYPE 6 WING — THE QUESTIONER</w:t>
       </w:r>
     </w:p>
     <w:p>
@@ -31499,7 +31499,7 @@
           <w:sz w:val="16"/>
           <w:szCs w:val="16"/>
         </w:rPr>
-        <w:t xml:space="preserve">MOVING TOWARD TYPE 1 — THE PERFECTIONIST</w:t>
+        <w:t xml:space="preserve">MOVING TOWARD TYPE 1 — THE IMPROVER</w:t>
       </w:r>
     </w:p>
     <w:p>

--- a/docs/step7-incoming/InsightOut_Static_Content_Library_v1_060526.docx
+++ b/docs/step7-incoming/InsightOut_Static_Content_Library_v1_060526.docx
@@ -34352,6 +34352,318 @@
     <w:p>
       <w:r>
         <w:br w:type="page"/>
+      </w:r>
+    </w:p>
+    <w:p>
+      <w:pPr>
+        <w:pStyle w:val="Heading1"/>
+      </w:pPr>
+      <w:r>
+        <w:t xml:space="preserve">GLOBAL STATIC CONTENT</w:t>
+      </w:r>
+    </w:p>
+    <w:p>
+      <w:pPr>
+        <w:pStyle w:val="Normal"/>
+      </w:pPr>
+      <w:r>
+        <w:t xml:space="preserve">WELCOME BODY</w:t>
+      </w:r>
+    </w:p>
+    <w:p>
+      <w:pPr>
+        <w:pStyle w:val="Normal"/>
+      </w:pPr>
+      <w:r>
+        <w:t xml:space="preserve">You just did something most people never do. You took the time to look inward. That’s not a small thing. Whether you’re here because a coach recommended this, a colleague forwarded it, or you simply got curious and we’re glad you showed up!</w:t>
+      </w:r>
+    </w:p>
+    <w:p>
+      <w:pPr>
+        <w:pStyle w:val="Normal"/>
+      </w:pPr>
+      <w:r>
+        <w:t xml:space="preserve">What you’re holding is a hypothesis about your personality — specifically, a map of what drives you, how you see the world, and why you do the things you do. It’s built from how you responded to the InsightOut Assessment, and it’s designed to be a starting point, not a final word.</w:t>
+      </w:r>
+    </w:p>
+    <w:p>
+      <w:pPr>
+        <w:pStyle w:val="Normal"/>
+      </w:pPr>
+      <w:r>
+        <w:t xml:space="preserve">This report is organized as a journey: first, a brief introduction to the Enneagram system itself, then a deep dive into the pattern your responses point to most strongly. Along the way we’ll also introduce a secondary hypothesis — another pattern worth exploring with a coach.</w:t>
+      </w:r>
+    </w:p>
+    <w:p>
+      <w:pPr>
+        <w:pStyle w:val="Normal"/>
+      </w:pPr>
+      <w:r>
+        <w:t xml:space="preserve">There’s no perfect outcome here. The goal isn’t to be “typed correctly” — it’s to see yourself a little more clearly, and to have a richer conversation with whoever helps you go deeper.</w:t>
+      </w:r>
+    </w:p>
+    <w:p>
+      <w:pPr>
+        <w:pStyle w:val="Normal"/>
+      </w:pPr>
+      <w:r>
+        <w:t xml:space="preserve">We hope it lands!</w:t>
+      </w:r>
+    </w:p>
+    <w:p>
+      <w:pPr>
+        <w:pStyle w:val="Normal"/>
+      </w:pPr>
+      <w:r>
+        <w:t xml:space="preserve">You are the final authority on your own type. If something in here resonates deeply, wonderful — that’s the recognition we’re going for. If something doesn’t quite fit, that’s useful information too. Hold all of it lightly, and stay curious.</w:t>
+      </w:r>
+    </w:p>
+    <w:p>
+      <w:pPr>
+        <w:pStyle w:val="Normal"/>
+      </w:pPr>
+      <w:r>
+        <w:t xml:space="preserve">ENNEAGRAM PRIMER INTRO</w:t>
+      </w:r>
+    </w:p>
+    <w:p>
+      <w:pPr>
+        <w:pStyle w:val="Normal"/>
+      </w:pPr>
+      <w:r>
+        <w:t xml:space="preserve">The Enneagram is a dynamic system that describes nine distinct ways of being in the world — nine strategies, shaped early in life, for how to get what we need, stay safe, and belong. Each type is anchored by a core worldview and a deep motivational drive that shapes everything: how we think, what we feel, and how we act.</w:t>
+      </w:r>
+    </w:p>
+    <w:p>
+      <w:pPr>
+        <w:pStyle w:val="Normal"/>
+      </w:pPr>
+      <w:r>
+        <w:t xml:space="preserve">Understanding your type isn’t about putting yourself in a box. It’s about seeing the pattern clearly enough that you have a choice about it.</w:t>
+      </w:r>
+    </w:p>
+    <w:p>
+      <w:pPr>
+        <w:pStyle w:val="Normal"/>
+      </w:pPr>
+      <w:r>
+        <w:t xml:space="preserve">ENNEAGRAM PRIMER SCAN LINE</w:t>
+      </w:r>
+    </w:p>
+    <w:p>
+      <w:pPr>
+        <w:pStyle w:val="Normal"/>
+      </w:pPr>
+      <w:r>
+        <w:t xml:space="preserve">As you read, notice which descriptions pull at you — even slightly. That’s the Enneagram beginning to work.</w:t>
+      </w:r>
+    </w:p>
+    <w:p>
+      <w:pPr>
+        <w:pStyle w:val="Normal"/>
+      </w:pPr>
+      <w:r>
+        <w:t xml:space="preserve">ENNEAGRAM PRIMER PILLARS</w:t>
+      </w:r>
+    </w:p>
+    <w:p>
+      <w:pPr>
+        <w:pStyle w:val="Normal"/>
+      </w:pPr>
+      <w:r>
+        <w:t xml:space="preserve">Dynamic | A map of how you move, not just where you sit.</w:t>
+      </w:r>
+    </w:p>
+    <w:p>
+      <w:pPr>
+        <w:pStyle w:val="Normal"/>
+      </w:pPr>
+      <w:r>
+        <w:t xml:space="preserve">Motivational | Driven by your deeper “why”, not just what you do.</w:t>
+      </w:r>
+    </w:p>
+    <w:p>
+      <w:pPr>
+        <w:pStyle w:val="Normal"/>
+      </w:pPr>
+      <w:r>
+        <w:t xml:space="preserve">Relational | A lens to see yourself and everyone around you.</w:t>
+      </w:r>
+    </w:p>
+    <w:p>
+      <w:pPr>
+        <w:pStyle w:val="Normal"/>
+      </w:pPr>
+      <w:r>
+        <w:t xml:space="preserve">ENNEAGRAM PRIMER NINE TYPES</w:t>
+      </w:r>
+    </w:p>
+    <w:p>
+      <w:pPr>
+        <w:pStyle w:val="Normal"/>
+      </w:pPr>
+      <w:r>
+        <w:t xml:space="preserve">8 | Body | The Protector | Sees a world where only the strong protect the weak. Motivated to assert strength and guard against injustice. Attention goes to power dynamics and who needs protecting. | Strength, advocacy, courage</w:t>
+      </w:r>
+    </w:p>
+    <w:p>
+      <w:pPr>
+        <w:pStyle w:val="Normal"/>
+      </w:pPr>
+      <w:r>
+        <w:t xml:space="preserve">2 | Heart | The Giver | Sees a world where love is earned through service. Motivated to be needed and seen as caring. Attention goes to others’ needs and relationship dynamics. | Warmth, attunement, deep care</w:t>
+      </w:r>
+    </w:p>
+    <w:p>
+      <w:pPr>
+        <w:pStyle w:val="Normal"/>
+      </w:pPr>
+      <w:r>
+        <w:t xml:space="preserve">5 | Head | The Observer | Sees a world that is overwhelming and intrusive. Motivated to be competent and self-sufficient. Attention goes to ideas, concepts, and conserving energy. | Clarity, insight, objectivity</w:t>
+      </w:r>
+    </w:p>
+    <w:p>
+      <w:pPr>
+        <w:pStyle w:val="Normal"/>
+      </w:pPr>
+      <w:r>
+        <w:t xml:space="preserve">1 | Body | The Improver | Sees a world that falls short of what it could be. Motivated to be good, principled, and beyond criticism. Attention goes to what’s wrong or is broken. | Integrity, discernment, high standards</w:t>
+      </w:r>
+    </w:p>
+    <w:p>
+      <w:pPr>
+        <w:pStyle w:val="Normal"/>
+      </w:pPr>
+      <w:r>
+        <w:t xml:space="preserve">4 | Heart | The Individualist | Sees a world with infinite depth but always something missing. Motivated to be authentic and deeply known. Attention goes to what’s absent or lacking. | Depth, originality, emotional honesty</w:t>
+      </w:r>
+    </w:p>
+    <w:p>
+      <w:pPr>
+        <w:pStyle w:val="Normal"/>
+      </w:pPr>
+      <w:r>
+        <w:t xml:space="preserve">7 | Head | The Enthusiast | Sees a world full of possibility, threatened by limitation and pain. Motivated to stay free and experience life fully. Attention goes to options and what’s next. | Possibility, joy, generative energy</w:t>
+      </w:r>
+    </w:p>
+    <w:p>
+      <w:pPr>
+        <w:pStyle w:val="Normal"/>
+      </w:pPr>
+      <w:r>
+        <w:t xml:space="preserve">9 | Body | The Peacemaker | Sees a world with underlying unity that conflict threatens. Motivated to maintain harmony and avoid disconnection. Attention goes to others’ perspectives and seeking common ground. | Inclusion, steadiness, presence</w:t>
+      </w:r>
+    </w:p>
+    <w:p>
+      <w:pPr>
+        <w:pStyle w:val="Normal"/>
+      </w:pPr>
+      <w:r>
+        <w:t xml:space="preserve">3 | Heart | The Performer | Sees a world that rewards results. Motivated to achieve and be recognized as valuable. Attention goes to goals, image, and how others perceive them. | Drive, adaptability, inspiring</w:t>
+      </w:r>
+    </w:p>
+    <w:p>
+      <w:pPr>
+        <w:pStyle w:val="Normal"/>
+      </w:pPr>
+      <w:r>
+        <w:t xml:space="preserve">6 | Head | The Questioner | Sees a world that is unpredictable and unsafe. Motivated by security, trust, and preparedness. Attention goes to potential threats and who can be counted on. | Loyalty, foresight, fierce commitment</w:t>
+      </w:r>
+    </w:p>
+    <w:p>
+      <w:pPr>
+        <w:pStyle w:val="Normal"/>
+      </w:pPr>
+      <w:r>
+        <w:t xml:space="preserve">ENNEAGRAM PRIMER FOOTER</w:t>
+      </w:r>
+    </w:p>
+    <w:p>
+      <w:pPr>
+        <w:pStyle w:val="Normal"/>
+      </w:pPr>
+      <w:r>
+        <w:t xml:space="preserve">We each have access to all Enneagram types AND one of these nine patterns is your home base. Keep reading to find out which type your responses pointed to most clearly.</w:t>
+      </w:r>
+    </w:p>
+    <w:p>
+      <w:pPr>
+        <w:pStyle w:val="Normal"/>
+      </w:pPr>
+      <w:r>
+        <w:t xml:space="preserve">WINGS PRIMER</w:t>
+      </w:r>
+    </w:p>
+    <w:p>
+      <w:pPr>
+        <w:pStyle w:val="Normal"/>
+      </w:pPr>
+      <w:r>
+        <w:t xml:space="preserve">Wings are the two types adjacent to your core type. They flavor how your core pattern shows up — not changing who you are, but adding texture. Most people lean toward one wing; some experience both equally.</w:t>
+      </w:r>
+    </w:p>
+    <w:p>
+      <w:pPr>
+        <w:pStyle w:val="Normal"/>
+      </w:pPr>
+      <w:r>
+        <w:t xml:space="preserve">LINES PRIMER</w:t>
+      </w:r>
+    </w:p>
+    <w:p>
+      <w:pPr>
+        <w:pStyle w:val="Normal"/>
+      </w:pPr>
+      <w:r>
+        <w:t xml:space="preserve">Each type has two resource points connected by lines on the diagram. Your stress point is the type your energy moves toward under pressure — often showing up as uncharacteristic behavior. Your security point is where you go when you feel safe and in flow. Awareness of these movements gives you choice about how to work with them.</w:t>
+      </w:r>
+    </w:p>
+    <w:p>
+      <w:pPr>
+        <w:pStyle w:val="Normal"/>
+      </w:pPr>
+      <w:r>
+        <w:t xml:space="preserve">INSTINCT PRIMER</w:t>
+      </w:r>
+    </w:p>
+    <w:p>
+      <w:pPr>
+        <w:pStyle w:val="Normal"/>
+      </w:pPr>
+      <w:r>
+        <w:t xml:space="preserve">Alongside your core type, you have a dominant instinct — one of three innate drives that shape where your survival energy goes first. All three instincts are present in everyone, but one tends to run the show. Understanding your dominant instinct helps explain why two people of the same type can look quite different in practice.</w:t>
+      </w:r>
+    </w:p>
+    <w:p>
+      <w:pPr>
+        <w:pStyle w:val="Normal"/>
+      </w:pPr>
+      <w:r>
+        <w:t xml:space="preserve">INSTINCT DEFINITIONS</w:t>
+      </w:r>
+    </w:p>
+    <w:p>
+      <w:pPr>
+        <w:pStyle w:val="Normal"/>
+      </w:pPr>
+      <w:r>
+        <w:t xml:space="preserve">SP | Self-Preservation | Focused on safety, comfort, health, and the practical resources of daily life. SP energy goes toward securing what you need — physically, materially, and in terms of personal wellbeing.</w:t>
+      </w:r>
+    </w:p>
+    <w:p>
+      <w:pPr>
+        <w:pStyle w:val="Normal"/>
+      </w:pPr>
+      <w:r>
+        <w:t xml:space="preserve">SO | Social | Focused on belonging, group dynamics, and your place within a community. SO energy goes toward alliances, fairness, collective causes, and knowing where you stand in relation to others.</w:t>
+      </w:r>
+    </w:p>
+    <w:p>
+      <w:pPr>
+        <w:pStyle w:val="Normal"/>
+      </w:pPr>
+      <w:r>
+        <w:t xml:space="preserve">SX | One-to-One | Focused on deep, intense connection with specific people or experiences. SX energy goes toward chemistry, magnetism, and the quality of individual bonds — what makes a person or experience come alive.</w:t>
       </w:r>
     </w:p>
     <w:sectPr>

--- a/docs/step7-incoming/InsightOut_Static_Content_Library_v1_060526.docx
+++ b/docs/step7-incoming/InsightOut_Static_Content_Library_v1_060526.docx
@@ -1109,7 +1109,7 @@
           <w:sz w:val="20"/>
           <w:szCs w:val="20"/>
         </w:rPr>
-        <w:t xml:space="preserve">Under significant pressure, Eights can shift toward Five energy — becoming more withdrawn, cerebral, and detached. The usual forward-moving force goes quiet; instead there's retreat into the mind and a preference for observation over action. Noticed early, it's a signal to slow down and tend to what's happening underneath.</w:t>
+        <w:t xml:space="preserve">Under significant pressure, Eights can shift toward Five energy — becoming more withdrawn, cerebral, and detached. The usual forward-moving force goes quiet; instead there's retreat into the mind and a preference for observation over action. When noticed early, it's a signal to slow down and tend to what's happening underneath.</w:t>
       </w:r>
     </w:p>
     <w:p>
@@ -2817,26 +2817,26 @@
           <w:sz w:val="20"/>
           <w:szCs w:val="20"/>
         </w:rPr>
-        <w:t xml:space="preserve">Strategic and patient before acting — reads the landscape carefully and moves when the moment is right.</w:t>
-      </w:r>
-    </w:p>
-    <w:p>
-      <w:pPr>
-        <w:pStyle w:val="ListParagraph"/>
-        <w:numPr>
-          <w:ilvl w:val="0"/>
-          <w:numId w:val="2"/>
-        </w:numPr>
-        <w:spacing w:after="60"/>
-      </w:pPr>
-      <w:r>
-        <w:rPr>
-          <w:rFonts w:ascii="Arial" w:cs="Arial" w:eastAsia="Arial" w:hAnsi="Arial"/>
-          <w:color w:val="404040"/>
-          <w:sz w:val="20"/>
-          <w:szCs w:val="20"/>
-        </w:rPr>
-        <w:t xml:space="preserve">Loyalty to the inner circle is a fixed variable; threat to it activates the full Eight response immediately.</w:t>
+        <w:t xml:space="preserve">Strategic and patient before acting and moves when the moment is right.</w:t>
+      </w:r>
+    </w:p>
+    <w:p>
+      <w:pPr>
+        <w:pStyle w:val="ListParagraph"/>
+        <w:numPr>
+          <w:ilvl w:val="0"/>
+          <w:numId w:val="2"/>
+        </w:numPr>
+        <w:spacing w:after="60"/>
+      </w:pPr>
+      <w:r>
+        <w:rPr>
+          <w:rFonts w:ascii="Arial" w:cs="Arial" w:eastAsia="Arial" w:hAnsi="Arial"/>
+          <w:color w:val="404040"/>
+          <w:sz w:val="20"/>
+          <w:szCs w:val="20"/>
+        </w:rPr>
+        <w:t xml:space="preserve">Protects their inner circle and any thread to it activates the full Eight response immediately.</w:t>
       </w:r>
     </w:p>
     <w:p>
@@ -2867,60 +2867,59 @@
       <w:r>
         <w:rPr>
           <w:rFonts w:ascii="Arial" w:cs="Arial" w:eastAsia="Arial" w:hAnsi="Arial"/>
-          <w:b/>
-          <w:bCs/>
-          <w:color w:val="404040"/>
-          <w:sz w:val="20"/>
-          <w:szCs w:val="20"/>
-        </w:rPr>
-        <w:t xml:space="preserve">Anger is present but more contained —</w:t>
-      </w:r>
-      <w:r>
-        <w:rPr>
-          <w:rFonts w:ascii="Arial" w:cs="Arial" w:eastAsia="Arial" w:hAnsi="Arial"/>
-          <w:color w:val="404040"/>
-          <w:sz w:val="20"/>
-          <w:szCs w:val="20"/>
-        </w:rPr>
-        <w:t xml:space="preserve"> less likely to erupt publicly, more likely to emerge with force when the line is crossed.</w:t>
-      </w:r>
-    </w:p>
-    <w:p>
-      <w:pPr>
-        <w:pStyle w:val="ListParagraph"/>
-        <w:numPr>
-          <w:ilvl w:val="0"/>
-          <w:numId w:val="2"/>
-        </w:numPr>
-        <w:spacing w:after="60"/>
-      </w:pPr>
-      <w:r>
-        <w:rPr>
-          <w:rFonts w:ascii="Arial" w:cs="Arial" w:eastAsia="Arial" w:hAnsi="Arial"/>
-          <w:color w:val="404040"/>
-          <w:sz w:val="20"/>
-          <w:szCs w:val="20"/>
-        </w:rPr>
-        <w:t xml:space="preserve">Vulnerability is tightly guarded — shared with almost no one, and only after sustained trust has been built.</w:t>
-      </w:r>
-    </w:p>
-    <w:p>
-      <w:pPr>
-        <w:pStyle w:val="ListParagraph"/>
-        <w:numPr>
-          <w:ilvl w:val="0"/>
-          <w:numId w:val="2"/>
-        </w:numPr>
-        <w:spacing w:after="60"/>
-      </w:pPr>
-      <w:r>
-        <w:rPr>
-          <w:rFonts w:ascii="Arial" w:cs="Arial" w:eastAsia="Arial" w:hAnsi="Arial"/>
-          <w:color w:val="404040"/>
-          <w:sz w:val="20"/>
-          <w:szCs w:val="20"/>
-        </w:rPr>
-        <w:t xml:space="preserve">Tenderness toward the inner circle can be fierce and genuine, even if it's rarely visible to anyone outside it.</w:t>
+          <w:bCs/>
+          <w:color w:val="404040"/>
+          <w:sz w:val="20"/>
+          <w:szCs w:val="20"/>
+        </w:rPr>
+        <w:t xml:space="preserve">Anger is present but more contained and they are less likely to erupt publicly when a line is crossed.</w:t>
+      </w:r>
+      <w:r>
+        <w:rPr>
+          <w:rFonts w:ascii="Arial" w:cs="Arial" w:eastAsia="Arial" w:hAnsi="Arial"/>
+          <w:color w:val="404040"/>
+          <w:sz w:val="20"/>
+          <w:szCs w:val="20"/>
+        </w:rPr>
+        <w:t xml:space="preserve"/>
+      </w:r>
+    </w:p>
+    <w:p>
+      <w:pPr>
+        <w:pStyle w:val="ListParagraph"/>
+        <w:numPr>
+          <w:ilvl w:val="0"/>
+          <w:numId w:val="2"/>
+        </w:numPr>
+        <w:spacing w:after="60"/>
+      </w:pPr>
+      <w:r>
+        <w:rPr>
+          <w:rFonts w:ascii="Arial" w:cs="Arial" w:eastAsia="Arial" w:hAnsi="Arial"/>
+          <w:color w:val="404040"/>
+          <w:sz w:val="20"/>
+          <w:szCs w:val="20"/>
+        </w:rPr>
+        <w:t xml:space="preserve">Vulnerability is tightly guarded but shared more freely once trust has been built.</w:t>
+      </w:r>
+    </w:p>
+    <w:p>
+      <w:pPr>
+        <w:pStyle w:val="ListParagraph"/>
+        <w:numPr>
+          <w:ilvl w:val="0"/>
+          <w:numId w:val="2"/>
+        </w:numPr>
+        <w:spacing w:after="60"/>
+      </w:pPr>
+      <w:r>
+        <w:rPr>
+          <w:rFonts w:ascii="Arial" w:cs="Arial" w:eastAsia="Arial" w:hAnsi="Arial"/>
+          <w:color w:val="404040"/>
+          <w:sz w:val="20"/>
+          <w:szCs w:val="20"/>
+        </w:rPr>
+        <w:t xml:space="preserve">Tenderness is reserved for their inner circle and can be fierce and genuine.</w:t>
       </w:r>
     </w:p>
     <w:p>
@@ -2966,7 +2965,7 @@
           <w:sz w:val="20"/>
           <w:szCs w:val="20"/>
         </w:rPr>
-        <w:t xml:space="preserve"> sizing things up before engaging.</w:t>
+        <w:t xml:space="preserve"> sizes things up before engaging.</w:t>
       </w:r>
     </w:p>
     <w:p>
@@ -3004,7 +3003,7 @@
           <w:sz w:val="20"/>
           <w:szCs w:val="20"/>
         </w:rPr>
-        <w:t xml:space="preserve">Can appear reserved or self-contained in ways that look more like Type 5 than the classic Eight — until a line is crossed.</w:t>
+        <w:t xml:space="preserve">Can appear reserved or self-contained like Type 5 — until a line is crossed.</w:t>
       </w:r>
     </w:p>
     <w:p>
@@ -3157,7 +3156,7 @@
           <w:sz w:val="20"/>
           <w:szCs w:val="20"/>
         </w:rPr>
-        <w:t xml:space="preserve">Social Eights redirect Eight energy outward — toward a group, a cause, or a fight that matters. They take a leadership role on behalf of those who can't protect themselves, and their loyalty to people and principles runs deep. They're often the least recognizably “Eight” in a room, because their power is in service of something larger than themselves. What drives this isn't altruism — it's a felt sense of moral weight.</w:t>
+        <w:t xml:space="preserve">Social Eights redirect Eight energy outward — toward a group, a cause, or a fight that matters. They take a leadership role on behalf of those who can’t protect themselves, and their loyalty to people and principles runs deep. What drives this is a felt sense of moral weight as opposed to altruism.</w:t>
       </w:r>
     </w:p>
     <w:p>
@@ -3173,7 +3172,7 @@
           <w:sz w:val="20"/>
           <w:szCs w:val="20"/>
         </w:rPr>
-        <w:t xml:space="preserve">The Social Eight is the countertype within Type 8, which means the classic confrontational, dominating image fits less cleanly here. The anger is organized around the group's welfare, not personal power, and the force is directed outward toward injustice. This can make Social Eights read more like a Type Two or Type Six from the outside, particularly in their warmth toward allies and their collaborative instinct when the cause is at stake.</w:t>
+        <w:t xml:space="preserve">The Social Eight is the countertype of Type 8, which means the classic confrontational, dominating image fits less cleanly here. The anger is organized around the group’s welfare, not personal power, and the force is directed outward toward injustice. This can make Social Eights read more like a Type Two or Type Six from the outside.</w:t>
       </w:r>
     </w:p>
     <w:p>
@@ -3235,45 +3234,45 @@
           <w:sz w:val="20"/>
           <w:szCs w:val="20"/>
         </w:rPr>
-        <w:t xml:space="preserve"> who has power, who's being marginalized, where the system is failing people.</w:t>
-      </w:r>
-    </w:p>
-    <w:p>
-      <w:pPr>
-        <w:pStyle w:val="ListParagraph"/>
-        <w:numPr>
-          <w:ilvl w:val="0"/>
-          <w:numId w:val="2"/>
-        </w:numPr>
-        <w:spacing w:after="60"/>
-      </w:pPr>
-      <w:r>
-        <w:rPr>
-          <w:rFonts w:ascii="Arial" w:cs="Arial" w:eastAsia="Arial" w:hAnsi="Arial"/>
-          <w:color w:val="404040"/>
-          <w:sz w:val="20"/>
-          <w:szCs w:val="20"/>
-        </w:rPr>
-        <w:t xml:space="preserve">Strategic about choosing fights: Social Eights know too much conflict exhausts the cause, so they pick carefully.</w:t>
-      </w:r>
-    </w:p>
-    <w:p>
-      <w:pPr>
-        <w:pStyle w:val="ListParagraph"/>
-        <w:numPr>
-          <w:ilvl w:val="0"/>
-          <w:numId w:val="2"/>
-        </w:numPr>
-        <w:spacing w:after="60"/>
-      </w:pPr>
-      <w:r>
-        <w:rPr>
-          <w:rFonts w:ascii="Arial" w:cs="Arial" w:eastAsia="Arial" w:hAnsi="Arial"/>
-          <w:color w:val="404040"/>
-          <w:sz w:val="20"/>
-          <w:szCs w:val="20"/>
-        </w:rPr>
-        <w:t xml:space="preserve">Loyalty creates blind spots — strong trust in allies can make it harder to see where those same people fall short.</w:t>
+        <w:t xml:space="preserve"> who has power, who’s being marginalized, where the system is failing people.</w:t>
+      </w:r>
+    </w:p>
+    <w:p>
+      <w:pPr>
+        <w:pStyle w:val="ListParagraph"/>
+        <w:numPr>
+          <w:ilvl w:val="0"/>
+          <w:numId w:val="2"/>
+        </w:numPr>
+        <w:spacing w:after="60"/>
+      </w:pPr>
+      <w:r>
+        <w:rPr>
+          <w:rFonts w:ascii="Arial" w:cs="Arial" w:eastAsia="Arial" w:hAnsi="Arial"/>
+          <w:color w:val="404040"/>
+          <w:sz w:val="20"/>
+          <w:szCs w:val="20"/>
+        </w:rPr>
+        <w:t xml:space="preserve">Strategic about choosing fights; they pick their spots carefully.</w:t>
+      </w:r>
+    </w:p>
+    <w:p>
+      <w:pPr>
+        <w:pStyle w:val="ListParagraph"/>
+        <w:numPr>
+          <w:ilvl w:val="0"/>
+          <w:numId w:val="2"/>
+        </w:numPr>
+        <w:spacing w:after="60"/>
+      </w:pPr>
+      <w:r>
+        <w:rPr>
+          <w:rFonts w:ascii="Arial" w:cs="Arial" w:eastAsia="Arial" w:hAnsi="Arial"/>
+          <w:color w:val="404040"/>
+          <w:sz w:val="20"/>
+          <w:szCs w:val="20"/>
+        </w:rPr>
+        <w:t xml:space="preserve">Loyalty to the group creates blind spots and can obscure where people fall short in their eyes.</w:t>
       </w:r>
     </w:p>
     <w:p>
@@ -3319,45 +3318,45 @@
           <w:sz w:val="20"/>
           <w:szCs w:val="20"/>
         </w:rPr>
-        <w:t xml:space="preserve"> organized around the group's welfare, not personal grievance.</w:t>
-      </w:r>
-    </w:p>
-    <w:p>
-      <w:pPr>
-        <w:pStyle w:val="ListParagraph"/>
-        <w:numPr>
-          <w:ilvl w:val="0"/>
-          <w:numId w:val="2"/>
-        </w:numPr>
-        <w:spacing w:after="60"/>
-      </w:pPr>
-      <w:r>
-        <w:rPr>
-          <w:rFonts w:ascii="Arial" w:cs="Arial" w:eastAsia="Arial" w:hAnsi="Arial"/>
-          <w:color w:val="404040"/>
-          <w:sz w:val="20"/>
-          <w:szCs w:val="20"/>
-        </w:rPr>
-        <w:t xml:space="preserve">The forgiveness/justice tension is real and recurring: when the cause is harmed, the pull toward accountability can be hard to release.</w:t>
-      </w:r>
-    </w:p>
-    <w:p>
-      <w:pPr>
-        <w:pStyle w:val="ListParagraph"/>
-        <w:numPr>
-          <w:ilvl w:val="0"/>
-          <w:numId w:val="2"/>
-        </w:numPr>
-        <w:spacing w:after="60"/>
-      </w:pPr>
-      <w:r>
-        <w:rPr>
-          <w:rFonts w:ascii="Arial" w:cs="Arial" w:eastAsia="Arial" w:hAnsi="Arial"/>
-          <w:color w:val="404040"/>
-          <w:sz w:val="20"/>
-          <w:szCs w:val="20"/>
-        </w:rPr>
-        <w:t xml:space="preserve">Tenderness is reserved for a short, trusted inner circle — most relational energy flows outward, toward the cause.</w:t>
+        <w:t xml:space="preserve"> organized around the group’s welfare, not personal grievance.</w:t>
+      </w:r>
+    </w:p>
+    <w:p>
+      <w:pPr>
+        <w:pStyle w:val="ListParagraph"/>
+        <w:numPr>
+          <w:ilvl w:val="0"/>
+          <w:numId w:val="2"/>
+        </w:numPr>
+        <w:spacing w:after="60"/>
+      </w:pPr>
+      <w:r>
+        <w:rPr>
+          <w:rFonts w:ascii="Arial" w:cs="Arial" w:eastAsia="Arial" w:hAnsi="Arial"/>
+          <w:color w:val="404040"/>
+          <w:sz w:val="20"/>
+          <w:szCs w:val="20"/>
+        </w:rPr>
+        <w:t xml:space="preserve">The forgiveness/justice tension is real and recurring. The pull toward accountability can be hard to release.</w:t>
+      </w:r>
+    </w:p>
+    <w:p>
+      <w:pPr>
+        <w:pStyle w:val="ListParagraph"/>
+        <w:numPr>
+          <w:ilvl w:val="0"/>
+          <w:numId w:val="2"/>
+        </w:numPr>
+        <w:spacing w:after="60"/>
+      </w:pPr>
+      <w:r>
+        <w:rPr>
+          <w:rFonts w:ascii="Arial" w:cs="Arial" w:eastAsia="Arial" w:hAnsi="Arial"/>
+          <w:color w:val="404040"/>
+          <w:sz w:val="20"/>
+          <w:szCs w:val="20"/>
+        </w:rPr>
+        <w:t xml:space="preserve">Tenderness is reserved and flows outward towards a small, trusted inner circle.</w:t>
       </w:r>
     </w:p>
     <w:p>
@@ -3388,60 +3387,59 @@
       <w:r>
         <w:rPr>
           <w:rFonts w:ascii="Arial" w:cs="Arial" w:eastAsia="Arial" w:hAnsi="Arial"/>
-          <w:b/>
-          <w:bCs/>
-          <w:color w:val="404040"/>
-          <w:sz w:val="20"/>
-          <w:szCs w:val="20"/>
-        </w:rPr>
-        <w:t xml:space="preserve">Leads naturally in group settings —</w:t>
-      </w:r>
-      <w:r>
-        <w:rPr>
-          <w:rFonts w:ascii="Arial" w:cs="Arial" w:eastAsia="Arial" w:hAnsi="Arial"/>
-          <w:color w:val="404040"/>
-          <w:sz w:val="20"/>
-          <w:szCs w:val="20"/>
-        </w:rPr>
-        <w:t xml:space="preserve"> empowers others, organizes toward a goal, confronts unjust authority directly.</w:t>
-      </w:r>
-    </w:p>
-    <w:p>
-      <w:pPr>
-        <w:pStyle w:val="ListParagraph"/>
-        <w:numPr>
-          <w:ilvl w:val="0"/>
-          <w:numId w:val="2"/>
-        </w:numPr>
-        <w:spacing w:after="60"/>
-      </w:pPr>
-      <w:r>
-        <w:rPr>
-          <w:rFonts w:ascii="Arial" w:cs="Arial" w:eastAsia="Arial" w:hAnsi="Arial"/>
-          <w:color w:val="404040"/>
-          <w:sz w:val="20"/>
-          <w:szCs w:val="20"/>
-        </w:rPr>
-        <w:t xml:space="preserve">Reads as principle-driven rather than power-driven, which can make the Eight structure less visible — even to themselves.</w:t>
-      </w:r>
-    </w:p>
-    <w:p>
-      <w:pPr>
-        <w:pStyle w:val="ListParagraph"/>
-        <w:numPr>
-          <w:ilvl w:val="0"/>
-          <w:numId w:val="2"/>
-        </w:numPr>
-        <w:spacing w:after="60"/>
-      </w:pPr>
-      <w:r>
-        <w:rPr>
-          <w:rFonts w:ascii="Arial" w:cs="Arial" w:eastAsia="Arial" w:hAnsi="Arial"/>
-          <w:color w:val="404040"/>
-          <w:sz w:val="20"/>
-          <w:szCs w:val="20"/>
-        </w:rPr>
-        <w:t xml:space="preserve">Personal needs tend to go unattended: the cause comes first, and intimacy gets less of the available energy.</w:t>
+          <w:bCs/>
+          <w:color w:val="404040"/>
+          <w:sz w:val="20"/>
+          <w:szCs w:val="20"/>
+        </w:rPr>
+        <w:t xml:space="preserve">Leads naturally in group settings. Empowers others, organizes toward a goal, confronts unjust authority directly.</w:t>
+      </w:r>
+      <w:r>
+        <w:rPr>
+          <w:rFonts w:ascii="Arial" w:cs="Arial" w:eastAsia="Arial" w:hAnsi="Arial"/>
+          <w:color w:val="404040"/>
+          <w:sz w:val="20"/>
+          <w:szCs w:val="20"/>
+        </w:rPr>
+        <w:t xml:space="preserve"/>
+      </w:r>
+    </w:p>
+    <w:p>
+      <w:pPr>
+        <w:pStyle w:val="ListParagraph"/>
+        <w:numPr>
+          <w:ilvl w:val="0"/>
+          <w:numId w:val="2"/>
+        </w:numPr>
+        <w:spacing w:after="60"/>
+      </w:pPr>
+      <w:r>
+        <w:rPr>
+          <w:rFonts w:ascii="Arial" w:cs="Arial" w:eastAsia="Arial" w:hAnsi="Arial"/>
+          <w:color w:val="404040"/>
+          <w:sz w:val="20"/>
+          <w:szCs w:val="20"/>
+        </w:rPr>
+        <w:t xml:space="preserve">Occurs as principle-driven rather than power-driven, obscuring typical Type 8 tendencies.</w:t>
+      </w:r>
+    </w:p>
+    <w:p>
+      <w:pPr>
+        <w:pStyle w:val="ListParagraph"/>
+        <w:numPr>
+          <w:ilvl w:val="0"/>
+          <w:numId w:val="2"/>
+        </w:numPr>
+        <w:spacing w:after="60"/>
+      </w:pPr>
+      <w:r>
+        <w:rPr>
+          <w:rFonts w:ascii="Arial" w:cs="Arial" w:eastAsia="Arial" w:hAnsi="Arial"/>
+          <w:color w:val="404040"/>
+          <w:sz w:val="20"/>
+          <w:szCs w:val="20"/>
+        </w:rPr>
+        <w:t xml:space="preserve">Personal needs tend to go unattended and less energy goes to intimacy.</w:t>
       </w:r>
     </w:p>
     <w:p>
@@ -3610,7 +3608,7 @@
           <w:sz w:val="20"/>
           <w:szCs w:val="20"/>
         </w:rPr>
-        <w:t xml:space="preserve">There's a paradox at the heart of this subtype. The SX Eight projects enormous force — commanding, rebellious, possessive — but underneath is a longing to surrender, to trust completely, to find someone who can hold the full force of who they are without flinching. This is the classic Eight image, so it's often recognized readily. What's easy to miss is the yearning underneath — rarely visible, rarely expressed.</w:t>
+        <w:t xml:space="preserve">There’s a paradox at the heart of this subtype. The SX Eight projects enormous force — commanding, rebellious, possessive — but underneath is a longing to surrender, to trust completely, to find someone who can hold their full force without flinching. What’s easy to miss is the yearning underneath — rarely visible, rarely expressed.</w:t>
       </w:r>
     </w:p>
     <w:p>
@@ -3672,45 +3670,45 @@
           <w:sz w:val="20"/>
           <w:szCs w:val="20"/>
         </w:rPr>
-        <w:t xml:space="preserve"> their loyalty, their capacity to handle your full presence, whether the connection is alive or dead.</w:t>
-      </w:r>
-    </w:p>
-    <w:p>
-      <w:pPr>
-        <w:pStyle w:val="ListParagraph"/>
-        <w:numPr>
-          <w:ilvl w:val="0"/>
-          <w:numId w:val="2"/>
-        </w:numPr>
-        <w:spacing w:after="60"/>
-      </w:pPr>
-      <w:r>
-        <w:rPr>
-          <w:rFonts w:ascii="Arial" w:cs="Arial" w:eastAsia="Arial" w:hAnsi="Arial"/>
-          <w:color w:val="404040"/>
-          <w:sz w:val="20"/>
-          <w:szCs w:val="20"/>
-        </w:rPr>
-        <w:t xml:space="preserve">Highly attuned to power within relationships: who's giving, who's withholding, whether the connection is real or performed.</w:t>
-      </w:r>
-    </w:p>
-    <w:p>
-      <w:pPr>
-        <w:pStyle w:val="ListParagraph"/>
-        <w:numPr>
-          <w:ilvl w:val="0"/>
-          <w:numId w:val="2"/>
-        </w:numPr>
-        <w:spacing w:after="60"/>
-      </w:pPr>
-      <w:r>
-        <w:rPr>
-          <w:rFonts w:ascii="Arial" w:cs="Arial" w:eastAsia="Arial" w:hAnsi="Arial"/>
-          <w:color w:val="404040"/>
-          <w:sz w:val="20"/>
-          <w:szCs w:val="20"/>
-        </w:rPr>
-        <w:t xml:space="preserve">Provocation can be intentional — testing others' capacity to stay present rather than flinch or accommodate.</w:t>
+        <w:t xml:space="preserve"> their loyalty and the intensity of the connection.</w:t>
+      </w:r>
+    </w:p>
+    <w:p>
+      <w:pPr>
+        <w:pStyle w:val="ListParagraph"/>
+        <w:numPr>
+          <w:ilvl w:val="0"/>
+          <w:numId w:val="2"/>
+        </w:numPr>
+        <w:spacing w:after="60"/>
+      </w:pPr>
+      <w:r>
+        <w:rPr>
+          <w:rFonts w:ascii="Arial" w:cs="Arial" w:eastAsia="Arial" w:hAnsi="Arial"/>
+          <w:color w:val="404040"/>
+          <w:sz w:val="20"/>
+          <w:szCs w:val="20"/>
+        </w:rPr>
+        <w:t xml:space="preserve">Highly attuned to power within relationships: who’s giving, who’s withholding, whether the connection is real or performed.</w:t>
+      </w:r>
+    </w:p>
+    <w:p>
+      <w:pPr>
+        <w:pStyle w:val="ListParagraph"/>
+        <w:numPr>
+          <w:ilvl w:val="0"/>
+          <w:numId w:val="2"/>
+        </w:numPr>
+        <w:spacing w:after="60"/>
+      </w:pPr>
+      <w:r>
+        <w:rPr>
+          <w:rFonts w:ascii="Arial" w:cs="Arial" w:eastAsia="Arial" w:hAnsi="Arial"/>
+          <w:color w:val="404040"/>
+          <w:sz w:val="20"/>
+          <w:szCs w:val="20"/>
+        </w:rPr>
+        <w:t xml:space="preserve">Provocation can be intentional — testing others’ capacity to be with their big energy and power.</w:t>
       </w:r>
     </w:p>
     <w:p>
@@ -3741,60 +3739,59 @@
       <w:r>
         <w:rPr>
           <w:rFonts w:ascii="Arial" w:cs="Arial" w:eastAsia="Arial" w:hAnsi="Arial"/>
-          <w:b/>
-          <w:bCs/>
-          <w:color w:val="404040"/>
-          <w:sz w:val="20"/>
-          <w:szCs w:val="20"/>
-        </w:rPr>
-        <w:t xml:space="preserve">Emotional intensity is the most accessible and close to the surface of all three Eight subtypes —</w:t>
-      </w:r>
-      <w:r>
-        <w:rPr>
-          <w:rFonts w:ascii="Arial" w:cs="Arial" w:eastAsia="Arial" w:hAnsi="Arial"/>
-          <w:color w:val="404040"/>
-          <w:sz w:val="20"/>
-          <w:szCs w:val="20"/>
-        </w:rPr>
-        <w:t xml:space="preserve"> raw, immediate, hard to contain.</w:t>
-      </w:r>
-    </w:p>
-    <w:p>
-      <w:pPr>
-        <w:pStyle w:val="ListParagraph"/>
-        <w:numPr>
-          <w:ilvl w:val="0"/>
-          <w:numId w:val="2"/>
-        </w:numPr>
-        <w:spacing w:after="60"/>
-      </w:pPr>
-      <w:r>
-        <w:rPr>
-          <w:rFonts w:ascii="Arial" w:cs="Arial" w:eastAsia="Arial" w:hAnsi="Arial"/>
-          <w:color w:val="404040"/>
-          <w:sz w:val="20"/>
-          <w:szCs w:val="20"/>
-        </w:rPr>
-        <w:t xml:space="preserve">A longing to surrender runs underneath the force — the desire to find someone who can hold your full weight without buckling.</w:t>
-      </w:r>
-    </w:p>
-    <w:p>
-      <w:pPr>
-        <w:pStyle w:val="ListParagraph"/>
-        <w:numPr>
-          <w:ilvl w:val="0"/>
-          <w:numId w:val="2"/>
-        </w:numPr>
-        <w:spacing w:after="60"/>
-      </w:pPr>
-      <w:r>
-        <w:rPr>
-          <w:rFonts w:ascii="Arial" w:cs="Arial" w:eastAsia="Arial" w:hAnsi="Arial"/>
-          <w:color w:val="404040"/>
-          <w:sz w:val="20"/>
-          <w:szCs w:val="20"/>
-        </w:rPr>
-        <w:t xml:space="preserve">Possessiveness and protectiveness are intertwined: the people you're closest to are also the people you hold most tightly.</w:t>
+          <w:bCs/>
+          <w:color w:val="404040"/>
+          <w:sz w:val="20"/>
+          <w:szCs w:val="20"/>
+        </w:rPr>
+        <w:t xml:space="preserve">Emotional intensity is the most available of all three Eight subtypes; it's raw, immediate, hard to contain.</w:t>
+      </w:r>
+      <w:r>
+        <w:rPr>
+          <w:rFonts w:ascii="Arial" w:cs="Arial" w:eastAsia="Arial" w:hAnsi="Arial"/>
+          <w:color w:val="404040"/>
+          <w:sz w:val="20"/>
+          <w:szCs w:val="20"/>
+        </w:rPr>
+        <w:t xml:space="preserve"/>
+      </w:r>
+    </w:p>
+    <w:p>
+      <w:pPr>
+        <w:pStyle w:val="ListParagraph"/>
+        <w:numPr>
+          <w:ilvl w:val="0"/>
+          <w:numId w:val="2"/>
+        </w:numPr>
+        <w:spacing w:after="60"/>
+      </w:pPr>
+      <w:r>
+        <w:rPr>
+          <w:rFonts w:ascii="Arial" w:cs="Arial" w:eastAsia="Arial" w:hAnsi="Arial"/>
+          <w:color w:val="404040"/>
+          <w:sz w:val="20"/>
+          <w:szCs w:val="20"/>
+        </w:rPr>
+        <w:t xml:space="preserve">A longing to surrender runs underneath the force, to reclaim a sense of childlike innocence.</w:t>
+      </w:r>
+    </w:p>
+    <w:p>
+      <w:pPr>
+        <w:pStyle w:val="ListParagraph"/>
+        <w:numPr>
+          <w:ilvl w:val="0"/>
+          <w:numId w:val="2"/>
+        </w:numPr>
+        <w:spacing w:after="60"/>
+      </w:pPr>
+      <w:r>
+        <w:rPr>
+          <w:rFonts w:ascii="Arial" w:cs="Arial" w:eastAsia="Arial" w:hAnsi="Arial"/>
+          <w:color w:val="404040"/>
+          <w:sz w:val="20"/>
+          <w:szCs w:val="20"/>
+        </w:rPr>
+        <w:t xml:space="preserve">Possessiveness and protectiveness for those closest to you feels natural and necessary.</w:t>
       </w:r>
     </w:p>
     <w:p>
@@ -3825,60 +3822,40 @@
       <w:r>
         <w:rPr>
           <w:rFonts w:ascii="Arial" w:cs="Arial" w:eastAsia="Arial" w:hAnsi="Arial"/>
-          <w:b/>
-          <w:bCs/>
-          <w:color w:val="404040"/>
-          <w:sz w:val="20"/>
-          <w:szCs w:val="20"/>
-        </w:rPr>
-        <w:t xml:space="preserve">Provocative, magnetic, and bold in one-to-one contact —</w:t>
-      </w:r>
-      <w:r>
-        <w:rPr>
-          <w:rFonts w:ascii="Arial" w:cs="Arial" w:eastAsia="Arial" w:hAnsi="Arial"/>
-          <w:color w:val="404040"/>
-          <w:sz w:val="20"/>
-          <w:szCs w:val="20"/>
-        </w:rPr>
-        <w:t xml:space="preserve"> pushing at limits to find where the real person is.</w:t>
-      </w:r>
-    </w:p>
-    <w:p>
-      <w:pPr>
-        <w:pStyle w:val="ListParagraph"/>
-        <w:numPr>
-          <w:ilvl w:val="0"/>
-          <w:numId w:val="2"/>
-        </w:numPr>
-        <w:spacing w:after="60"/>
-      </w:pPr>
-      <w:r>
-        <w:rPr>
-          <w:rFonts w:ascii="Arial" w:cs="Arial" w:eastAsia="Arial" w:hAnsi="Arial"/>
-          <w:color w:val="404040"/>
-          <w:sz w:val="20"/>
-          <w:szCs w:val="20"/>
-        </w:rPr>
-        <w:t xml:space="preserve">Intensity in relationships can be experienced as both electrifying and overwhelming — you bring a lot, and you need others who can match it.</w:t>
-      </w:r>
-    </w:p>
-    <w:p>
-      <w:pPr>
-        <w:pStyle w:val="ListParagraph"/>
-        <w:numPr>
-          <w:ilvl w:val="0"/>
-          <w:numId w:val="2"/>
-        </w:numPr>
-        <w:spacing w:after="60"/>
-      </w:pPr>
-      <w:r>
-        <w:rPr>
-          <w:rFonts w:ascii="Arial" w:cs="Arial" w:eastAsia="Arial" w:hAnsi="Arial"/>
-          <w:color w:val="404040"/>
-          <w:sz w:val="20"/>
-          <w:szCs w:val="20"/>
-        </w:rPr>
-        <w:t xml:space="preserve">The most visibly emotional of the Eight subtypes — passion, anger, tenderness, and protectiveness are all closer to the surface.</w:t>
+          <w:bCs/>
+          <w:color w:val="404040"/>
+          <w:sz w:val="20"/>
+          <w:szCs w:val="20"/>
+        </w:rPr>
+        <w:t xml:space="preserve">Provocative, magnetic, and bold in one-to-one contact, pushing at limits to find where the real person is.</w:t>
+      </w:r>
+      <w:r>
+        <w:rPr>
+          <w:rFonts w:ascii="Arial" w:cs="Arial" w:eastAsia="Arial" w:hAnsi="Arial"/>
+          <w:color w:val="404040"/>
+          <w:sz w:val="20"/>
+          <w:szCs w:val="20"/>
+        </w:rPr>
+        <w:t xml:space="preserve"/>
+      </w:r>
+    </w:p>
+    <w:p>
+      <w:pPr>
+        <w:pStyle w:val="ListParagraph"/>
+        <w:numPr>
+          <w:ilvl w:val="0"/>
+          <w:numId w:val="2"/>
+        </w:numPr>
+        <w:spacing w:after="60"/>
+      </w:pPr>
+      <w:r>
+        <w:rPr>
+          <w:rFonts w:ascii="Arial" w:cs="Arial" w:eastAsia="Arial" w:hAnsi="Arial"/>
+          <w:color w:val="404040"/>
+          <w:sz w:val="20"/>
+          <w:szCs w:val="20"/>
+        </w:rPr>
+        <w:t xml:space="preserve">Intensity in relationships can be electrifying and overwhelming and you need others who can match it.</w:t>
       </w:r>
     </w:p>
     <w:p>
@@ -4948,7 +4925,7 @@
           <w:sz w:val="20"/>
           <w:szCs w:val="20"/>
         </w:rPr>
-        <w:t xml:space="preserve">Under significant pressure, Nines can shift toward Six energy — becoming more anxious, doubting, and worst-case-focused. The easy calm gives way to worry and a search for what could go wrong. Noticed early, it's a signal that something important has been pushed down and needs attention.</w:t>
+        <w:t xml:space="preserve">Under significant pressure, Nines can shift toward Six energy — becoming more anxious, doubting, and worst-case-focused. The easy calm gives way to worry and a search for what could go wrong. When noticed early, it's a signal that something important has been pushed down and needs attention.</w:t>
       </w:r>
     </w:p>
     <w:p>
@@ -6559,7 +6536,7 @@
           <w:sz w:val="20"/>
           <w:szCs w:val="20"/>
         </w:rPr>
-        <w:t xml:space="preserve">Self-Preservation Nines create the practical rhythms and comforts that make daily life feel safe and settled. Peace comes through the body and the environment — good food, familiar routines, a comfortable space, the satisfying accumulation of things that soothe. There's a real groundedness here, and also a tendency to “fall asleep” in comfort, narcotizing through habit and consumption.</w:t>
+        <w:t xml:space="preserve">Self-Preservation Nines create the practical rhythms and comforts that make daily life feel safe and settled. Peace comes through the body and the environment — good food, familiar routines, a comfortable space, the satisfying accumulation of things that soothe. There can be a tendency to narcotizing through habit and consumption.</w:t>
       </w:r>
     </w:p>
     <w:p>
@@ -6575,7 +6552,7 @@
           <w:sz w:val="20"/>
           <w:szCs w:val="20"/>
         </w:rPr>
-        <w:t xml:space="preserve">Of the three Nine subtypes, SP Nines are the least visibly “peacemaking” in the social sense — they keep the peace through their own routines rather than by managing groups or merging with a partner. This can read as self-sufficiency or contentment rather than conflict-avoidance, which is why SP Nines are sometimes the hardest Nines to spot.</w:t>
+        <w:t xml:space="preserve">Of the three Nine subtypes, SP Nines are the least visibly “peacemaking“ in the social sense — they keep the peace through their own routines rather than by managing groups or merging with a partner. This can read as self-sufficiency or contentment rather than conflict-avoidance, which is why SP Nines are sometimes the hardest Nines to spot.</w:t>
       </w:r>
     </w:p>
     <w:p>
@@ -6637,45 +6614,45 @@
           <w:sz w:val="20"/>
           <w:szCs w:val="20"/>
         </w:rPr>
-        <w:t xml:space="preserve"> what's familiar, what's soothing, what keeps the day running smoothly.</w:t>
-      </w:r>
-    </w:p>
-    <w:p>
-      <w:pPr>
-        <w:pStyle w:val="ListParagraph"/>
-        <w:numPr>
-          <w:ilvl w:val="0"/>
-          <w:numId w:val="2"/>
-        </w:numPr>
-        <w:spacing w:after="60"/>
-      </w:pPr>
-      <w:r>
-        <w:rPr>
-          <w:rFonts w:ascii="Arial" w:cs="Arial" w:eastAsia="Arial" w:hAnsi="Arial"/>
-          <w:color w:val="404040"/>
-          <w:sz w:val="20"/>
-          <w:szCs w:val="20"/>
-        </w:rPr>
-        <w:t xml:space="preserve">Practical and concrete; abstract priorities lose out to the tangible business of daily life.</w:t>
-      </w:r>
-    </w:p>
-    <w:p>
-      <w:pPr>
-        <w:pStyle w:val="ListParagraph"/>
-        <w:numPr>
-          <w:ilvl w:val="0"/>
-          <w:numId w:val="2"/>
-        </w:numPr>
-        <w:spacing w:after="60"/>
-      </w:pPr>
-      <w:r>
-        <w:rPr>
-          <w:rFonts w:ascii="Arial" w:cs="Arial" w:eastAsia="Arial" w:hAnsi="Arial"/>
-          <w:color w:val="404040"/>
-          <w:sz w:val="20"/>
-          <w:szCs w:val="20"/>
-        </w:rPr>
-        <w:t xml:space="preserve">The essential task can get crowded out by a long list of comfortable secondary activities.</w:t>
+        <w:t xml:space="preserve"> what’s familiar, what’s soothing, and what brings calm.</w:t>
+      </w:r>
+    </w:p>
+    <w:p>
+      <w:pPr>
+        <w:pStyle w:val="ListParagraph"/>
+        <w:numPr>
+          <w:ilvl w:val="0"/>
+          <w:numId w:val="2"/>
+        </w:numPr>
+        <w:spacing w:after="60"/>
+      </w:pPr>
+      <w:r>
+        <w:rPr>
+          <w:rFonts w:ascii="Arial" w:cs="Arial" w:eastAsia="Arial" w:hAnsi="Arial"/>
+          <w:color w:val="404040"/>
+          <w:sz w:val="20"/>
+          <w:szCs w:val="20"/>
+        </w:rPr>
+        <w:t xml:space="preserve">Practical and concrete; abstract priorities replaced by what's right in front of them.</w:t>
+      </w:r>
+    </w:p>
+    <w:p>
+      <w:pPr>
+        <w:pStyle w:val="ListParagraph"/>
+        <w:numPr>
+          <w:ilvl w:val="0"/>
+          <w:numId w:val="2"/>
+        </w:numPr>
+        <w:spacing w:after="60"/>
+      </w:pPr>
+      <w:r>
+        <w:rPr>
+          <w:rFonts w:ascii="Arial" w:cs="Arial" w:eastAsia="Arial" w:hAnsi="Arial"/>
+          <w:color w:val="404040"/>
+          <w:sz w:val="20"/>
+          <w:szCs w:val="20"/>
+        </w:rPr>
+        <w:t xml:space="preserve">The essential task can get crowded out by comfortable, non-essential "busy-ness".</w:t>
       </w:r>
     </w:p>
     <w:p>
@@ -6721,45 +6698,45 @@
           <w:sz w:val="20"/>
           <w:szCs w:val="20"/>
         </w:rPr>
-        <w:t xml:space="preserve"> strong feeling gets smoothed over through comfort and habit.</w:t>
-      </w:r>
-    </w:p>
-    <w:p>
-      <w:pPr>
-        <w:pStyle w:val="ListParagraph"/>
-        <w:numPr>
-          <w:ilvl w:val="0"/>
-          <w:numId w:val="2"/>
-        </w:numPr>
-        <w:spacing w:after="60"/>
-      </w:pPr>
-      <w:r>
-        <w:rPr>
-          <w:rFonts w:ascii="Arial" w:cs="Arial" w:eastAsia="Arial" w:hAnsi="Arial"/>
-          <w:color w:val="404040"/>
-          <w:sz w:val="20"/>
-          <w:szCs w:val="20"/>
-        </w:rPr>
-        <w:t xml:space="preserve">Anger and discontent are numbed early, often through the body — food, rest, routine — before they're fully felt.</w:t>
-      </w:r>
-    </w:p>
-    <w:p>
-      <w:pPr>
-        <w:pStyle w:val="ListParagraph"/>
-        <w:numPr>
-          <w:ilvl w:val="0"/>
-          <w:numId w:val="2"/>
-        </w:numPr>
-        <w:spacing w:after="60"/>
-      </w:pPr>
-      <w:r>
-        <w:rPr>
-          <w:rFonts w:ascii="Arial" w:cs="Arial" w:eastAsia="Arial" w:hAnsi="Arial"/>
-          <w:color w:val="404040"/>
-          <w:sz w:val="20"/>
-          <w:szCs w:val="20"/>
-        </w:rPr>
-        <w:t xml:space="preserve">Underneath the contentment can be a quiet resistance to anything that disrupts the familiar.</w:t>
+        <w:t xml:space="preserve"> strong feeling gets smoothed over through habit.</w:t>
+      </w:r>
+    </w:p>
+    <w:p>
+      <w:pPr>
+        <w:pStyle w:val="ListParagraph"/>
+        <w:numPr>
+          <w:ilvl w:val="0"/>
+          <w:numId w:val="2"/>
+        </w:numPr>
+        <w:spacing w:after="60"/>
+      </w:pPr>
+      <w:r>
+        <w:rPr>
+          <w:rFonts w:ascii="Arial" w:cs="Arial" w:eastAsia="Arial" w:hAnsi="Arial"/>
+          <w:color w:val="404040"/>
+          <w:sz w:val="20"/>
+          <w:szCs w:val="20"/>
+        </w:rPr>
+        <w:t xml:space="preserve">Anger and discontent are numbed early, often through the body before they’re fully felt.</w:t>
+      </w:r>
+    </w:p>
+    <w:p>
+      <w:pPr>
+        <w:pStyle w:val="ListParagraph"/>
+        <w:numPr>
+          <w:ilvl w:val="0"/>
+          <w:numId w:val="2"/>
+        </w:numPr>
+        <w:spacing w:after="60"/>
+      </w:pPr>
+      <w:r>
+        <w:rPr>
+          <w:rFonts w:ascii="Arial" w:cs="Arial" w:eastAsia="Arial" w:hAnsi="Arial"/>
+          <w:color w:val="404040"/>
+          <w:sz w:val="20"/>
+          <w:szCs w:val="20"/>
+        </w:rPr>
+        <w:t xml:space="preserve">Underneath the calm can be resistance to anything that disrupts the familiar.</w:t>
       </w:r>
     </w:p>
     <w:p>
@@ -6815,26 +6792,7 @@
           <w:sz w:val="20"/>
           <w:szCs w:val="20"/>
         </w:rPr>
-        <w:t xml:space="preserve">Narcotizes through habit — eating, collecting, repetitive activities that “put oneself to sleep.”</w:t>
-      </w:r>
-    </w:p>
-    <w:p>
-      <w:pPr>
-        <w:pStyle w:val="ListParagraph"/>
-        <w:numPr>
-          <w:ilvl w:val="0"/>
-          <w:numId w:val="2"/>
-        </w:numPr>
-        <w:spacing w:after="60"/>
-      </w:pPr>
-      <w:r>
-        <w:rPr>
-          <w:rFonts w:ascii="Arial" w:cs="Arial" w:eastAsia="Arial" w:hAnsi="Arial"/>
-          <w:color w:val="404040"/>
-          <w:sz w:val="20"/>
-          <w:szCs w:val="20"/>
-        </w:rPr>
-        <w:t xml:space="preserve">Self-sufficient and grounded, which can mask the underlying avoidance of what's uncomfortable.</w:t>
+        <w:t xml:space="preserve">Self-sufficient and grounded, masking an avoidance of conflict or what’s uncomfortable.</w:t>
       </w:r>
     </w:p>
     <w:p>
@@ -6987,7 +6945,7 @@
           <w:sz w:val="20"/>
           <w:szCs w:val="20"/>
         </w:rPr>
-        <w:t xml:space="preserve">Social Nines blend with the style and agenda of their groups, working hard on behalf of the collective as a way of belonging. They are often the most visibly “peacemaking” Nines — mediating, including, showing up for the group's harmony. There's real generosity and leadership capacity here, alongside a tendency to lose themselves in the group's needs.</w:t>
+        <w:t xml:space="preserve">Social Nines blend with the style and agenda of their groups, working hard on behalf of the collective as a way of belonging. They are often the most visibly “peacemaking“ Nines — mediating, including, showing up for the group’s harmony. Real generosity sits alongside a tendency to merge with the group and lose oneself.</w:t>
       </w:r>
     </w:p>
     <w:p>
@@ -7003,7 +6961,7 @@
           <w:sz w:val="20"/>
           <w:szCs w:val="20"/>
         </w:rPr>
-        <w:t xml:space="preserve">Underneath the engaged, agreeable exterior is a quiet ambivalence about belonging — a longing to be fully part of the group paired with an uncertainty about whether they truly are. The hard work for the collective can become a way of earning a place rather than resting in one, and the inner question “do I really fit here?” rarely shows on the surface.</w:t>
+        <w:t xml:space="preserve">Underneath the engaged, agreeable exterior is a quiet ambivalence about belonging, a longing to be fully part of the group paired with an uncertainty about whether they truly do belong. The hard work can look like earning one's place, and the inner question of do I fit in? rarely surfaces.</w:t>
       </w:r>
     </w:p>
     <w:p>
@@ -7050,60 +7008,59 @@
       <w:r>
         <w:rPr>
           <w:rFonts w:ascii="Arial" w:cs="Arial" w:eastAsia="Arial" w:hAnsi="Arial"/>
-          <w:b/>
-          <w:bCs/>
-          <w:color w:val="404040"/>
-          <w:sz w:val="20"/>
-          <w:szCs w:val="20"/>
-        </w:rPr>
-        <w:t xml:space="preserve">Attention goes to the group's agenda and harmony —</w:t>
-      </w:r>
-      <w:r>
-        <w:rPr>
-          <w:rFonts w:ascii="Arial" w:cs="Arial" w:eastAsia="Arial" w:hAnsi="Arial"/>
-          <w:color w:val="404040"/>
-          <w:sz w:val="20"/>
-          <w:szCs w:val="20"/>
-        </w:rPr>
-        <w:t xml:space="preserve"> reading the collective mood, finding where things align.</w:t>
-      </w:r>
-    </w:p>
-    <w:p>
-      <w:pPr>
-        <w:pStyle w:val="ListParagraph"/>
-        <w:numPr>
-          <w:ilvl w:val="0"/>
-          <w:numId w:val="2"/>
-        </w:numPr>
-        <w:spacing w:after="60"/>
-      </w:pPr>
-      <w:r>
-        <w:rPr>
-          <w:rFonts w:ascii="Arial" w:cs="Arial" w:eastAsia="Arial" w:hAnsi="Arial"/>
-          <w:color w:val="404040"/>
-          <w:sz w:val="20"/>
-          <w:szCs w:val="20"/>
-        </w:rPr>
-        <w:t xml:space="preserve">Sees all sides in group dynamics, which makes for natural mediation but can blur their own stance.</w:t>
-      </w:r>
-    </w:p>
-    <w:p>
-      <w:pPr>
-        <w:pStyle w:val="ListParagraph"/>
-        <w:numPr>
-          <w:ilvl w:val="0"/>
-          <w:numId w:val="2"/>
-        </w:numPr>
-        <w:spacing w:after="60"/>
-      </w:pPr>
-      <w:r>
-        <w:rPr>
-          <w:rFonts w:ascii="Arial" w:cs="Arial" w:eastAsia="Arial" w:hAnsi="Arial"/>
-          <w:color w:val="404040"/>
-          <w:sz w:val="20"/>
-          <w:szCs w:val="20"/>
-        </w:rPr>
-        <w:t xml:space="preserve">The question of belonging runs underneath: am I really part of this, or just adjacent to it?</w:t>
+          <w:bCs/>
+          <w:color w:val="404040"/>
+          <w:sz w:val="20"/>
+          <w:szCs w:val="20"/>
+        </w:rPr>
+        <w:t xml:space="preserve">Attention goes to the group’s agenda and harmony — reading the collective mood, finding where things align.</w:t>
+      </w:r>
+      <w:r>
+        <w:rPr>
+          <w:rFonts w:ascii="Arial" w:cs="Arial" w:eastAsia="Arial" w:hAnsi="Arial"/>
+          <w:color w:val="404040"/>
+          <w:sz w:val="20"/>
+          <w:szCs w:val="20"/>
+        </w:rPr>
+        <w:t xml:space="preserve"/>
+      </w:r>
+    </w:p>
+    <w:p>
+      <w:pPr>
+        <w:pStyle w:val="ListParagraph"/>
+        <w:numPr>
+          <w:ilvl w:val="0"/>
+          <w:numId w:val="2"/>
+        </w:numPr>
+        <w:spacing w:after="60"/>
+      </w:pPr>
+      <w:r>
+        <w:rPr>
+          <w:rFonts w:ascii="Arial" w:cs="Arial" w:eastAsia="Arial" w:hAnsi="Arial"/>
+          <w:color w:val="404040"/>
+          <w:sz w:val="20"/>
+          <w:szCs w:val="20"/>
+        </w:rPr>
+        <w:t xml:space="preserve">Sees all sides in group dynamics and can sacrifice their own stance to preserve the peace.</w:t>
+      </w:r>
+    </w:p>
+    <w:p>
+      <w:pPr>
+        <w:pStyle w:val="ListParagraph"/>
+        <w:numPr>
+          <w:ilvl w:val="0"/>
+          <w:numId w:val="2"/>
+        </w:numPr>
+        <w:spacing w:after="60"/>
+      </w:pPr>
+      <w:r>
+        <w:rPr>
+          <w:rFonts w:ascii="Arial" w:cs="Arial" w:eastAsia="Arial" w:hAnsi="Arial"/>
+          <w:color w:val="404040"/>
+          <w:sz w:val="20"/>
+          <w:szCs w:val="20"/>
+        </w:rPr>
+        <w:t xml:space="preserve">The question of belonging runs underneath: am I truly part of this group?</w:t>
       </w:r>
     </w:p>
     <w:p>
@@ -7159,7 +7116,7 @@
           <w:sz w:val="20"/>
           <w:szCs w:val="20"/>
         </w:rPr>
-        <w:t xml:space="preserve">Personal feelings get subordinated to the group's mood; their own discontent is easy to overlook.</w:t>
+        <w:t xml:space="preserve">Personal feelings merge with the group’s mood or atmosphere.</w:t>
       </w:r>
     </w:p>
     <w:p>
@@ -7243,26 +7200,26 @@
           <w:sz w:val="20"/>
           <w:szCs w:val="20"/>
         </w:rPr>
-        <w:t xml:space="preserve">Blends with the group's style and agenda, sometimes losing track of their own priorities in the process.</w:t>
-      </w:r>
-    </w:p>
-    <w:p>
-      <w:pPr>
-        <w:pStyle w:val="ListParagraph"/>
-        <w:numPr>
-          <w:ilvl w:val="0"/>
-          <w:numId w:val="2"/>
-        </w:numPr>
-        <w:spacing w:after="60"/>
-      </w:pPr>
-      <w:r>
-        <w:rPr>
-          <w:rFonts w:ascii="Arial" w:cs="Arial" w:eastAsia="Arial" w:hAnsi="Arial"/>
-          <w:color w:val="404040"/>
-          <w:sz w:val="20"/>
-          <w:szCs w:val="20"/>
-        </w:rPr>
-        <w:t xml:space="preserve">Can “fall asleep” in a comfortable social role, mistaking participation for genuine belonging.</w:t>
+        <w:t xml:space="preserve">Blends with the group’s style and agenda, losing track of one's own perspective.</w:t>
+      </w:r>
+    </w:p>
+    <w:p>
+      <w:pPr>
+        <w:pStyle w:val="ListParagraph"/>
+        <w:numPr>
+          <w:ilvl w:val="0"/>
+          <w:numId w:val="2"/>
+        </w:numPr>
+        <w:spacing w:after="60"/>
+      </w:pPr>
+      <w:r>
+        <w:rPr>
+          <w:rFonts w:ascii="Arial" w:cs="Arial" w:eastAsia="Arial" w:hAnsi="Arial"/>
+          <w:color w:val="404040"/>
+          <w:sz w:val="20"/>
+          <w:szCs w:val="20"/>
+        </w:rPr>
+        <w:t xml:space="preserve">Can “fall asleep“ in a comfortable social role, mistaking participation for genuine belonging.</w:t>
       </w:r>
     </w:p>
     <w:p>
@@ -7415,7 +7372,7 @@
           <w:sz w:val="20"/>
           <w:szCs w:val="20"/>
         </w:rPr>
-        <w:t xml:space="preserve">One-to-One Nines find peace through deep union — merging with an intimate partner, with nature, or with something larger than themselves. The longing is for fusion: to dissolve the separateness that feels lonely and to lose oneself in connection. This can be a doorway to transcendent experience, and it can also mean losing track of where they end and the other begins.</w:t>
+        <w:t xml:space="preserve">One-to-One Nines find peace through deep union — merging with an intimate partner, with nature, or with something larger than themselves. The longing is for fusion: to dissolve the separateness that feels lonely and to lose oneself in connection.</w:t>
       </w:r>
     </w:p>
     <w:p>
@@ -7431,7 +7388,7 @@
           <w:sz w:val="20"/>
           <w:szCs w:val="20"/>
         </w:rPr>
-        <w:t xml:space="preserve">SX Nines can look intensely devoted, even consumed by their most important relationship — which doesn't match the classic easygoing Nine image. They may be mistaken for Fours (in the longing) or Twos (in the merging). The self-forgetting happens through the beloved: their own desires dissolve into the other's, and boundaries are genuinely hard to hold.</w:t>
+        <w:t xml:space="preserve">SX Nines can look intensely devoted, even consumed by their most important relationship — which doesn’t match the classic easygoing Nine image. They may be mistaken for Fours (in the longing) or Twos (in the merging). The self-forgetting happens through the beloved: their own desires dissolve into the other’s, and boundaries are genuinely hard to hold.</w:t>
       </w:r>
     </w:p>
     <w:p>
@@ -7478,41 +7435,40 @@
       <w:r>
         <w:rPr>
           <w:rFonts w:ascii="Arial" w:cs="Arial" w:eastAsia="Arial" w:hAnsi="Arial"/>
-          <w:b/>
-          <w:bCs/>
-          <w:color w:val="404040"/>
-          <w:sz w:val="20"/>
-          <w:szCs w:val="20"/>
-        </w:rPr>
-        <w:t xml:space="preserve">Attention orients around the beloved other —</w:t>
-      </w:r>
-      <w:r>
-        <w:rPr>
-          <w:rFonts w:ascii="Arial" w:cs="Arial" w:eastAsia="Arial" w:hAnsi="Arial"/>
-          <w:color w:val="404040"/>
-          <w:sz w:val="20"/>
-          <w:szCs w:val="20"/>
-        </w:rPr>
-        <w:t xml:space="preserve"> their preferences, moods, and presence become the organizing center.</w:t>
-      </w:r>
-    </w:p>
-    <w:p>
-      <w:pPr>
-        <w:pStyle w:val="ListParagraph"/>
-        <w:numPr>
-          <w:ilvl w:val="0"/>
-          <w:numId w:val="2"/>
-        </w:numPr>
-        <w:spacing w:after="60"/>
-      </w:pPr>
-      <w:r>
-        <w:rPr>
-          <w:rFonts w:ascii="Arial" w:cs="Arial" w:eastAsia="Arial" w:hAnsi="Arial"/>
-          <w:color w:val="404040"/>
-          <w:sz w:val="20"/>
-          <w:szCs w:val="20"/>
-        </w:rPr>
-        <w:t xml:space="preserve">Their own priorities can dissolve into the relationship until they're hard to locate separately.</w:t>
+          <w:bCs/>
+          <w:color w:val="404040"/>
+          <w:sz w:val="20"/>
+          <w:szCs w:val="20"/>
+        </w:rPr>
+        <w:t xml:space="preserve">Attention orients around the beloved other; their moods and presence become the organizing center.</w:t>
+      </w:r>
+      <w:r>
+        <w:rPr>
+          <w:rFonts w:ascii="Arial" w:cs="Arial" w:eastAsia="Arial" w:hAnsi="Arial"/>
+          <w:color w:val="404040"/>
+          <w:sz w:val="20"/>
+          <w:szCs w:val="20"/>
+        </w:rPr>
+        <w:t xml:space="preserve"/>
+      </w:r>
+    </w:p>
+    <w:p>
+      <w:pPr>
+        <w:pStyle w:val="ListParagraph"/>
+        <w:numPr>
+          <w:ilvl w:val="0"/>
+          <w:numId w:val="2"/>
+        </w:numPr>
+        <w:spacing w:after="60"/>
+      </w:pPr>
+      <w:r>
+        <w:rPr>
+          <w:rFonts w:ascii="Arial" w:cs="Arial" w:eastAsia="Arial" w:hAnsi="Arial"/>
+          <w:color w:val="404040"/>
+          <w:sz w:val="20"/>
+          <w:szCs w:val="20"/>
+        </w:rPr>
+        <w:t xml:space="preserve">Their own priorities can dissolve into the relationship and become hard to recall.</w:t>
       </w:r>
     </w:p>
     <w:p>
@@ -7562,60 +7518,59 @@
       <w:r>
         <w:rPr>
           <w:rFonts w:ascii="Arial" w:cs="Arial" w:eastAsia="Arial" w:hAnsi="Arial"/>
-          <w:b/>
-          <w:bCs/>
-          <w:color w:val="404040"/>
-          <w:sz w:val="20"/>
-          <w:szCs w:val="20"/>
-        </w:rPr>
-        <w:t xml:space="preserve">Feelings flow through the connection —</w:t>
-      </w:r>
-      <w:r>
-        <w:rPr>
-          <w:rFonts w:ascii="Arial" w:cs="Arial" w:eastAsia="Arial" w:hAnsi="Arial"/>
-          <w:color w:val="404040"/>
-          <w:sz w:val="20"/>
-          <w:szCs w:val="20"/>
-        </w:rPr>
-        <w:t xml:space="preserve"> alive and full in union, diffuse or lost in its absence.</w:t>
-      </w:r>
-    </w:p>
-    <w:p>
-      <w:pPr>
-        <w:pStyle w:val="ListParagraph"/>
-        <w:numPr>
-          <w:ilvl w:val="0"/>
-          <w:numId w:val="2"/>
-        </w:numPr>
-        <w:spacing w:after="60"/>
-      </w:pPr>
-      <w:r>
-        <w:rPr>
-          <w:rFonts w:ascii="Arial" w:cs="Arial" w:eastAsia="Arial" w:hAnsi="Arial"/>
-          <w:color w:val="404040"/>
-          <w:sz w:val="20"/>
-          <w:szCs w:val="20"/>
-        </w:rPr>
-        <w:t xml:space="preserve">A deep longing for merging underlies the relationship, more intense than the easygoing Nine image suggests.</w:t>
-      </w:r>
-    </w:p>
-    <w:p>
-      <w:pPr>
-        <w:pStyle w:val="ListParagraph"/>
-        <w:numPr>
-          <w:ilvl w:val="0"/>
-          <w:numId w:val="2"/>
-        </w:numPr>
-        <w:spacing w:after="60"/>
-      </w:pPr>
-      <w:r>
-        <w:rPr>
-          <w:rFonts w:ascii="Arial" w:cs="Arial" w:eastAsia="Arial" w:hAnsi="Arial"/>
-          <w:color w:val="404040"/>
-          <w:sz w:val="20"/>
-          <w:szCs w:val="20"/>
-        </w:rPr>
-        <w:t xml:space="preserve">Anger and separate desires are especially submerged, since asserting them threatens the union.</w:t>
+          <w:bCs/>
+          <w:color w:val="404040"/>
+          <w:sz w:val="20"/>
+          <w:szCs w:val="20"/>
+        </w:rPr>
+        <w:t xml:space="preserve">Feelings flow through the connection - alive and full in union, lost in its absence.</w:t>
+      </w:r>
+      <w:r>
+        <w:rPr>
+          <w:rFonts w:ascii="Arial" w:cs="Arial" w:eastAsia="Arial" w:hAnsi="Arial"/>
+          <w:color w:val="404040"/>
+          <w:sz w:val="20"/>
+          <w:szCs w:val="20"/>
+        </w:rPr>
+        <w:t xml:space="preserve"/>
+      </w:r>
+    </w:p>
+    <w:p>
+      <w:pPr>
+        <w:pStyle w:val="ListParagraph"/>
+        <w:numPr>
+          <w:ilvl w:val="0"/>
+          <w:numId w:val="2"/>
+        </w:numPr>
+        <w:spacing w:after="60"/>
+      </w:pPr>
+      <w:r>
+        <w:rPr>
+          <w:rFonts w:ascii="Arial" w:cs="Arial" w:eastAsia="Arial" w:hAnsi="Arial"/>
+          <w:color w:val="404040"/>
+          <w:sz w:val="20"/>
+          <w:szCs w:val="20"/>
+        </w:rPr>
+        <w:t xml:space="preserve">A deep longing for merging underlies the relationship, and can be more intense than it appears.</w:t>
+      </w:r>
+    </w:p>
+    <w:p>
+      <w:pPr>
+        <w:pStyle w:val="ListParagraph"/>
+        <w:numPr>
+          <w:ilvl w:val="0"/>
+          <w:numId w:val="2"/>
+        </w:numPr>
+        <w:spacing w:after="60"/>
+      </w:pPr>
+      <w:r>
+        <w:rPr>
+          <w:rFonts w:ascii="Arial" w:cs="Arial" w:eastAsia="Arial" w:hAnsi="Arial"/>
+          <w:color w:val="404040"/>
+          <w:sz w:val="20"/>
+          <w:szCs w:val="20"/>
+        </w:rPr>
+        <w:t xml:space="preserve">Anger and personal desires are subordinated to avoid potential conflict.</w:t>
       </w:r>
     </w:p>
     <w:p>
@@ -7646,22 +7601,21 @@
       <w:r>
         <w:rPr>
           <w:rFonts w:ascii="Arial" w:cs="Arial" w:eastAsia="Arial" w:hAnsi="Arial"/>
-          <w:b/>
-          <w:bCs/>
-          <w:color w:val="404040"/>
-          <w:sz w:val="20"/>
-          <w:szCs w:val="20"/>
-        </w:rPr>
-        <w:t xml:space="preserve">Merges with the significant other —</w:t>
-      </w:r>
-      <w:r>
-        <w:rPr>
-          <w:rFonts w:ascii="Arial" w:cs="Arial" w:eastAsia="Arial" w:hAnsi="Arial"/>
-          <w:color w:val="404040"/>
-          <w:sz w:val="20"/>
-          <w:szCs w:val="20"/>
-        </w:rPr>
-        <w:t xml:space="preserve"> adopting their interests, rhythms, and even their opinions.</w:t>
+          <w:bCs/>
+          <w:color w:val="404040"/>
+          <w:sz w:val="20"/>
+          <w:szCs w:val="20"/>
+        </w:rPr>
+        <w:t xml:space="preserve">Merges with the significant other, adopting their interests, rhythms, and even their opinions.</w:t>
+      </w:r>
+      <w:r>
+        <w:rPr>
+          <w:rFonts w:ascii="Arial" w:cs="Arial" w:eastAsia="Arial" w:hAnsi="Arial"/>
+          <w:color w:val="404040"/>
+          <w:sz w:val="20"/>
+          <w:szCs w:val="20"/>
+        </w:rPr>
+        <w:t xml:space="preserve"/>
       </w:r>
     </w:p>
     <w:p>
@@ -7699,7 +7653,7 @@
           <w:sz w:val="20"/>
           <w:szCs w:val="20"/>
         </w:rPr>
-        <w:t xml:space="preserve">Self-forgetting happens through the beloved: own routines, friendships, and goals can quietly fall away.</w:t>
+        <w:t xml:space="preserve">Routines, friendships, and goals get de-prioritized in favor of the beloved's.</w:t>
       </w:r>
     </w:p>
     <w:p>
@@ -8760,7 +8714,7 @@
           <w:sz w:val="20"/>
           <w:szCs w:val="20"/>
         </w:rPr>
-        <w:t xml:space="preserve">Under significant pressure, Ones can shift toward Four energy — becoming more emotional, melancholic, and focused on what's missing. The composed surface cracks, and feelings that were held down come flooding up, often with a sense of being uniquely flawed or hard done by. Noticed early, it's a signal that the suppression has reached its limit.</w:t>
+        <w:t xml:space="preserve">Under significant pressure, Ones can shift toward Four energy — becoming more emotional, melancholic, and focused on what's missing. The composed surface cracks, and feelings that were held down come flooding up, often with a sense of being uniquely flawed or hard done by. When noticed early, it's a signal that the suppression has reached its limit.</w:t>
       </w:r>
     </w:p>
     <w:p>
@@ -10824,7 +10778,7 @@
           <w:sz w:val="20"/>
           <w:szCs w:val="20"/>
         </w:rPr>
-        <w:t xml:space="preserve">The challenge here is inadaptability — a difficulty flexing around others' “incorrect” approaches, though it comes in a good-intentioned mode of trying to make things better. SO Ones can come across as principled and reform-minded rather than rigid, but the friction shows up clearly when someone doesn't meet the standard they hold for the group.</w:t>
+        <w:t xml:space="preserve">The challenge here is the difficulty flexing around others’ “incorrect“ words and actions. SO Ones can come across as principled and reform-minded rather than rigid, but the friction shows up clearly when someone doesn’t meet the standard they hold for the group.</w:t>
       </w:r>
     </w:p>
     <w:p>
@@ -10871,60 +10825,59 @@
       <w:r>
         <w:rPr>
           <w:rFonts w:ascii="Arial" w:cs="Arial" w:eastAsia="Arial" w:hAnsi="Arial"/>
-          <w:b/>
-          <w:bCs/>
-          <w:color w:val="404040"/>
-          <w:sz w:val="20"/>
-          <w:szCs w:val="20"/>
-        </w:rPr>
-        <w:t xml:space="preserve">Attention goes to how systems and groups should work —</w:t>
-      </w:r>
-      <w:r>
-        <w:rPr>
-          <w:rFonts w:ascii="Arial" w:cs="Arial" w:eastAsia="Arial" w:hAnsi="Arial"/>
-          <w:color w:val="404040"/>
-          <w:sz w:val="20"/>
-          <w:szCs w:val="20"/>
-        </w:rPr>
-        <w:t xml:space="preserve"> the correct rules, structures, and standards.</w:t>
-      </w:r>
-    </w:p>
-    <w:p>
-      <w:pPr>
-        <w:pStyle w:val="ListParagraph"/>
-        <w:numPr>
-          <w:ilvl w:val="0"/>
-          <w:numId w:val="2"/>
-        </w:numPr>
-        <w:spacing w:after="60"/>
-      </w:pPr>
-      <w:r>
-        <w:rPr>
-          <w:rFonts w:ascii="Arial" w:cs="Arial" w:eastAsia="Arial" w:hAnsi="Arial"/>
-          <w:color w:val="404040"/>
-          <w:sz w:val="20"/>
-          <w:szCs w:val="20"/>
-        </w:rPr>
-        <w:t xml:space="preserve">Holds a clear, often unbending sense of the right way for the collective to do things.</w:t>
-      </w:r>
-    </w:p>
-    <w:p>
-      <w:pPr>
-        <w:pStyle w:val="ListParagraph"/>
-        <w:numPr>
-          <w:ilvl w:val="0"/>
-          <w:numId w:val="2"/>
-        </w:numPr>
-        <w:spacing w:after="60"/>
-      </w:pPr>
-      <w:r>
-        <w:rPr>
-          <w:rFonts w:ascii="Arial" w:cs="Arial" w:eastAsia="Arial" w:hAnsi="Arial"/>
-          <w:color w:val="404040"/>
-          <w:sz w:val="20"/>
-          <w:szCs w:val="20"/>
-        </w:rPr>
-        <w:t xml:space="preserve">Measures self and others against the social standard, and notices deviation quickly.</w:t>
+          <w:bCs/>
+          <w:color w:val="404040"/>
+          <w:sz w:val="20"/>
+          <w:szCs w:val="20"/>
+        </w:rPr>
+        <w:t xml:space="preserve">Attention goes to how systems and groups should work - rules, structures, and standards.</w:t>
+      </w:r>
+      <w:r>
+        <w:rPr>
+          <w:rFonts w:ascii="Arial" w:cs="Arial" w:eastAsia="Arial" w:hAnsi="Arial"/>
+          <w:color w:val="404040"/>
+          <w:sz w:val="20"/>
+          <w:szCs w:val="20"/>
+        </w:rPr>
+        <w:t xml:space="preserve"/>
+      </w:r>
+    </w:p>
+    <w:p>
+      <w:pPr>
+        <w:pStyle w:val="ListParagraph"/>
+        <w:numPr>
+          <w:ilvl w:val="0"/>
+          <w:numId w:val="2"/>
+        </w:numPr>
+        <w:spacing w:after="60"/>
+      </w:pPr>
+      <w:r>
+        <w:rPr>
+          <w:rFonts w:ascii="Arial" w:cs="Arial" w:eastAsia="Arial" w:hAnsi="Arial"/>
+          <w:color w:val="404040"/>
+          <w:sz w:val="20"/>
+          <w:szCs w:val="20"/>
+        </w:rPr>
+        <w:t xml:space="preserve">Holds a clear sense of the right way for the group to do things.</w:t>
+      </w:r>
+    </w:p>
+    <w:p>
+      <w:pPr>
+        <w:pStyle w:val="ListParagraph"/>
+        <w:numPr>
+          <w:ilvl w:val="0"/>
+          <w:numId w:val="2"/>
+        </w:numPr>
+        <w:spacing w:after="60"/>
+      </w:pPr>
+      <w:r>
+        <w:rPr>
+          <w:rFonts w:ascii="Arial" w:cs="Arial" w:eastAsia="Arial" w:hAnsi="Arial"/>
+          <w:color w:val="404040"/>
+          <w:sz w:val="20"/>
+          <w:szCs w:val="20"/>
+        </w:rPr>
+        <w:t xml:space="preserve">Measures self and others against the social standard, and notices divergence quickly.</w:t>
       </w:r>
     </w:p>
     <w:p>
@@ -10955,22 +10908,21 @@
       <w:r>
         <w:rPr>
           <w:rFonts w:ascii="Arial" w:cs="Arial" w:eastAsia="Arial" w:hAnsi="Arial"/>
-          <w:b/>
-          <w:bCs/>
-          <w:color w:val="404040"/>
-          <w:sz w:val="20"/>
-          <w:szCs w:val="20"/>
-        </w:rPr>
-        <w:t xml:space="preserve">Carries a sense of responsibility for the group getting it right —</w:t>
-      </w:r>
-      <w:r>
-        <w:rPr>
-          <w:rFonts w:ascii="Arial" w:cs="Arial" w:eastAsia="Arial" w:hAnsi="Arial"/>
-          <w:color w:val="404040"/>
-          <w:sz w:val="20"/>
-          <w:szCs w:val="20"/>
-        </w:rPr>
-        <w:t xml:space="preserve"> and frustration when it doesn't.</w:t>
+          <w:bCs/>
+          <w:color w:val="404040"/>
+          <w:sz w:val="20"/>
+          <w:szCs w:val="20"/>
+        </w:rPr>
+        <w:t xml:space="preserve">Carries a sense of responsibility for the group getting it right and gets frustrated when the group gets it wrong.</w:t>
+      </w:r>
+      <w:r>
+        <w:rPr>
+          <w:rFonts w:ascii="Arial" w:cs="Arial" w:eastAsia="Arial" w:hAnsi="Arial"/>
+          <w:color w:val="404040"/>
+          <w:sz w:val="20"/>
+          <w:szCs w:val="20"/>
+        </w:rPr>
+        <w:t xml:space="preserve"/>
       </w:r>
     </w:p>
     <w:p>
@@ -11008,7 +10960,7 @@
           <w:sz w:val="20"/>
           <w:szCs w:val="20"/>
         </w:rPr>
-        <w:t xml:space="preserve">Can feel righteous certainty alongside private strain at being the standard-bearer.</w:t>
+        <w:t xml:space="preserve">Can feel righteous certainty and resentment for having to be the standard-bearer.</w:t>
       </w:r>
     </w:p>
     <w:p>
@@ -11073,26 +11025,26 @@
           <w:sz w:val="20"/>
           <w:szCs w:val="20"/>
         </w:rPr>
-        <w:t xml:space="preserve">Has difficulty adapting to others' approaches when they violate the standard.</w:t>
-      </w:r>
-    </w:p>
-    <w:p>
-      <w:pPr>
-        <w:pStyle w:val="ListParagraph"/>
-        <w:numPr>
-          <w:ilvl w:val="0"/>
-          <w:numId w:val="2"/>
-        </w:numPr>
-        <w:spacing w:after="60"/>
-      </w:pPr>
-      <w:r>
-        <w:rPr>
-          <w:rFonts w:ascii="Arial" w:cs="Arial" w:eastAsia="Arial" w:hAnsi="Arial"/>
-          <w:color w:val="404040"/>
-          <w:sz w:val="20"/>
-          <w:szCs w:val="20"/>
-        </w:rPr>
-        <w:t xml:space="preserve">Leads by example, holding themselves up as the way things should be done.</w:t>
+        <w:t xml:space="preserve">Has difficulty adapting to others’ approaches if they don't exactly align to their standards.</w:t>
+      </w:r>
+    </w:p>
+    <w:p>
+      <w:pPr>
+        <w:pStyle w:val="ListParagraph"/>
+        <w:numPr>
+          <w:ilvl w:val="0"/>
+          <w:numId w:val="2"/>
+        </w:numPr>
+        <w:spacing w:after="60"/>
+      </w:pPr>
+      <w:r>
+        <w:rPr>
+          <w:rFonts w:ascii="Arial" w:cs="Arial" w:eastAsia="Arial" w:hAnsi="Arial"/>
+          <w:color w:val="404040"/>
+          <w:sz w:val="20"/>
+          <w:szCs w:val="20"/>
+        </w:rPr>
+        <w:t xml:space="preserve">Leads by example, modeling the right way of doing things.</w:t>
       </w:r>
     </w:p>
     <w:p>
@@ -11308,60 +11260,59 @@
       <w:r>
         <w:rPr>
           <w:rFonts w:ascii="Arial" w:cs="Arial" w:eastAsia="Arial" w:hAnsi="Arial"/>
-          <w:b/>
-          <w:bCs/>
-          <w:color w:val="404040"/>
-          <w:sz w:val="20"/>
-          <w:szCs w:val="20"/>
-        </w:rPr>
-        <w:t xml:space="preserve">Attention goes to perfecting the other —</w:t>
-      </w:r>
-      <w:r>
-        <w:rPr>
-          <w:rFonts w:ascii="Arial" w:cs="Arial" w:eastAsia="Arial" w:hAnsi="Arial"/>
-          <w:color w:val="404040"/>
-          <w:sz w:val="20"/>
-          <w:szCs w:val="20"/>
-        </w:rPr>
-        <w:t xml:space="preserve"> a partner, a cause, the way things ought to be done by those close to them.</w:t>
-      </w:r>
-    </w:p>
-    <w:p>
-      <w:pPr>
-        <w:pStyle w:val="ListParagraph"/>
-        <w:numPr>
-          <w:ilvl w:val="0"/>
-          <w:numId w:val="2"/>
-        </w:numPr>
-        <w:spacing w:after="60"/>
-      </w:pPr>
-      <w:r>
-        <w:rPr>
-          <w:rFonts w:ascii="Arial" w:cs="Arial" w:eastAsia="Arial" w:hAnsi="Arial"/>
-          <w:color w:val="404040"/>
-          <w:sz w:val="20"/>
-          <w:szCs w:val="20"/>
-        </w:rPr>
-        <w:t xml:space="preserve">Holds intense convictions and is quick to advocate for the right way with real force.</w:t>
-      </w:r>
-    </w:p>
-    <w:p>
-      <w:pPr>
-        <w:pStyle w:val="ListParagraph"/>
-        <w:numPr>
-          <w:ilvl w:val="0"/>
-          <w:numId w:val="2"/>
-        </w:numPr>
-        <w:spacing w:after="60"/>
-      </w:pPr>
-      <w:r>
-        <w:rPr>
-          <w:rFonts w:ascii="Arial" w:cs="Arial" w:eastAsia="Arial" w:hAnsi="Arial"/>
-          <w:color w:val="404040"/>
-          <w:sz w:val="20"/>
-          <w:szCs w:val="20"/>
-        </w:rPr>
-        <w:t xml:space="preserve">The critical eye turns outward more than inward — the reform impulse aimed at others.</w:t>
+          <w:bCs/>
+          <w:color w:val="404040"/>
+          <w:sz w:val="20"/>
+          <w:szCs w:val="20"/>
+        </w:rPr>
+        <w:t xml:space="preserve">Attention goes to perfecting the other - a partner, a cause, the right way for those close to them.</w:t>
+      </w:r>
+      <w:r>
+        <w:rPr>
+          <w:rFonts w:ascii="Arial" w:cs="Arial" w:eastAsia="Arial" w:hAnsi="Arial"/>
+          <w:color w:val="404040"/>
+          <w:sz w:val="20"/>
+          <w:szCs w:val="20"/>
+        </w:rPr>
+        <w:t xml:space="preserve"/>
+      </w:r>
+    </w:p>
+    <w:p>
+      <w:pPr>
+        <w:pStyle w:val="ListParagraph"/>
+        <w:numPr>
+          <w:ilvl w:val="0"/>
+          <w:numId w:val="2"/>
+        </w:numPr>
+        <w:spacing w:after="60"/>
+      </w:pPr>
+      <w:r>
+        <w:rPr>
+          <w:rFonts w:ascii="Arial" w:cs="Arial" w:eastAsia="Arial" w:hAnsi="Arial"/>
+          <w:color w:val="404040"/>
+          <w:sz w:val="20"/>
+          <w:szCs w:val="20"/>
+        </w:rPr>
+        <w:t xml:space="preserve">Holds intense convictions and is quick to advocate for them.</w:t>
+      </w:r>
+    </w:p>
+    <w:p>
+      <w:pPr>
+        <w:pStyle w:val="ListParagraph"/>
+        <w:numPr>
+          <w:ilvl w:val="0"/>
+          <w:numId w:val="2"/>
+        </w:numPr>
+        <w:spacing w:after="60"/>
+      </w:pPr>
+      <w:r>
+        <w:rPr>
+          <w:rFonts w:ascii="Arial" w:cs="Arial" w:eastAsia="Arial" w:hAnsi="Arial"/>
+          <w:color w:val="404040"/>
+          <w:sz w:val="20"/>
+          <w:szCs w:val="20"/>
+        </w:rPr>
+        <w:t xml:space="preserve">The inner critic turns outward in service to reforming others.</w:t>
       </w:r>
     </w:p>
     <w:p>
@@ -11392,60 +11343,59 @@
       <w:r>
         <w:rPr>
           <w:rFonts w:ascii="Arial" w:cs="Arial" w:eastAsia="Arial" w:hAnsi="Arial"/>
-          <w:b/>
-          <w:bCs/>
-          <w:color w:val="404040"/>
-          <w:sz w:val="20"/>
-          <w:szCs w:val="20"/>
-        </w:rPr>
-        <w:t xml:space="preserve">Anger is closer to the surface than in other Ones —</w:t>
-      </w:r>
-      <w:r>
-        <w:rPr>
-          <w:rFonts w:ascii="Arial" w:cs="Arial" w:eastAsia="Arial" w:hAnsi="Arial"/>
-          <w:color w:val="404040"/>
-          <w:sz w:val="20"/>
-          <w:szCs w:val="20"/>
-        </w:rPr>
-        <w:t xml:space="preserve"> charged, passionate, sometimes confrontational.</w:t>
-      </w:r>
-    </w:p>
-    <w:p>
-      <w:pPr>
-        <w:pStyle w:val="ListParagraph"/>
-        <w:numPr>
-          <w:ilvl w:val="0"/>
-          <w:numId w:val="2"/>
-        </w:numPr>
-        <w:spacing w:after="60"/>
-      </w:pPr>
-      <w:r>
-        <w:rPr>
-          <w:rFonts w:ascii="Arial" w:cs="Arial" w:eastAsia="Arial" w:hAnsi="Arial"/>
-          <w:color w:val="404040"/>
-          <w:sz w:val="20"/>
-          <w:szCs w:val="20"/>
-        </w:rPr>
-        <w:t xml:space="preserve">Strong conviction and zeal energize the standard, especially in close relationships.</w:t>
-      </w:r>
-    </w:p>
-    <w:p>
-      <w:pPr>
-        <w:pStyle w:val="ListParagraph"/>
-        <w:numPr>
-          <w:ilvl w:val="0"/>
-          <w:numId w:val="2"/>
-        </w:numPr>
-        <w:spacing w:after="60"/>
-      </w:pPr>
-      <w:r>
-        <w:rPr>
-          <w:rFonts w:ascii="Arial" w:cs="Arial" w:eastAsia="Arial" w:hAnsi="Arial"/>
-          <w:color w:val="404040"/>
-          <w:sz w:val="20"/>
-          <w:szCs w:val="20"/>
-        </w:rPr>
-        <w:t xml:space="preserve">Underneath the intensity is the same longing to get it right, displaced onto the other.</w:t>
+          <w:bCs/>
+          <w:color w:val="404040"/>
+          <w:sz w:val="20"/>
+          <w:szCs w:val="20"/>
+        </w:rPr>
+        <w:t xml:space="preserve">Anger is closer to the surface than in other Ones - charged, passionate, and confrontational.</w:t>
+      </w:r>
+      <w:r>
+        <w:rPr>
+          <w:rFonts w:ascii="Arial" w:cs="Arial" w:eastAsia="Arial" w:hAnsi="Arial"/>
+          <w:color w:val="404040"/>
+          <w:sz w:val="20"/>
+          <w:szCs w:val="20"/>
+        </w:rPr>
+        <w:t xml:space="preserve"/>
+      </w:r>
+    </w:p>
+    <w:p>
+      <w:pPr>
+        <w:pStyle w:val="ListParagraph"/>
+        <w:numPr>
+          <w:ilvl w:val="0"/>
+          <w:numId w:val="2"/>
+        </w:numPr>
+        <w:spacing w:after="60"/>
+      </w:pPr>
+      <w:r>
+        <w:rPr>
+          <w:rFonts w:ascii="Arial" w:cs="Arial" w:eastAsia="Arial" w:hAnsi="Arial"/>
+          <w:color w:val="404040"/>
+          <w:sz w:val="20"/>
+          <w:szCs w:val="20"/>
+        </w:rPr>
+        <w:t xml:space="preserve">Strong conviction and zeal reinforce their standards.</w:t>
+      </w:r>
+    </w:p>
+    <w:p>
+      <w:pPr>
+        <w:pStyle w:val="ListParagraph"/>
+        <w:numPr>
+          <w:ilvl w:val="0"/>
+          <w:numId w:val="2"/>
+        </w:numPr>
+        <w:spacing w:after="60"/>
+      </w:pPr>
+      <w:r>
+        <w:rPr>
+          <w:rFonts w:ascii="Arial" w:cs="Arial" w:eastAsia="Arial" w:hAnsi="Arial"/>
+          <w:color w:val="404040"/>
+          <w:sz w:val="20"/>
+          <w:szCs w:val="20"/>
+        </w:rPr>
+        <w:t xml:space="preserve">Underneath the intensity is the same longing to do the right things the right way.</w:t>
       </w:r>
     </w:p>
     <w:p>
@@ -11476,60 +11426,59 @@
       <w:r>
         <w:rPr>
           <w:rFonts w:ascii="Arial" w:cs="Arial" w:eastAsia="Arial" w:hAnsi="Arial"/>
-          <w:b/>
-          <w:bCs/>
-          <w:color w:val="404040"/>
-          <w:sz w:val="20"/>
-          <w:szCs w:val="20"/>
-        </w:rPr>
-        <w:t xml:space="preserve">Direct and forceful in advocating the standard —</w:t>
-      </w:r>
-      <w:r>
-        <w:rPr>
-          <w:rFonts w:ascii="Arial" w:cs="Arial" w:eastAsia="Arial" w:hAnsi="Arial"/>
-          <w:color w:val="404040"/>
-          <w:sz w:val="20"/>
-          <w:szCs w:val="20"/>
-        </w:rPr>
-        <w:t xml:space="preserve"> can come across as intense or even Eight-like.</w:t>
-      </w:r>
-    </w:p>
-    <w:p>
-      <w:pPr>
-        <w:pStyle w:val="ListParagraph"/>
-        <w:numPr>
-          <w:ilvl w:val="0"/>
-          <w:numId w:val="2"/>
-        </w:numPr>
-        <w:spacing w:after="60"/>
-      </w:pPr>
-      <w:r>
-        <w:rPr>
-          <w:rFonts w:ascii="Arial" w:cs="Arial" w:eastAsia="Arial" w:hAnsi="Arial"/>
-          <w:color w:val="404040"/>
-          <w:sz w:val="20"/>
-          <w:szCs w:val="20"/>
-        </w:rPr>
-        <w:t xml:space="preserve">Pushes others to improve, sometimes with a heat the classic One keeps contained.</w:t>
-      </w:r>
-    </w:p>
-    <w:p>
-      <w:pPr>
-        <w:pStyle w:val="ListParagraph"/>
-        <w:numPr>
-          <w:ilvl w:val="0"/>
-          <w:numId w:val="2"/>
-        </w:numPr>
-        <w:spacing w:after="60"/>
-      </w:pPr>
-      <w:r>
-        <w:rPr>
-          <w:rFonts w:ascii="Arial" w:cs="Arial" w:eastAsia="Arial" w:hAnsi="Arial"/>
-          <w:color w:val="404040"/>
-          <w:sz w:val="20"/>
-          <w:szCs w:val="20"/>
-        </w:rPr>
-        <w:t xml:space="preserve">Channels the reforming energy into a person or cause they're passionate about.</w:t>
+          <w:bCs/>
+          <w:color w:val="404040"/>
+          <w:sz w:val="20"/>
+          <w:szCs w:val="20"/>
+        </w:rPr>
+        <w:t xml:space="preserve">Direct and forceful in advocating for their standards - can come across as Eight-like.</w:t>
+      </w:r>
+      <w:r>
+        <w:rPr>
+          <w:rFonts w:ascii="Arial" w:cs="Arial" w:eastAsia="Arial" w:hAnsi="Arial"/>
+          <w:color w:val="404040"/>
+          <w:sz w:val="20"/>
+          <w:szCs w:val="20"/>
+        </w:rPr>
+        <w:t xml:space="preserve"/>
+      </w:r>
+    </w:p>
+    <w:p>
+      <w:pPr>
+        <w:pStyle w:val="ListParagraph"/>
+        <w:numPr>
+          <w:ilvl w:val="0"/>
+          <w:numId w:val="2"/>
+        </w:numPr>
+        <w:spacing w:after="60"/>
+      </w:pPr>
+      <w:r>
+        <w:rPr>
+          <w:rFonts w:ascii="Arial" w:cs="Arial" w:eastAsia="Arial" w:hAnsi="Arial"/>
+          <w:color w:val="404040"/>
+          <w:sz w:val="20"/>
+          <w:szCs w:val="20"/>
+        </w:rPr>
+        <w:t xml:space="preserve">Pushes others to improve, with a heat typical Ones keep contained.</w:t>
+      </w:r>
+    </w:p>
+    <w:p>
+      <w:pPr>
+        <w:pStyle w:val="ListParagraph"/>
+        <w:numPr>
+          <w:ilvl w:val="0"/>
+          <w:numId w:val="2"/>
+        </w:numPr>
+        <w:spacing w:after="60"/>
+      </w:pPr>
+      <w:r>
+        <w:rPr>
+          <w:rFonts w:ascii="Arial" w:cs="Arial" w:eastAsia="Arial" w:hAnsi="Arial"/>
+          <w:color w:val="404040"/>
+          <w:sz w:val="20"/>
+          <w:szCs w:val="20"/>
+        </w:rPr>
+        <w:t xml:space="preserve">Channels the reforming energy into a person or cause they care about.</w:t>
       </w:r>
     </w:p>
     <w:p>
@@ -12563,7 +12512,7 @@
           <w:sz w:val="20"/>
           <w:szCs w:val="20"/>
         </w:rPr>
-        <w:t xml:space="preserve">Under significant pressure, Twos can shift toward Eight energy — becoming more demanding, forceful, and confrontational. The warmth gives way to a harder edge, often when the giving has gone unreturned for too long. Noticed early, it's a signal that real needs have been suppressed past their limit.</w:t>
+        <w:t xml:space="preserve">Under significant pressure, Twos can shift toward Eight energy — becoming more demanding, forceful, and confrontational. The warmth gives way to a harder edge, often when the giving has gone unreturned for too long. When noticed early, it's a signal that real needs have been suppressed past their limit.</w:t>
       </w:r>
     </w:p>
     <w:p>
@@ -14174,7 +14123,7 @@
           <w:sz w:val="20"/>
           <w:szCs w:val="20"/>
         </w:rPr>
-        <w:t xml:space="preserve">Self-Preservation Twos build warm, personable relationships and take care of others so they will be taken care of in return. There's a more childlike, endearing quality here, and often an unspoken sense of entitlement — “I've given so much, now it's my turn” — or its inverse, a false modesty that says “you go first.” The giving has a reciprocal undercurrent: care offered with an expectation of care received.</w:t>
+        <w:t xml:space="preserve">Self-Preservation Twos build warm, personable relationships and take care of others so they will be taken care of in return. There’s a childlike, endearing quality, and often an unspoken entitlement — “I’ve given so much, now it’s my turn“ — or its inverse, false modesty. The giving has a reciprocal undercurrent: care offered with an expectation of care received.</w:t>
       </w:r>
     </w:p>
     <w:p>
@@ -14190,7 +14139,7 @@
           <w:sz w:val="20"/>
           <w:szCs w:val="20"/>
         </w:rPr>
-        <w:t xml:space="preserve">This is the countertype within Type 2. SP Twos can look more childlike, dependent, or even needy than the classic giving Two, and the helping can carry a conditional quality that isn't obvious on the surface. The pride that resists receiving in other Twos is softer here — there's a more direct, if unspoken, hope to be looked after.</w:t>
+        <w:t xml:space="preserve">This is the countertype of Type 2. SP Twos can look more childlike, dependent, or even needy than the classic giving Two, and the helping can carry a conditional quality that isn’t obvious on the surface. The pride that resists receiving in other Twos is softer here — there’s a more direct, if unspoken, hope to be looked after.</w:t>
       </w:r>
     </w:p>
     <w:p>
@@ -14243,45 +14192,45 @@
           <w:sz w:val="20"/>
           <w:szCs w:val="20"/>
         </w:rPr>
-        <w:t xml:space="preserve">Attention goes to close relationships and to being cared for in return for caring.</w:t>
-      </w:r>
-    </w:p>
-    <w:p>
-      <w:pPr>
-        <w:pStyle w:val="ListParagraph"/>
-        <w:numPr>
-          <w:ilvl w:val="0"/>
-          <w:numId w:val="2"/>
-        </w:numPr>
-        <w:spacing w:after="60"/>
-      </w:pPr>
-      <w:r>
-        <w:rPr>
-          <w:rFonts w:ascii="Arial" w:cs="Arial" w:eastAsia="Arial" w:hAnsi="Arial"/>
-          <w:color w:val="404040"/>
-          <w:sz w:val="20"/>
-          <w:szCs w:val="20"/>
-        </w:rPr>
-        <w:t xml:space="preserve">An unspoken ledger runs underneath — what's been given, and what's owed back.</w:t>
-      </w:r>
-    </w:p>
-    <w:p>
-      <w:pPr>
-        <w:pStyle w:val="ListParagraph"/>
-        <w:numPr>
-          <w:ilvl w:val="0"/>
-          <w:numId w:val="2"/>
-        </w:numPr>
-        <w:spacing w:after="60"/>
-      </w:pPr>
-      <w:r>
-        <w:rPr>
-          <w:rFonts w:ascii="Arial" w:cs="Arial" w:eastAsia="Arial" w:hAnsi="Arial"/>
-          <w:color w:val="404040"/>
-          <w:sz w:val="20"/>
-          <w:szCs w:val="20"/>
-        </w:rPr>
-        <w:t xml:space="preserve">More focused on a small circle of important people than on a wide social field.</w:t>
+        <w:t xml:space="preserve">Attention goes to close relationships and to being cared for in return.</w:t>
+      </w:r>
+    </w:p>
+    <w:p>
+      <w:pPr>
+        <w:pStyle w:val="ListParagraph"/>
+        <w:numPr>
+          <w:ilvl w:val="0"/>
+          <w:numId w:val="2"/>
+        </w:numPr>
+        <w:spacing w:after="60"/>
+      </w:pPr>
+      <w:r>
+        <w:rPr>
+          <w:rFonts w:ascii="Arial" w:cs="Arial" w:eastAsia="Arial" w:hAnsi="Arial"/>
+          <w:color w:val="404040"/>
+          <w:sz w:val="20"/>
+          <w:szCs w:val="20"/>
+        </w:rPr>
+        <w:t xml:space="preserve">Runs a silent reciprocation ledger; what’s been given, and what’s owed back.</w:t>
+      </w:r>
+    </w:p>
+    <w:p>
+      <w:pPr>
+        <w:pStyle w:val="ListParagraph"/>
+        <w:numPr>
+          <w:ilvl w:val="0"/>
+          <w:numId w:val="2"/>
+        </w:numPr>
+        <w:spacing w:after="60"/>
+      </w:pPr>
+      <w:r>
+        <w:rPr>
+          <w:rFonts w:ascii="Arial" w:cs="Arial" w:eastAsia="Arial" w:hAnsi="Arial"/>
+          <w:color w:val="404040"/>
+          <w:sz w:val="20"/>
+          <w:szCs w:val="20"/>
+        </w:rPr>
+        <w:t xml:space="preserve">More focused on a small circle of important others.</w:t>
       </w:r>
     </w:p>
     <w:p>
@@ -14337,26 +14286,26 @@
           <w:sz w:val="20"/>
           <w:szCs w:val="20"/>
         </w:rPr>
-        <w:t xml:space="preserve">A quiet entitlement (“now it's my turn”) or its inverse (false modesty) sits beneath the giving.</w:t>
-      </w:r>
-    </w:p>
-    <w:p>
-      <w:pPr>
-        <w:pStyle w:val="ListParagraph"/>
-        <w:numPr>
-          <w:ilvl w:val="0"/>
-          <w:numId w:val="2"/>
-        </w:numPr>
-        <w:spacing w:after="60"/>
-      </w:pPr>
-      <w:r>
-        <w:rPr>
-          <w:rFonts w:ascii="Arial" w:cs="Arial" w:eastAsia="Arial" w:hAnsi="Arial"/>
-          <w:color w:val="404040"/>
-          <w:sz w:val="20"/>
-          <w:szCs w:val="20"/>
-        </w:rPr>
-        <w:t xml:space="preserve">Hurt surfaces when the reciprocal care doesn't come, though it's rarely named directly.</w:t>
+        <w:t xml:space="preserve">A quiet entitlement (“now it’s my turn”) or its inverse (false modesty) is always present.</w:t>
+      </w:r>
+    </w:p>
+    <w:p>
+      <w:pPr>
+        <w:pStyle w:val="ListParagraph"/>
+        <w:numPr>
+          <w:ilvl w:val="0"/>
+          <w:numId w:val="2"/>
+        </w:numPr>
+        <w:spacing w:after="60"/>
+      </w:pPr>
+      <w:r>
+        <w:rPr>
+          <w:rFonts w:ascii="Arial" w:cs="Arial" w:eastAsia="Arial" w:hAnsi="Arial"/>
+          <w:color w:val="404040"/>
+          <w:sz w:val="20"/>
+          <w:szCs w:val="20"/>
+        </w:rPr>
+        <w:t xml:space="preserve">Hurt surfaces when the reciprocity doesn’t come, though it’s rarely named directly.</w:t>
       </w:r>
     </w:p>
     <w:p>
@@ -14393,45 +14342,45 @@
           <w:sz w:val="20"/>
           <w:szCs w:val="20"/>
         </w:rPr>
-        <w:t xml:space="preserve">Builds warm, personable bonds and takes care of others to secure being taken care of.</w:t>
-      </w:r>
-    </w:p>
-    <w:p>
-      <w:pPr>
-        <w:pStyle w:val="ListParagraph"/>
-        <w:numPr>
-          <w:ilvl w:val="0"/>
-          <w:numId w:val="2"/>
-        </w:numPr>
-        <w:spacing w:after="60"/>
-      </w:pPr>
-      <w:r>
-        <w:rPr>
-          <w:rFonts w:ascii="Arial" w:cs="Arial" w:eastAsia="Arial" w:hAnsi="Arial"/>
-          <w:color w:val="404040"/>
-          <w:sz w:val="20"/>
-          <w:szCs w:val="20"/>
-        </w:rPr>
-        <w:t xml:space="preserve">Can appear more dependent or needy than the classic self-sufficient-seeming Two.</w:t>
-      </w:r>
-    </w:p>
-    <w:p>
-      <w:pPr>
-        <w:pStyle w:val="ListParagraph"/>
-        <w:numPr>
-          <w:ilvl w:val="0"/>
-          <w:numId w:val="2"/>
-        </w:numPr>
-        <w:spacing w:after="60"/>
-      </w:pPr>
-      <w:r>
-        <w:rPr>
-          <w:rFonts w:ascii="Arial" w:cs="Arial" w:eastAsia="Arial" w:hAnsi="Arial"/>
-          <w:color w:val="404040"/>
-          <w:sz w:val="20"/>
-          <w:szCs w:val="20"/>
-        </w:rPr>
-        <w:t xml:space="preserve">The helping carries a conditional quality — care given with care expected in return.</w:t>
+        <w:t xml:space="preserve">Builds personable bonds and shows care to those close to them.</w:t>
+      </w:r>
+    </w:p>
+    <w:p>
+      <w:pPr>
+        <w:pStyle w:val="ListParagraph"/>
+        <w:numPr>
+          <w:ilvl w:val="0"/>
+          <w:numId w:val="2"/>
+        </w:numPr>
+        <w:spacing w:after="60"/>
+      </w:pPr>
+      <w:r>
+        <w:rPr>
+          <w:rFonts w:ascii="Arial" w:cs="Arial" w:eastAsia="Arial" w:hAnsi="Arial"/>
+          <w:color w:val="404040"/>
+          <w:sz w:val="20"/>
+          <w:szCs w:val="20"/>
+        </w:rPr>
+        <w:t xml:space="preserve">Can appear more needy than the classic self-sufficient Two.</w:t>
+      </w:r>
+    </w:p>
+    <w:p>
+      <w:pPr>
+        <w:pStyle w:val="ListParagraph"/>
+        <w:numPr>
+          <w:ilvl w:val="0"/>
+          <w:numId w:val="2"/>
+        </w:numPr>
+        <w:spacing w:after="60"/>
+      </w:pPr>
+      <w:r>
+        <w:rPr>
+          <w:rFonts w:ascii="Arial" w:cs="Arial" w:eastAsia="Arial" w:hAnsi="Arial"/>
+          <w:color w:val="404040"/>
+          <w:sz w:val="20"/>
+          <w:szCs w:val="20"/>
+        </w:rPr>
+        <w:t xml:space="preserve">The helping carries conditions — care given with care expected in return.</w:t>
       </w:r>
     </w:p>
     <w:p>
@@ -15012,7 +14961,7 @@
           <w:sz w:val="20"/>
           <w:szCs w:val="20"/>
         </w:rPr>
-        <w:t xml:space="preserve">One-to-One Twos channel all their interpersonal attunement into winning the approval and devotion of selected significant others. There's a magnetic, sometimes seductive quality to the energy — not necessarily sexual, but charged with the desire to be irresistible to the people who matter. The giving is intense and personal, aimed at becoming indispensable to one or a few.</w:t>
+        <w:t xml:space="preserve">One-to-One Twos channel all their interpersonal attunement into winning the approval and devotion of selected significant others. There’s a magnetic, sometimes seductive quality to the energy — not necessarily sexual, but charged with the desire to be irresistible to the people who matter. The giving is intense and personal, aimed at becoming indispensable to one or a few.</w:t>
       </w:r>
     </w:p>
     <w:p>
@@ -15028,7 +14977,7 @@
           <w:sz w:val="20"/>
           <w:szCs w:val="20"/>
         </w:rPr>
-        <w:t xml:space="preserve">The aggressive side of this subtype can surprise — this is a Two who will demand recognition and connection rather than quietly earn it. They can appear charming and magnetic but also intense and insistent in ways that don't fit the classic helpful image. The need underneath is for a chosen person to find them essential, even irresistible.</w:t>
+        <w:t xml:space="preserve">The aggressive side of this subtype can surprise — this is a Two who will demand recognition and connection rather than quietly earn it. They can appear charming and magnetic but also intense and insistent. The need underneath is for a chosen person to find them essential, even irresistible.</w:t>
       </w:r>
     </w:p>
     <w:p>
@@ -15075,41 +15024,40 @@
       <w:r>
         <w:rPr>
           <w:rFonts w:ascii="Arial" w:cs="Arial" w:eastAsia="Arial" w:hAnsi="Arial"/>
-          <w:b/>
-          <w:bCs/>
-          <w:color w:val="404040"/>
-          <w:sz w:val="20"/>
-          <w:szCs w:val="20"/>
-        </w:rPr>
-        <w:t xml:space="preserve">Attention concentrates on significant others —</w:t>
-      </w:r>
-      <w:r>
-        <w:rPr>
-          <w:rFonts w:ascii="Arial" w:cs="Arial" w:eastAsia="Arial" w:hAnsi="Arial"/>
-          <w:color w:val="404040"/>
-          <w:sz w:val="20"/>
-          <w:szCs w:val="20"/>
-        </w:rPr>
-        <w:t xml:space="preserve"> winning their approval, devotion, and closeness.</w:t>
-      </w:r>
-    </w:p>
-    <w:p>
-      <w:pPr>
-        <w:pStyle w:val="ListParagraph"/>
-        <w:numPr>
-          <w:ilvl w:val="0"/>
-          <w:numId w:val="2"/>
-        </w:numPr>
-        <w:spacing w:after="60"/>
-      </w:pPr>
-      <w:r>
-        <w:rPr>
-          <w:rFonts w:ascii="Arial" w:cs="Arial" w:eastAsia="Arial" w:hAnsi="Arial"/>
-          <w:color w:val="404040"/>
-          <w:sz w:val="20"/>
-          <w:szCs w:val="20"/>
-        </w:rPr>
-        <w:t xml:space="preserve">Reads what would make them irresistible to a chosen person, and orients toward it.</w:t>
+          <w:bCs/>
+          <w:color w:val="404040"/>
+          <w:sz w:val="20"/>
+          <w:szCs w:val="20"/>
+        </w:rPr>
+        <w:t xml:space="preserve">Attention concentrates on significant others, winning their approval, devotion.</w:t>
+      </w:r>
+      <w:r>
+        <w:rPr>
+          <w:rFonts w:ascii="Arial" w:cs="Arial" w:eastAsia="Arial" w:hAnsi="Arial"/>
+          <w:color w:val="404040"/>
+          <w:sz w:val="20"/>
+          <w:szCs w:val="20"/>
+        </w:rPr>
+        <w:t xml:space="preserve"/>
+      </w:r>
+    </w:p>
+    <w:p>
+      <w:pPr>
+        <w:pStyle w:val="ListParagraph"/>
+        <w:numPr>
+          <w:ilvl w:val="0"/>
+          <w:numId w:val="2"/>
+        </w:numPr>
+        <w:spacing w:after="60"/>
+      </w:pPr>
+      <w:r>
+        <w:rPr>
+          <w:rFonts w:ascii="Arial" w:cs="Arial" w:eastAsia="Arial" w:hAnsi="Arial"/>
+          <w:color w:val="404040"/>
+          <w:sz w:val="20"/>
+          <w:szCs w:val="20"/>
+        </w:rPr>
+        <w:t xml:space="preserve">Reads what would make them irresistible to a chosen person, and puts energy towards that.</w:t>
       </w:r>
     </w:p>
     <w:p>
@@ -15159,60 +15107,59 @@
       <w:r>
         <w:rPr>
           <w:rFonts w:ascii="Arial" w:cs="Arial" w:eastAsia="Arial" w:hAnsi="Arial"/>
-          <w:b/>
-          <w:bCs/>
-          <w:color w:val="404040"/>
-          <w:sz w:val="20"/>
-          <w:szCs w:val="20"/>
-        </w:rPr>
-        <w:t xml:space="preserve">A magnetic, charged quality runs through the connection —</w:t>
-      </w:r>
-      <w:r>
-        <w:rPr>
-          <w:rFonts w:ascii="Arial" w:cs="Arial" w:eastAsia="Arial" w:hAnsi="Arial"/>
-          <w:color w:val="404040"/>
-          <w:sz w:val="20"/>
-          <w:szCs w:val="20"/>
-        </w:rPr>
-        <w:t xml:space="preserve"> the desire to be irresistible to the other.</w:t>
-      </w:r>
-    </w:p>
-    <w:p>
-      <w:pPr>
-        <w:pStyle w:val="ListParagraph"/>
-        <w:numPr>
-          <w:ilvl w:val="0"/>
-          <w:numId w:val="2"/>
-        </w:numPr>
-        <w:spacing w:after="60"/>
-      </w:pPr>
-      <w:r>
-        <w:rPr>
-          <w:rFonts w:ascii="Arial" w:cs="Arial" w:eastAsia="Arial" w:hAnsi="Arial"/>
-          <w:color w:val="404040"/>
-          <w:sz w:val="20"/>
-          <w:szCs w:val="20"/>
-        </w:rPr>
-        <w:t xml:space="preserve">Need and intensity are closer to the surface, sometimes expressed as demand rather than quiet hope.</w:t>
-      </w:r>
-    </w:p>
-    <w:p>
-      <w:pPr>
-        <w:pStyle w:val="ListParagraph"/>
-        <w:numPr>
-          <w:ilvl w:val="0"/>
-          <w:numId w:val="2"/>
-        </w:numPr>
-        <w:spacing w:after="60"/>
-      </w:pPr>
-      <w:r>
-        <w:rPr>
-          <w:rFonts w:ascii="Arial" w:cs="Arial" w:eastAsia="Arial" w:hAnsi="Arial"/>
-          <w:color w:val="404040"/>
-          <w:sz w:val="20"/>
-          <w:szCs w:val="20"/>
-        </w:rPr>
-        <w:t xml:space="preserve">Rejection by a chosen person lands hard, threatening the sense of being essential.</w:t>
+          <w:bCs/>
+          <w:color w:val="404040"/>
+          <w:sz w:val="20"/>
+          <w:szCs w:val="20"/>
+        </w:rPr>
+        <w:t xml:space="preserve">A magnetic, charged quality runs through the connection driven by a need to be indispensable or irresistible.</w:t>
+      </w:r>
+      <w:r>
+        <w:rPr>
+          <w:rFonts w:ascii="Arial" w:cs="Arial" w:eastAsia="Arial" w:hAnsi="Arial"/>
+          <w:color w:val="404040"/>
+          <w:sz w:val="20"/>
+          <w:szCs w:val="20"/>
+        </w:rPr>
+        <w:t xml:space="preserve"/>
+      </w:r>
+    </w:p>
+    <w:p>
+      <w:pPr>
+        <w:pStyle w:val="ListParagraph"/>
+        <w:numPr>
+          <w:ilvl w:val="0"/>
+          <w:numId w:val="2"/>
+        </w:numPr>
+        <w:spacing w:after="60"/>
+      </w:pPr>
+      <w:r>
+        <w:rPr>
+          <w:rFonts w:ascii="Arial" w:cs="Arial" w:eastAsia="Arial" w:hAnsi="Arial"/>
+          <w:color w:val="404040"/>
+          <w:sz w:val="20"/>
+          <w:szCs w:val="20"/>
+        </w:rPr>
+        <w:t xml:space="preserve">Need and intensity are closer to the surface, often expressed as demanding.</w:t>
+      </w:r>
+    </w:p>
+    <w:p>
+      <w:pPr>
+        <w:pStyle w:val="ListParagraph"/>
+        <w:numPr>
+          <w:ilvl w:val="0"/>
+          <w:numId w:val="2"/>
+        </w:numPr>
+        <w:spacing w:after="60"/>
+      </w:pPr>
+      <w:r>
+        <w:rPr>
+          <w:rFonts w:ascii="Arial" w:cs="Arial" w:eastAsia="Arial" w:hAnsi="Arial"/>
+          <w:color w:val="404040"/>
+          <w:sz w:val="20"/>
+          <w:szCs w:val="20"/>
+        </w:rPr>
+        <w:t xml:space="preserve">Rejection by a chosen person lands hard, threatening their sense of being essential.</w:t>
       </w:r>
     </w:p>
     <w:p>
@@ -15249,26 +15196,26 @@
           <w:sz w:val="20"/>
           <w:szCs w:val="20"/>
         </w:rPr>
-        <w:t xml:space="preserve">Pours attunement into selected significant others, becoming central to their lives.</w:t>
-      </w:r>
-    </w:p>
-    <w:p>
-      <w:pPr>
-        <w:pStyle w:val="ListParagraph"/>
-        <w:numPr>
-          <w:ilvl w:val="0"/>
-          <w:numId w:val="2"/>
-        </w:numPr>
-        <w:spacing w:after="60"/>
-      </w:pPr>
-      <w:r>
-        <w:rPr>
-          <w:rFonts w:ascii="Arial" w:cs="Arial" w:eastAsia="Arial" w:hAnsi="Arial"/>
-          <w:color w:val="404040"/>
-          <w:sz w:val="20"/>
-          <w:szCs w:val="20"/>
-        </w:rPr>
-        <w:t xml:space="preserve">Can be charming and seductive — and also insistent, even aggressive, in claiming connection.</w:t>
+        <w:t xml:space="preserve">Pours attunement into selected significant others, becoming indispensable.</w:t>
+      </w:r>
+    </w:p>
+    <w:p>
+      <w:pPr>
+        <w:pStyle w:val="ListParagraph"/>
+        <w:numPr>
+          <w:ilvl w:val="0"/>
+          <w:numId w:val="2"/>
+        </w:numPr>
+        <w:spacing w:after="60"/>
+      </w:pPr>
+      <w:r>
+        <w:rPr>
+          <w:rFonts w:ascii="Arial" w:cs="Arial" w:eastAsia="Arial" w:hAnsi="Arial"/>
+          <w:color w:val="404040"/>
+          <w:sz w:val="20"/>
+          <w:szCs w:val="20"/>
+        </w:rPr>
+        <w:t xml:space="preserve">Can be charming and seductive but also insistent, even aggressive, in claiming connection.</w:t>
       </w:r>
     </w:p>
     <w:p>
@@ -16348,7 +16295,7 @@
           <w:sz w:val="20"/>
           <w:szCs w:val="20"/>
         </w:rPr>
-        <w:t xml:space="preserve">Under significant pressure, Threes can shift toward Nine energy — becoming disengaged, diffuse, and unable to mobilize. The usual drive stalls out into procrastination, distraction, and a checked-out numbness. Noticed early, it's a signal that the engine has been running too hard for too long.</w:t>
+        <w:t xml:space="preserve">Under significant pressure, Threes can shift toward Nine energy — becoming disengaged, diffuse, and unable to mobilize. The usual drive stalls out into procrastination, distraction, and a checked-out numbness. When noticed early, it's a signal that the engine has been running too hard for too long.</w:t>
       </w:r>
     </w:p>
     <w:p>
@@ -17959,7 +17906,7 @@
           <w:sz w:val="20"/>
           <w:szCs w:val="20"/>
         </w:rPr>
-        <w:t xml:space="preserve">Self-Preservation Threes channel their drive into material success, financial security, and the tangible markers of a well-run life. They prefer to be seen as hardworking and reliable rather than flashy or self-promoting — the image being managed is, paradoxically, the image of someone who doesn't manage image. Quality, productivity, and doing things properly matter here.</w:t>
+        <w:t xml:space="preserve">Self-Preservation Threes channel their drive into material success, financial security, and the tangible markers of a well-run life. They prefer to be seen as hardworking and reliable rather than flashy or self-promoting — the image being managed is, paradoxically, the image of someone who doesn’t manage image. Quality, productivity, and doing things properly matter here.</w:t>
       </w:r>
     </w:p>
     <w:p>
@@ -17975,7 +17922,7 @@
           <w:sz w:val="20"/>
           <w:szCs w:val="20"/>
         </w:rPr>
-        <w:t xml:space="preserve">This is the countertype within Type 3, and it can look surprisingly like a One because of the emphasis on doing things correctly rather than showing off. The classic ambitious, image-conscious Three doesn't fit cleanly. The humility is itself the presented image — though this isn't conscious — and SP Threes often have genuinely complicated feelings about being recognized for their accomplishments.</w:t>
+        <w:t xml:space="preserve">This is the countertype of Type 3, and it can look surprisingly like a One because of the emphasis on doing things correctly rather than showing off. The classic ambitious, image-conscious Three doesn’t fit cleanly. They presented an image of humility and often have genuinely complicated feelings about being recognized for their accomplishments.</w:t>
       </w:r>
     </w:p>
     <w:p>
@@ -20142,7 +20089,7 @@
           <w:sz w:val="20"/>
           <w:szCs w:val="20"/>
         </w:rPr>
-        <w:t xml:space="preserve">Under significant pressure, Fours can shift toward Two energy — becoming more focused on others, over-giving, and seeking connection by being needed. The inward focus turns outward, sometimes losing the self in attending to someone else. Noticed early, it's a signal that the longing has gone looking for relief in the wrong place.</w:t>
+        <w:t xml:space="preserve">Under significant pressure, Fours can shift toward Two energy — becoming more focused on others, over-giving, and seeking connection by being needed. The inward focus turns outward, sometimes losing the self in attending to someone else. When noticed early, it's a signal that the longing has gone looking for relief in the wrong place.</w:t>
       </w:r>
     </w:p>
     <w:p>
@@ -21753,7 +21700,7 @@
           <w:sz w:val="20"/>
           <w:szCs w:val="20"/>
         </w:rPr>
-        <w:t xml:space="preserve">Self-Preservation Fours throw themselves into life with a dauntless, sometimes reckless energy — jumping into new situations, taking risks, or pursuing unorthodox paths when the standard options feel inauthentic. Rather than displaying their suffering, they internalize it and work hard not to be defeated by the sense of not-enoughness. There's real tenacity and resilience here.</w:t>
+        <w:t xml:space="preserve">Self-Preservation Fours throw themselves into life with a dauntless, sometimes reckless energy — jumping into new situations, taking risks, or pursuing unorthodox paths when the standard options feel inauthentic. Rather than displaying their suffering, they internalize it and work hard not to be defeated by the sense of not being enough.</w:t>
       </w:r>
     </w:p>
     <w:p>
@@ -21769,7 +21716,7 @@
           <w:sz w:val="20"/>
           <w:szCs w:val="20"/>
         </w:rPr>
-        <w:t xml:space="preserve">This is the countertype within Type 4, and it often doesn't wear the melancholic, inward, longing quality classically associated with the type. SP Fours can look driven and resilient — almost like a Three — refusing to be beaten by the feeling of deficiency. The suffering is internalized rather than expressed, which is exactly what makes this Four hard to recognize.</w:t>
+        <w:t xml:space="preserve">This is the countertype of Type 4, and it often doesn’t wear the melancholic, inward, longing quality classically associated with the type. SP Fours can look driven and resilient — almost like a Three — refusing to be beaten by the feeling of deficiency. The suffering is internalized rather than expressed, which is exactly what makes this Four hard to recognize.</w:t>
       </w:r>
     </w:p>
     <w:p>
@@ -21816,41 +21763,40 @@
       <w:r>
         <w:rPr>
           <w:rFonts w:ascii="Arial" w:cs="Arial" w:eastAsia="Arial" w:hAnsi="Arial"/>
-          <w:b/>
-          <w:bCs/>
-          <w:color w:val="404040"/>
-          <w:sz w:val="20"/>
-          <w:szCs w:val="20"/>
-        </w:rPr>
-        <w:t xml:space="preserve">Attention goes to enduring and overcoming —</w:t>
-      </w:r>
-      <w:r>
-        <w:rPr>
-          <w:rFonts w:ascii="Arial" w:cs="Arial" w:eastAsia="Arial" w:hAnsi="Arial"/>
-          <w:color w:val="404040"/>
-          <w:sz w:val="20"/>
-          <w:szCs w:val="20"/>
-        </w:rPr>
-        <w:t xml:space="preserve"> proving they can withstand and not be defeated.</w:t>
-      </w:r>
-    </w:p>
-    <w:p>
-      <w:pPr>
-        <w:pStyle w:val="ListParagraph"/>
-        <w:numPr>
-          <w:ilvl w:val="0"/>
-          <w:numId w:val="2"/>
-        </w:numPr>
-        <w:spacing w:after="60"/>
-      </w:pPr>
-      <w:r>
-        <w:rPr>
-          <w:rFonts w:ascii="Arial" w:cs="Arial" w:eastAsia="Arial" w:hAnsi="Arial"/>
-          <w:color w:val="404040"/>
-          <w:sz w:val="20"/>
-          <w:szCs w:val="20"/>
-        </w:rPr>
-        <w:t xml:space="preserve">The comparison and sense of lack are present but channeled into drive rather than display.</w:t>
+          <w:bCs/>
+          <w:color w:val="404040"/>
+          <w:sz w:val="20"/>
+          <w:szCs w:val="20"/>
+        </w:rPr>
+        <w:t xml:space="preserve">Attention goes to enduring and overcoming, proving they can push through their suffering.</w:t>
+      </w:r>
+      <w:r>
+        <w:rPr>
+          <w:rFonts w:ascii="Arial" w:cs="Arial" w:eastAsia="Arial" w:hAnsi="Arial"/>
+          <w:color w:val="404040"/>
+          <w:sz w:val="20"/>
+          <w:szCs w:val="20"/>
+        </w:rPr>
+        <w:t xml:space="preserve"/>
+      </w:r>
+    </w:p>
+    <w:p>
+      <w:pPr>
+        <w:pStyle w:val="ListParagraph"/>
+        <w:numPr>
+          <w:ilvl w:val="0"/>
+          <w:numId w:val="2"/>
+        </w:numPr>
+        <w:spacing w:after="60"/>
+      </w:pPr>
+      <w:r>
+        <w:rPr>
+          <w:rFonts w:ascii="Arial" w:cs="Arial" w:eastAsia="Arial" w:hAnsi="Arial"/>
+          <w:color w:val="404040"/>
+          <w:sz w:val="20"/>
+          <w:szCs w:val="20"/>
+        </w:rPr>
+        <w:t xml:space="preserve">The comparison and sense of lack are present but channeled into doing.</w:t>
       </w:r>
     </w:p>
     <w:p>
@@ -21900,60 +21846,59 @@
       <w:r>
         <w:rPr>
           <w:rFonts w:ascii="Arial" w:cs="Arial" w:eastAsia="Arial" w:hAnsi="Arial"/>
-          <w:b/>
-          <w:bCs/>
-          <w:color w:val="404040"/>
-          <w:sz w:val="20"/>
-          <w:szCs w:val="20"/>
-        </w:rPr>
-        <w:t xml:space="preserve">Suffering is internalized rather than shown —</w:t>
-      </w:r>
-      <w:r>
-        <w:rPr>
-          <w:rFonts w:ascii="Arial" w:cs="Arial" w:eastAsia="Arial" w:hAnsi="Arial"/>
-          <w:color w:val="404040"/>
-          <w:sz w:val="20"/>
-          <w:szCs w:val="20"/>
-        </w:rPr>
-        <w:t xml:space="preserve"> borne privately, with a stoic, dauntless front.</w:t>
-      </w:r>
-    </w:p>
-    <w:p>
-      <w:pPr>
-        <w:pStyle w:val="ListParagraph"/>
-        <w:numPr>
-          <w:ilvl w:val="0"/>
-          <w:numId w:val="2"/>
-        </w:numPr>
-        <w:spacing w:after="60"/>
-      </w:pPr>
-      <w:r>
-        <w:rPr>
-          <w:rFonts w:ascii="Arial" w:cs="Arial" w:eastAsia="Arial" w:hAnsi="Arial"/>
-          <w:color w:val="404040"/>
-          <w:sz w:val="20"/>
-          <w:szCs w:val="20"/>
-        </w:rPr>
-        <w:t xml:space="preserve">The longing and deficiency are real but rarely worn on the surface.</w:t>
-      </w:r>
-    </w:p>
-    <w:p>
-      <w:pPr>
-        <w:pStyle w:val="ListParagraph"/>
-        <w:numPr>
-          <w:ilvl w:val="0"/>
-          <w:numId w:val="2"/>
-        </w:numPr>
-        <w:spacing w:after="60"/>
-      </w:pPr>
-      <w:r>
-        <w:rPr>
-          <w:rFonts w:ascii="Arial" w:cs="Arial" w:eastAsia="Arial" w:hAnsi="Arial"/>
-          <w:color w:val="404040"/>
-          <w:sz w:val="20"/>
-          <w:szCs w:val="20"/>
-        </w:rPr>
-        <w:t xml:space="preserve">Underneath the resilience is the same Four ache, working hard not to be overwhelmed by it.</w:t>
+          <w:bCs/>
+          <w:color w:val="404040"/>
+          <w:sz w:val="20"/>
+          <w:szCs w:val="20"/>
+        </w:rPr>
+        <w:t xml:space="preserve">Suffering is internalized rather than shown, bearing it privately, presenting a resilient front.</w:t>
+      </w:r>
+      <w:r>
+        <w:rPr>
+          <w:rFonts w:ascii="Arial" w:cs="Arial" w:eastAsia="Arial" w:hAnsi="Arial"/>
+          <w:color w:val="404040"/>
+          <w:sz w:val="20"/>
+          <w:szCs w:val="20"/>
+        </w:rPr>
+        <w:t xml:space="preserve"/>
+      </w:r>
+    </w:p>
+    <w:p>
+      <w:pPr>
+        <w:pStyle w:val="ListParagraph"/>
+        <w:numPr>
+          <w:ilvl w:val="0"/>
+          <w:numId w:val="2"/>
+        </w:numPr>
+        <w:spacing w:after="60"/>
+      </w:pPr>
+      <w:r>
+        <w:rPr>
+          <w:rFonts w:ascii="Arial" w:cs="Arial" w:eastAsia="Arial" w:hAnsi="Arial"/>
+          <w:color w:val="404040"/>
+          <w:sz w:val="20"/>
+          <w:szCs w:val="20"/>
+        </w:rPr>
+        <w:t xml:space="preserve">The longing and deficiency are real but rarely revealed to others.</w:t>
+      </w:r>
+    </w:p>
+    <w:p>
+      <w:pPr>
+        <w:pStyle w:val="ListParagraph"/>
+        <w:numPr>
+          <w:ilvl w:val="0"/>
+          <w:numId w:val="2"/>
+        </w:numPr>
+        <w:spacing w:after="60"/>
+      </w:pPr>
+      <w:r>
+        <w:rPr>
+          <w:rFonts w:ascii="Arial" w:cs="Arial" w:eastAsia="Arial" w:hAnsi="Arial"/>
+          <w:color w:val="404040"/>
+          <w:sz w:val="20"/>
+          <w:szCs w:val="20"/>
+        </w:rPr>
+        <w:t xml:space="preserve">Underneath this is the same Four longing, but energy goes to masking it.</w:t>
       </w:r>
     </w:p>
     <w:p>
@@ -21999,45 +21944,45 @@
           <w:sz w:val="20"/>
           <w:szCs w:val="20"/>
         </w:rPr>
-        <w:t xml:space="preserve"> jumping into new situations, taking risks, reinventing.</w:t>
-      </w:r>
-    </w:p>
-    <w:p>
-      <w:pPr>
-        <w:pStyle w:val="ListParagraph"/>
-        <w:numPr>
-          <w:ilvl w:val="0"/>
-          <w:numId w:val="2"/>
-        </w:numPr>
-        <w:spacing w:after="60"/>
-      </w:pPr>
-      <w:r>
-        <w:rPr>
-          <w:rFonts w:ascii="Arial" w:cs="Arial" w:eastAsia="Arial" w:hAnsi="Arial"/>
-          <w:color w:val="404040"/>
-          <w:sz w:val="20"/>
-          <w:szCs w:val="20"/>
-        </w:rPr>
-        <w:t xml:space="preserve">Works tenaciously, refusing to be defeated by the inner sense of not-enoughness.</w:t>
-      </w:r>
-    </w:p>
-    <w:p>
-      <w:pPr>
-        <w:pStyle w:val="ListParagraph"/>
-        <w:numPr>
-          <w:ilvl w:val="0"/>
-          <w:numId w:val="2"/>
-        </w:numPr>
-        <w:spacing w:after="60"/>
-      </w:pPr>
-      <w:r>
-        <w:rPr>
-          <w:rFonts w:ascii="Arial" w:cs="Arial" w:eastAsia="Arial" w:hAnsi="Arial"/>
-          <w:color w:val="404040"/>
-          <w:sz w:val="20"/>
-          <w:szCs w:val="20"/>
-        </w:rPr>
-        <w:t xml:space="preserve">Can look driven and resilient, even Three-like, rather than melancholic.</w:t>
+        <w:t xml:space="preserve"> jumping into new situations and taking risks.</w:t>
+      </w:r>
+    </w:p>
+    <w:p>
+      <w:pPr>
+        <w:pStyle w:val="ListParagraph"/>
+        <w:numPr>
+          <w:ilvl w:val="0"/>
+          <w:numId w:val="2"/>
+        </w:numPr>
+        <w:spacing w:after="60"/>
+      </w:pPr>
+      <w:r>
+        <w:rPr>
+          <w:rFonts w:ascii="Arial" w:cs="Arial" w:eastAsia="Arial" w:hAnsi="Arial"/>
+          <w:color w:val="404040"/>
+          <w:sz w:val="20"/>
+          <w:szCs w:val="20"/>
+        </w:rPr>
+        <w:t xml:space="preserve">Works tenaciously, refusing to be defeated by their sense of lack.</w:t>
+      </w:r>
+    </w:p>
+    <w:p>
+      <w:pPr>
+        <w:pStyle w:val="ListParagraph"/>
+        <w:numPr>
+          <w:ilvl w:val="0"/>
+          <w:numId w:val="2"/>
+        </w:numPr>
+        <w:spacing w:after="60"/>
+      </w:pPr>
+      <w:r>
+        <w:rPr>
+          <w:rFonts w:ascii="Arial" w:cs="Arial" w:eastAsia="Arial" w:hAnsi="Arial"/>
+          <w:color w:val="404040"/>
+          <w:sz w:val="20"/>
+          <w:szCs w:val="20"/>
+        </w:rPr>
+        <w:t xml:space="preserve">Can look driven and resilient, even Three-like, rather than forlorn.</w:t>
       </w:r>
     </w:p>
     <w:p>
@@ -23945,7 +23890,7 @@
           <w:sz w:val="20"/>
           <w:szCs w:val="20"/>
         </w:rPr>
-        <w:t xml:space="preserve">Under significant pressure, Fives can shift toward Seven energy — becoming scattered, restless, and prone to mental escape into multiple ideas and possibilities. The careful focus fragments into distraction. Noticed early, it's a signal that the demands have outpaced the available resources.</w:t>
+        <w:t xml:space="preserve">Under significant pressure, Fives can shift toward Seven energy — becoming scattered, restless, and prone to mental escape into multiple ideas and possibilities. The careful focus fragments into distraction. When noticed early, it's a signal that the demands have outpaced the available resources.</w:t>
       </w:r>
     </w:p>
     <w:p>
@@ -26403,7 +26348,7 @@
           <w:sz w:val="20"/>
           <w:szCs w:val="20"/>
         </w:rPr>
-        <w:t xml:space="preserve">One-to-One Fives share their inner experiences selectively with carefully chosen intimates, seeking a quality of connection that's rare and trusted. They can form a number of close relationships but keep their lives compartmentalized, sharing different parts with different people. Quietly intense and secretive, with high barriers to trust, they look for an ideal merging that most relationships can't provide.</w:t>
+        <w:t xml:space="preserve">One-to-One Fives share their inner experiences selectively with carefully chosen intimates, seeking a quality of connection that’s rare and trusted. They keep their lives compartmentalized, sharing different parts with different people. Quietly intense and secretive, with high barriers to trust, they look for an ideal merging that most relationships can’t provide.</w:t>
       </w:r>
     </w:p>
     <w:p>
@@ -26472,26 +26417,26 @@
           <w:sz w:val="20"/>
           <w:szCs w:val="20"/>
         </w:rPr>
-        <w:t xml:space="preserve">Attention goes to a few chosen intimates and the quality of deep, trusted connection with them.</w:t>
-      </w:r>
-    </w:p>
-    <w:p>
-      <w:pPr>
-        <w:pStyle w:val="ListParagraph"/>
-        <w:numPr>
-          <w:ilvl w:val="0"/>
-          <w:numId w:val="2"/>
-        </w:numPr>
-        <w:spacing w:after="60"/>
-      </w:pPr>
-      <w:r>
-        <w:rPr>
-          <w:rFonts w:ascii="Arial" w:cs="Arial" w:eastAsia="Arial" w:hAnsi="Arial"/>
-          <w:color w:val="404040"/>
-          <w:sz w:val="20"/>
-          <w:szCs w:val="20"/>
-        </w:rPr>
-        <w:t xml:space="preserve">Compartmentalizes — different people get different parts, kept carefully separate.</w:t>
+        <w:t xml:space="preserve">Attention goes to a few intimates and the quality of connection with them.</w:t>
+      </w:r>
+    </w:p>
+    <w:p>
+      <w:pPr>
+        <w:pStyle w:val="ListParagraph"/>
+        <w:numPr>
+          <w:ilvl w:val="0"/>
+          <w:numId w:val="2"/>
+        </w:numPr>
+        <w:spacing w:after="60"/>
+      </w:pPr>
+      <w:r>
+        <w:rPr>
+          <w:rFonts w:ascii="Arial" w:cs="Arial" w:eastAsia="Arial" w:hAnsi="Arial"/>
+          <w:color w:val="404040"/>
+          <w:sz w:val="20"/>
+          <w:szCs w:val="20"/>
+        </w:rPr>
+        <w:t xml:space="preserve">Compartmentalizes — different people get different parts of them.</w:t>
       </w:r>
     </w:p>
     <w:p>
@@ -26631,45 +26576,45 @@
           <w:sz w:val="20"/>
           <w:szCs w:val="20"/>
         </w:rPr>
-        <w:t xml:space="preserve">Shares inner life selectively with carefully chosen people, keeping relationships compartmentalized.</w:t>
-      </w:r>
-    </w:p>
-    <w:p>
-      <w:pPr>
-        <w:pStyle w:val="ListParagraph"/>
-        <w:numPr>
-          <w:ilvl w:val="0"/>
-          <w:numId w:val="2"/>
-        </w:numPr>
-        <w:spacing w:after="60"/>
-      </w:pPr>
-      <w:r>
-        <w:rPr>
-          <w:rFonts w:ascii="Arial" w:cs="Arial" w:eastAsia="Arial" w:hAnsi="Arial"/>
-          <w:color w:val="404040"/>
-          <w:sz w:val="20"/>
-          <w:szCs w:val="20"/>
-        </w:rPr>
-        <w:t xml:space="preserve">Can appear connected and warm, masking how much is kept separate and private.</w:t>
-      </w:r>
-    </w:p>
-    <w:p>
-      <w:pPr>
-        <w:pStyle w:val="ListParagraph"/>
-        <w:numPr>
-          <w:ilvl w:val="0"/>
-          <w:numId w:val="2"/>
-        </w:numPr>
-        <w:spacing w:after="60"/>
-      </w:pPr>
-      <w:r>
-        <w:rPr>
-          <w:rFonts w:ascii="Arial" w:cs="Arial" w:eastAsia="Arial" w:hAnsi="Arial"/>
-          <w:color w:val="404040"/>
-          <w:sz w:val="20"/>
-          <w:szCs w:val="20"/>
-        </w:rPr>
-        <w:t xml:space="preserve">Quietly intense and secretive, with parts of life few people ever see together.</w:t>
+        <w:t xml:space="preserve">Shares inner life selectively with a select few, compartmentalizing relationships.</w:t>
+      </w:r>
+    </w:p>
+    <w:p>
+      <w:pPr>
+        <w:pStyle w:val="ListParagraph"/>
+        <w:numPr>
+          <w:ilvl w:val="0"/>
+          <w:numId w:val="2"/>
+        </w:numPr>
+        <w:spacing w:after="60"/>
+      </w:pPr>
+      <w:r>
+        <w:rPr>
+          <w:rFonts w:ascii="Arial" w:cs="Arial" w:eastAsia="Arial" w:hAnsi="Arial"/>
+          <w:color w:val="404040"/>
+          <w:sz w:val="20"/>
+          <w:szCs w:val="20"/>
+        </w:rPr>
+        <w:t xml:space="preserve">Can appear connected and warm, masking an inner withdrawal.</w:t>
+      </w:r>
+    </w:p>
+    <w:p>
+      <w:pPr>
+        <w:pStyle w:val="ListParagraph"/>
+        <w:numPr>
+          <w:ilvl w:val="0"/>
+          <w:numId w:val="2"/>
+        </w:numPr>
+        <w:spacing w:after="60"/>
+      </w:pPr>
+      <w:r>
+        <w:rPr>
+          <w:rFonts w:ascii="Arial" w:cs="Arial" w:eastAsia="Arial" w:hAnsi="Arial"/>
+          <w:color w:val="404040"/>
+          <w:sz w:val="20"/>
+          <w:szCs w:val="20"/>
+        </w:rPr>
+        <w:t xml:space="preserve">Quietly intense and secretive, with parts of life few people ever see.</w:t>
       </w:r>
     </w:p>
     <w:p>
@@ -27721,7 +27666,7 @@
           <w:sz w:val="20"/>
           <w:szCs w:val="20"/>
         </w:rPr>
-        <w:t xml:space="preserve">Under significant pressure, Sixes can shift toward Three energy — becoming driven, image-focused, and busy as a way to outrun the anxiety. Activity substitutes for security; productivity becomes a defense. Noticed early, it's a signal that the underlying fear is being managed by doing rather than addressed.</w:t>
+        <w:t xml:space="preserve">Under significant pressure, Sixes can shift toward Three energy — becoming driven, image-focused, and busy as a way to outrun the anxiety. Activity substitutes for security; productivity becomes a defense. When noticed early, it's a signal that the underlying fear is being managed by doing rather than addressed.</w:t>
       </w:r>
     </w:p>
     <w:p>
@@ -29769,7 +29714,7 @@
           <w:sz w:val="20"/>
           <w:szCs w:val="20"/>
         </w:rPr>
-        <w:t xml:space="preserve">Social Sixes take responsibility for the agenda and security of the group. Having a clear role and clear rules is a primary concern — they need to know the guidelines, or to create them, in order to feel safe and avoid the rejection that comes with getting it wrong. They provide real service through their ability to organize and structure things for everyone's benefit.</w:t>
+        <w:t xml:space="preserve">Social Sixes take responsibility for the agenda and security of the group. Having a clear role and clear rules is a primary concern — they need to know the guidelines, or to create them, in order to feel safe and avoid the rejection that comes with getting it wrong. They provide real service through their ability to organize and structure things for everyone’s benefit.</w:t>
       </w:r>
     </w:p>
     <w:p>
@@ -29785,7 +29730,7 @@
           <w:sz w:val="20"/>
           <w:szCs w:val="20"/>
         </w:rPr>
-        <w:t xml:space="preserve">SO Sixes can look like highly engaged institutional loyalists — often the people who make the system work. The anxiety gets channeled into the role, which can make them resemble Type Ones (rule-following) or Type Threes (responsible achievers). The duty is genuine, but it can also become a burden that blocks access to their own personal feelings and needs.</w:t>
+        <w:t xml:space="preserve">SO Sixes can look like highly engaged institutional loyalists — often the people who make the system work. The anxiety gets channeled into the role, which can make them resemble Type Ones (rule-following) or Type Threes (responsible achievers). The duty is genuine, but it can also become a burden that has them set aside their own needs and feelings.</w:t>
       </w:r>
     </w:p>
     <w:p>
@@ -29832,60 +29777,59 @@
       <w:r>
         <w:rPr>
           <w:rFonts w:ascii="Arial" w:cs="Arial" w:eastAsia="Arial" w:hAnsi="Arial"/>
-          <w:b/>
-          <w:bCs/>
-          <w:color w:val="404040"/>
-          <w:sz w:val="20"/>
-          <w:szCs w:val="20"/>
-        </w:rPr>
-        <w:t xml:space="preserve">Attention goes to the group's rules, roles, and agenda —</w:t>
-      </w:r>
-      <w:r>
-        <w:rPr>
-          <w:rFonts w:ascii="Arial" w:cs="Arial" w:eastAsia="Arial" w:hAnsi="Arial"/>
-          <w:color w:val="404040"/>
-          <w:sz w:val="20"/>
-          <w:szCs w:val="20"/>
-        </w:rPr>
-        <w:t xml:space="preserve"> what the guidelines are and whether they're clear.</w:t>
-      </w:r>
-    </w:p>
-    <w:p>
-      <w:pPr>
-        <w:pStyle w:val="ListParagraph"/>
-        <w:numPr>
-          <w:ilvl w:val="0"/>
-          <w:numId w:val="2"/>
-        </w:numPr>
-        <w:spacing w:after="60"/>
-      </w:pPr>
-      <w:r>
-        <w:rPr>
-          <w:rFonts w:ascii="Arial" w:cs="Arial" w:eastAsia="Arial" w:hAnsi="Arial"/>
-          <w:color w:val="404040"/>
-          <w:sz w:val="20"/>
-          <w:szCs w:val="20"/>
-        </w:rPr>
-        <w:t xml:space="preserve">Seeks safety through structure: knowing the system reduces the threat of the unknown.</w:t>
-      </w:r>
-    </w:p>
-    <w:p>
-      <w:pPr>
-        <w:pStyle w:val="ListParagraph"/>
-        <w:numPr>
-          <w:ilvl w:val="0"/>
-          <w:numId w:val="2"/>
-        </w:numPr>
-        <w:spacing w:after="60"/>
-      </w:pPr>
-      <w:r>
-        <w:rPr>
-          <w:rFonts w:ascii="Arial" w:cs="Arial" w:eastAsia="Arial" w:hAnsi="Arial"/>
-          <w:color w:val="404040"/>
-          <w:sz w:val="20"/>
-          <w:szCs w:val="20"/>
-        </w:rPr>
-        <w:t xml:space="preserve">Tracks where they stand in the group and whether they're meeting expectations.</w:t>
+          <w:bCs/>
+          <w:color w:val="404040"/>
+          <w:sz w:val="20"/>
+          <w:szCs w:val="20"/>
+        </w:rPr>
+        <w:t xml:space="preserve">Attention goes to the group’s rules, roles, and agenda and whether the guidelines are clear.</w:t>
+      </w:r>
+      <w:r>
+        <w:rPr>
+          <w:rFonts w:ascii="Arial" w:cs="Arial" w:eastAsia="Arial" w:hAnsi="Arial"/>
+          <w:color w:val="404040"/>
+          <w:sz w:val="20"/>
+          <w:szCs w:val="20"/>
+        </w:rPr>
+        <w:t xml:space="preserve"/>
+      </w:r>
+    </w:p>
+    <w:p>
+      <w:pPr>
+        <w:pStyle w:val="ListParagraph"/>
+        <w:numPr>
+          <w:ilvl w:val="0"/>
+          <w:numId w:val="2"/>
+        </w:numPr>
+        <w:spacing w:after="60"/>
+      </w:pPr>
+      <w:r>
+        <w:rPr>
+          <w:rFonts w:ascii="Arial" w:cs="Arial" w:eastAsia="Arial" w:hAnsi="Arial"/>
+          <w:color w:val="404040"/>
+          <w:sz w:val="20"/>
+          <w:szCs w:val="20"/>
+        </w:rPr>
+        <w:t xml:space="preserve">Seeks safety through structure, trusting that systems and processes reduce threat.</w:t>
+      </w:r>
+    </w:p>
+    <w:p>
+      <w:pPr>
+        <w:pStyle w:val="ListParagraph"/>
+        <w:numPr>
+          <w:ilvl w:val="0"/>
+          <w:numId w:val="2"/>
+        </w:numPr>
+        <w:spacing w:after="60"/>
+      </w:pPr>
+      <w:r>
+        <w:rPr>
+          <w:rFonts w:ascii="Arial" w:cs="Arial" w:eastAsia="Arial" w:hAnsi="Arial"/>
+          <w:color w:val="404040"/>
+          <w:sz w:val="20"/>
+          <w:szCs w:val="20"/>
+        </w:rPr>
+        <w:t xml:space="preserve">Tracks where they stand with the group and whether they’re meeting expectations.</w:t>
       </w:r>
     </w:p>
     <w:p>
@@ -29941,7 +29885,7 @@
           <w:sz w:val="20"/>
           <w:szCs w:val="20"/>
         </w:rPr>
-        <w:t xml:space="preserve">Duty is felt deeply — and can become a burden that crowds out personal feelings.</w:t>
+        <w:t xml:space="preserve">Duty is felt deeply — and can become a burden that crowds out their own needs.</w:t>
       </w:r>
     </w:p>
     <w:p>
@@ -30025,26 +29969,26 @@
           <w:sz w:val="20"/>
           <w:szCs w:val="20"/>
         </w:rPr>
-        <w:t xml:space="preserve">Needs to know the rules, or creates them, to feel safe and avoid getting it wrong.</w:t>
-      </w:r>
-    </w:p>
-    <w:p>
-      <w:pPr>
-        <w:pStyle w:val="ListParagraph"/>
-        <w:numPr>
-          <w:ilvl w:val="0"/>
-          <w:numId w:val="2"/>
-        </w:numPr>
-        <w:spacing w:after="60"/>
-      </w:pPr>
-      <w:r>
-        <w:rPr>
-          <w:rFonts w:ascii="Arial" w:cs="Arial" w:eastAsia="Arial" w:hAnsi="Arial"/>
-          <w:color w:val="404040"/>
-          <w:sz w:val="20"/>
-          <w:szCs w:val="20"/>
-        </w:rPr>
-        <w:t xml:space="preserve">Can look like a rule-following One or a responsible Three, with the anxiety underneath.</w:t>
+        <w:t xml:space="preserve">Needs to know the rules to feel safe and avoid dangerous scenarios.</w:t>
+      </w:r>
+    </w:p>
+    <w:p>
+      <w:pPr>
+        <w:pStyle w:val="ListParagraph"/>
+        <w:numPr>
+          <w:ilvl w:val="0"/>
+          <w:numId w:val="2"/>
+        </w:numPr>
+        <w:spacing w:after="60"/>
+      </w:pPr>
+      <w:r>
+        <w:rPr>
+          <w:rFonts w:ascii="Arial" w:cs="Arial" w:eastAsia="Arial" w:hAnsi="Arial"/>
+          <w:color w:val="404040"/>
+          <w:sz w:val="20"/>
+          <w:szCs w:val="20"/>
+        </w:rPr>
+        <w:t xml:space="preserve">Can look like a rule-following One or a responsible SP Three.</w:t>
       </w:r>
     </w:p>
     <w:p>
@@ -30197,7 +30141,7 @@
           <w:sz w:val="20"/>
           <w:szCs w:val="20"/>
         </w:rPr>
-        <w:t xml:space="preserve">One-to-One Sixes demonstrate a warrior spirit — overcoming fear through willpower, physical or intellectual strength, and fierce, often ideological positions. This is the counterphobic stance: rather than retreating from fear, they run straight at it, taking risks and confronting threats to prove the fear won't rule them. Some channel the same energy into creating beauty and strength as a source of stability.</w:t>
+        <w:t xml:space="preserve">One-to-One Sixes demonstrate a warrior spirit — overcoming fear through willpower, physical or intellectual strength, and fierce, often ideological positions. This is the counterphobic stance: rather than retreating from fear, they run straight at it, taking risks and confronting threats to prove the fear won’t rule them.</w:t>
       </w:r>
     </w:p>
     <w:p>
@@ -30213,7 +30157,7 @@
           <w:sz w:val="20"/>
           <w:szCs w:val="20"/>
         </w:rPr>
-        <w:t xml:space="preserve">This is the countertype within Type 6, and it can look strikingly like a Type Eight — confrontational, risk-taking, ideologically intense, apparently fearless. But the fear is present underneath, carefully hidden, sometimes even from the Six themselves. The boldness is anti-fear behavior, not the absence of fear. Under sustained pressure, the anxiety shows; ask about fear, and an SX Six will recognize it even as they fight it.</w:t>
+        <w:t xml:space="preserve">This is the countertype of Type 6, and it can look strikingly like a Type Eight — confrontational, risk-taking, ideologically intense, apparently fearless. But the fear is present underneath, carefully hidden, sometimes even from the Six themselves. The boldness is about pushing against their fear, not the absence of it.</w:t>
       </w:r>
     </w:p>
     <w:p>
@@ -31515,7 +31459,7 @@
           <w:sz w:val="20"/>
           <w:szCs w:val="20"/>
         </w:rPr>
-        <w:t xml:space="preserve">Under significant pressure, Sevens can shift toward One energy — becoming critical, rigid, and perfectionistic. The easy optimism narrows into frustration, judgment, and a sharp focus on what's wrong. Noticed early, it's a signal that the avoidance of pain has finally caught up.</w:t>
+        <w:t xml:space="preserve">Under significant pressure, Sevens can shift toward One energy — becoming critical, rigid, and perfectionistic. The easy optimism narrows into frustration, judgment, and a sharp focus on what's wrong. When noticed early, it's a signal that the avoidance of pain has finally caught up.</w:t>
       </w:r>
     </w:p>
     <w:p>
@@ -33973,7 +33917,7 @@
           <w:sz w:val="20"/>
           <w:szCs w:val="20"/>
         </w:rPr>
-        <w:t xml:space="preserve">One-to-One Sevens are dreamers — easily influenced by the attraction of new ideas, adventures, and relationships, and gifted with great powers of suggestion. They use their charm to lead others into new paradigms, purchases, and possibilities, and they idealize the people and experiences they're fascinated by, seeing the world through optimistic, rose-colored possibility.</w:t>
+        <w:t xml:space="preserve">One-to-One Sevens are dreamers — easily influenced by the attraction of new ideas, adventures, and relationships, and gifted with great powers of suggestion. They use their charm to lead others into new paradigms, purchases, and possibilities, and they idealize the people and experiences they’re fascinated by, seeing the world through optimistic, rose-colored possibility.</w:t>
       </w:r>
     </w:p>
     <w:p>
@@ -33989,7 +33933,7 @@
           <w:sz w:val="20"/>
           <w:szCs w:val="20"/>
         </w:rPr>
-        <w:t xml:space="preserve">The suggestibility works both ways: SX Sevens can appear as followers, easily pulled into others' plans, or as leaders, pulling others into theirs. The quick change of direction and idealizing intensity can look like Type Four authenticity-seeking or Type Eight impulsivity depending on the day. The fascination is real but tends to move — satiated with one possibility, they're drawn to the next.</w:t>
+        <w:t xml:space="preserve">The suggestibility works both ways: SX Sevens can appear as followers, easily pulled into others’ plans, or as leaders, pulling others into theirs. The quick direction changes can look like Type Four or Type Eight depending on the day. The fascination is real but tends to move — satiated with one possibility, they’re drawn to the next.</w:t>
       </w:r>
     </w:p>
     <w:p>
@@ -34036,60 +33980,59 @@
       <w:r>
         <w:rPr>
           <w:rFonts w:ascii="Arial" w:cs="Arial" w:eastAsia="Arial" w:hAnsi="Arial"/>
-          <w:b/>
-          <w:bCs/>
-          <w:color w:val="404040"/>
-          <w:sz w:val="20"/>
-          <w:szCs w:val="20"/>
-        </w:rPr>
-        <w:t xml:space="preserve">Attention goes to idealized possibility —</w:t>
-      </w:r>
-      <w:r>
-        <w:rPr>
-          <w:rFonts w:ascii="Arial" w:cs="Arial" w:eastAsia="Arial" w:hAnsi="Arial"/>
-          <w:color w:val="404040"/>
-          <w:sz w:val="20"/>
-          <w:szCs w:val="20"/>
-        </w:rPr>
-        <w:t xml:space="preserve"> the fascinating idea, person, or adventure of the moment.</w:t>
-      </w:r>
-    </w:p>
-    <w:p>
-      <w:pPr>
-        <w:pStyle w:val="ListParagraph"/>
-        <w:numPr>
-          <w:ilvl w:val="0"/>
-          <w:numId w:val="2"/>
-        </w:numPr>
-        <w:spacing w:after="60"/>
-      </w:pPr>
-      <w:r>
-        <w:rPr>
-          <w:rFonts w:ascii="Arial" w:cs="Arial" w:eastAsia="Arial" w:hAnsi="Arial"/>
-          <w:color w:val="404040"/>
-          <w:sz w:val="20"/>
-          <w:szCs w:val="20"/>
-        </w:rPr>
-        <w:t xml:space="preserve">Highly suggestible and highly suggestive — pulled by, and pulling others toward, new paradigms.</w:t>
-      </w:r>
-    </w:p>
-    <w:p>
-      <w:pPr>
-        <w:pStyle w:val="ListParagraph"/>
-        <w:numPr>
-          <w:ilvl w:val="0"/>
-          <w:numId w:val="2"/>
-        </w:numPr>
-        <w:spacing w:after="60"/>
-      </w:pPr>
-      <w:r>
-        <w:rPr>
-          <w:rFonts w:ascii="Arial" w:cs="Arial" w:eastAsia="Arial" w:hAnsi="Arial"/>
-          <w:color w:val="404040"/>
-          <w:sz w:val="20"/>
-          <w:szCs w:val="20"/>
-        </w:rPr>
-        <w:t xml:space="preserve">Sees through rose-colored optimism, idealizing what's caught their fascination.</w:t>
+          <w:bCs/>
+          <w:color w:val="404040"/>
+          <w:sz w:val="20"/>
+          <w:szCs w:val="20"/>
+        </w:rPr>
+        <w:t xml:space="preserve">Attention goes to pleasurable possibilities — the fascinating idea, person, or adventure.</w:t>
+      </w:r>
+      <w:r>
+        <w:rPr>
+          <w:rFonts w:ascii="Arial" w:cs="Arial" w:eastAsia="Arial" w:hAnsi="Arial"/>
+          <w:color w:val="404040"/>
+          <w:sz w:val="20"/>
+          <w:szCs w:val="20"/>
+        </w:rPr>
+        <w:t xml:space="preserve"/>
+      </w:r>
+    </w:p>
+    <w:p>
+      <w:pPr>
+        <w:pStyle w:val="ListParagraph"/>
+        <w:numPr>
+          <w:ilvl w:val="0"/>
+          <w:numId w:val="2"/>
+        </w:numPr>
+        <w:spacing w:after="60"/>
+      </w:pPr>
+      <w:r>
+        <w:rPr>
+          <w:rFonts w:ascii="Arial" w:cs="Arial" w:eastAsia="Arial" w:hAnsi="Arial"/>
+          <w:color w:val="404040"/>
+          <w:sz w:val="20"/>
+          <w:szCs w:val="20"/>
+        </w:rPr>
+        <w:t xml:space="preserve">Highly suggestible and highly suggestive, fascinated by fresh perspectives.</w:t>
+      </w:r>
+    </w:p>
+    <w:p>
+      <w:pPr>
+        <w:pStyle w:val="ListParagraph"/>
+        <w:numPr>
+          <w:ilvl w:val="0"/>
+          <w:numId w:val="2"/>
+        </w:numPr>
+        <w:spacing w:after="60"/>
+      </w:pPr>
+      <w:r>
+        <w:rPr>
+          <w:rFonts w:ascii="Arial" w:cs="Arial" w:eastAsia="Arial" w:hAnsi="Arial"/>
+          <w:color w:val="404040"/>
+          <w:sz w:val="20"/>
+          <w:szCs w:val="20"/>
+        </w:rPr>
+        <w:t xml:space="preserve">Sees through rose-colored optimism, idealizing what’s caught their fascination.</w:t>
       </w:r>
     </w:p>
     <w:p>
@@ -34120,60 +34063,59 @@
       <w:r>
         <w:rPr>
           <w:rFonts w:ascii="Arial" w:cs="Arial" w:eastAsia="Arial" w:hAnsi="Arial"/>
-          <w:b/>
-          <w:bCs/>
-          <w:color w:val="404040"/>
-          <w:sz w:val="20"/>
-          <w:szCs w:val="20"/>
-        </w:rPr>
-        <w:t xml:space="preserve">Enthusiasm runs high and idealizing —</w:t>
-      </w:r>
-      <w:r>
-        <w:rPr>
-          <w:rFonts w:ascii="Arial" w:cs="Arial" w:eastAsia="Arial" w:hAnsi="Arial"/>
-          <w:color w:val="404040"/>
-          <w:sz w:val="20"/>
-          <w:szCs w:val="20"/>
-        </w:rPr>
-        <w:t xml:space="preserve"> the fascination of the moment feels vivid and complete.</w:t>
-      </w:r>
-    </w:p>
-    <w:p>
-      <w:pPr>
-        <w:pStyle w:val="ListParagraph"/>
-        <w:numPr>
-          <w:ilvl w:val="0"/>
-          <w:numId w:val="2"/>
-        </w:numPr>
-        <w:spacing w:after="60"/>
-      </w:pPr>
-      <w:r>
-        <w:rPr>
-          <w:rFonts w:ascii="Arial" w:cs="Arial" w:eastAsia="Arial" w:hAnsi="Arial"/>
-          <w:color w:val="404040"/>
-          <w:sz w:val="20"/>
-          <w:szCs w:val="20"/>
-        </w:rPr>
-        <w:t xml:space="preserve">The intensity tends to move; satiation with one possibility opens the pull toward the next.</w:t>
-      </w:r>
-    </w:p>
-    <w:p>
-      <w:pPr>
-        <w:pStyle w:val="ListParagraph"/>
-        <w:numPr>
-          <w:ilvl w:val="0"/>
-          <w:numId w:val="2"/>
-        </w:numPr>
-        <w:spacing w:after="60"/>
-      </w:pPr>
-      <w:r>
-        <w:rPr>
-          <w:rFonts w:ascii="Arial" w:cs="Arial" w:eastAsia="Arial" w:hAnsi="Arial"/>
-          <w:color w:val="404040"/>
-          <w:sz w:val="20"/>
-          <w:szCs w:val="20"/>
-        </w:rPr>
-        <w:t xml:space="preserve">Underneath the optimism is the Seven's avoidance of limitation and pain.</w:t>
+          <w:bCs/>
+          <w:color w:val="404040"/>
+          <w:sz w:val="20"/>
+          <w:szCs w:val="20"/>
+        </w:rPr>
+        <w:t xml:space="preserve">Enthusiasm runs high and to others can feel like infectious energy.</w:t>
+      </w:r>
+      <w:r>
+        <w:rPr>
+          <w:rFonts w:ascii="Arial" w:cs="Arial" w:eastAsia="Arial" w:hAnsi="Arial"/>
+          <w:color w:val="404040"/>
+          <w:sz w:val="20"/>
+          <w:szCs w:val="20"/>
+        </w:rPr>
+        <w:t xml:space="preserve"/>
+      </w:r>
+    </w:p>
+    <w:p>
+      <w:pPr>
+        <w:pStyle w:val="ListParagraph"/>
+        <w:numPr>
+          <w:ilvl w:val="0"/>
+          <w:numId w:val="2"/>
+        </w:numPr>
+        <w:spacing w:after="60"/>
+      </w:pPr>
+      <w:r>
+        <w:rPr>
+          <w:rFonts w:ascii="Arial" w:cs="Arial" w:eastAsia="Arial" w:hAnsi="Arial"/>
+          <w:color w:val="404040"/>
+          <w:sz w:val="20"/>
+          <w:szCs w:val="20"/>
+        </w:rPr>
+        <w:t xml:space="preserve">The intensity tends to move; satiation with one possibility automatically leads to the next.</w:t>
+      </w:r>
+    </w:p>
+    <w:p>
+      <w:pPr>
+        <w:pStyle w:val="ListParagraph"/>
+        <w:numPr>
+          <w:ilvl w:val="0"/>
+          <w:numId w:val="2"/>
+        </w:numPr>
+        <w:spacing w:after="60"/>
+      </w:pPr>
+      <w:r>
+        <w:rPr>
+          <w:rFonts w:ascii="Arial" w:cs="Arial" w:eastAsia="Arial" w:hAnsi="Arial"/>
+          <w:color w:val="404040"/>
+          <w:sz w:val="20"/>
+          <w:szCs w:val="20"/>
+        </w:rPr>
+        <w:t xml:space="preserve">Underneath the optimism is the Seven’s avoidance of limitation and pain.</w:t>
       </w:r>
     </w:p>
     <w:p>
@@ -34219,45 +34161,45 @@
           <w:sz w:val="20"/>
           <w:szCs w:val="20"/>
         </w:rPr>
-        <w:t xml:space="preserve"> new ideas, adventures, relationships pursued with charm and energy.</w:t>
-      </w:r>
-    </w:p>
-    <w:p>
-      <w:pPr>
-        <w:pStyle w:val="ListParagraph"/>
-        <w:numPr>
-          <w:ilvl w:val="0"/>
-          <w:numId w:val="2"/>
-        </w:numPr>
-        <w:spacing w:after="60"/>
-      </w:pPr>
-      <w:r>
-        <w:rPr>
-          <w:rFonts w:ascii="Arial" w:cs="Arial" w:eastAsia="Arial" w:hAnsi="Arial"/>
-          <w:color w:val="404040"/>
-          <w:sz w:val="20"/>
-          <w:szCs w:val="20"/>
-        </w:rPr>
-        <w:t xml:space="preserve">Leads others into new possibilities or gets pulled into theirs; direction can change quickly.</w:t>
-      </w:r>
-    </w:p>
-    <w:p>
-      <w:pPr>
-        <w:pStyle w:val="ListParagraph"/>
-        <w:numPr>
-          <w:ilvl w:val="0"/>
-          <w:numId w:val="2"/>
-        </w:numPr>
-        <w:spacing w:after="60"/>
-      </w:pPr>
-      <w:r>
-        <w:rPr>
-          <w:rFonts w:ascii="Arial" w:cs="Arial" w:eastAsia="Arial" w:hAnsi="Arial"/>
-          <w:color w:val="404040"/>
-          <w:sz w:val="20"/>
-          <w:szCs w:val="20"/>
-        </w:rPr>
-        <w:t xml:space="preserve">Idealizes and then moves on, the enthusiasm carrying toward the next bright thing.</w:t>
+        <w:t xml:space="preserve"> new adventures and relationships are pursued with verve.</w:t>
+      </w:r>
+    </w:p>
+    <w:p>
+      <w:pPr>
+        <w:pStyle w:val="ListParagraph"/>
+        <w:numPr>
+          <w:ilvl w:val="0"/>
+          <w:numId w:val="2"/>
+        </w:numPr>
+        <w:spacing w:after="60"/>
+      </w:pPr>
+      <w:r>
+        <w:rPr>
+          <w:rFonts w:ascii="Arial" w:cs="Arial" w:eastAsia="Arial" w:hAnsi="Arial"/>
+          <w:color w:val="404040"/>
+          <w:sz w:val="20"/>
+          <w:szCs w:val="20"/>
+        </w:rPr>
+        <w:t xml:space="preserve">Changes directions quickly, pivoting towards what's more pleasing or fascinating.</w:t>
+      </w:r>
+    </w:p>
+    <w:p>
+      <w:pPr>
+        <w:pStyle w:val="ListParagraph"/>
+        <w:numPr>
+          <w:ilvl w:val="0"/>
+          <w:numId w:val="2"/>
+        </w:numPr>
+        <w:spacing w:after="60"/>
+      </w:pPr>
+      <w:r>
+        <w:rPr>
+          <w:rFonts w:ascii="Arial" w:cs="Arial" w:eastAsia="Arial" w:hAnsi="Arial"/>
+          <w:color w:val="404040"/>
+          <w:sz w:val="20"/>
+          <w:szCs w:val="20"/>
+        </w:rPr>
+        <w:t xml:space="preserve">Has a hard time sticking with one thing or one direction.</w:t>
       </w:r>
     </w:p>
     <w:p>
@@ -34431,7 +34373,7 @@
         <w:pStyle w:val="Normal"/>
       </w:pPr>
       <w:r>
-        <w:t xml:space="preserve">The Enneagram is a dynamic system that describes nine distinct ways of being in the world — nine strategies, shaped early in life, for how to get what we need, stay safe, and belong. Each type is anchored by a core worldview and a deep motivational drive that shapes everything: how we think, what we feel, and how we act.</w:t>
+        <w:t xml:space="preserve">The Enneagram is a dynamic system that describes nine distinct ways of being in the world — nine strategies, shaped early in life, for how to get love, belonging, and control. Each type is anchored by a core worldview and a deep, core motivation that drives how we think, feel, and behave in the world.</w:t>
       </w:r>
     </w:p>
     <w:p>
@@ -34439,7 +34381,7 @@
         <w:pStyle w:val="Normal"/>
       </w:pPr>
       <w:r>
-        <w:t xml:space="preserve">Understanding your type isn’t about putting yourself in a box. It’s about seeing the pattern clearly enough that you have a choice about it.</w:t>
+        <w:t xml:space="preserve">Understanding our type is about seeing the pattern clearly enough that we have a choice about it. The Enneagram is…</w:t>
       </w:r>
     </w:p>
     <w:p>
@@ -34535,7 +34477,7 @@
         <w:pStyle w:val="Normal"/>
       </w:pPr>
       <w:r>
-        <w:t xml:space="preserve">4 | Heart | The Individualist | Sees a world with infinite depth but always something missing. Motivated to be authentic and deeply known. Attention goes to what’s absent or lacking. | Depth, originality, emotional honesty</w:t>
+        <w:t xml:space="preserve">4 | Heart | The Individualist | Sees a world of infinite depth, with something always missing. Motivated to be authentic and deeply known. Attention goes to what’s absent or lacking. | Depth, originality, emotional honesty</w:t>
       </w:r>
     </w:p>
     <w:p>
@@ -34583,7 +34525,7 @@
         <w:pStyle w:val="Normal"/>
       </w:pPr>
       <w:r>
-        <w:t xml:space="preserve">We each have access to all Enneagram types AND one of these nine patterns is your home base. Keep reading to find out which type your responses pointed to most clearly.</w:t>
+        <w:t xml:space="preserve">Each of us has access to all nine Enneagram types and one of these is your home base. Keep reading to find out which type your responses pointed to most clearly.</w:t>
       </w:r>
     </w:p>
     <w:p>
@@ -34599,7 +34541,7 @@
         <w:pStyle w:val="Normal"/>
       </w:pPr>
       <w:r>
-        <w:t xml:space="preserve">Wings are the two types adjacent to your core type. They flavor how your core pattern shows up — not changing who you are, but adding texture. Most people lean toward one wing; some experience both equally.</w:t>
+        <w:t xml:space="preserve">Wings are the two types adjacent to your core type. They flavor how your core pattern shows up, not changing who you are but adding color and texture. Most people lean toward one wing; some experience both equally.</w:t>
       </w:r>
     </w:p>
     <w:p>

--- a/docs/step7-incoming/InsightOut_Static_Content_Library_v1_060526.docx
+++ b/docs/step7-incoming/InsightOut_Static_Content_Library_v1_060526.docx
@@ -34373,7 +34373,7 @@
         <w:pStyle w:val="Normal"/>
       </w:pPr>
       <w:r>
-        <w:t xml:space="preserve">The Enneagram is a dynamic system that describes nine distinct ways of being in the world — nine strategies, shaped early in life, for how to get love, belonging, and control. Each type is anchored by a core worldview and a deep, core motivation that drives how we think, feel, and behave in the world.</w:t>
+        <w:t xml:space="preserve">The Enneagram is a dynamic system that describes nine distinct ways of being in the world: nine strategies, shaped early in life, for how to get love, belonging, and control. Each type is anchored by a core worldview and a deep, core motivation that drives how we think, feel, and behave.</w:t>
       </w:r>
     </w:p>
     <w:p>
@@ -34381,7 +34381,7 @@
         <w:pStyle w:val="Normal"/>
       </w:pPr>
       <w:r>
-        <w:t xml:space="preserve">Understanding our type is about seeing the pattern clearly enough that we have a choice about it. The Enneagram is…</w:t>
+        <w:t xml:space="preserve">Understanding our type is about seeing the pattern clearly enough that we have a choice about it. Below is an introduction to the nine types and their core motivation, along with the gifts each one offers.</w:t>
       </w:r>
     </w:p>
     <w:p>
@@ -34397,7 +34397,7 @@
         <w:pStyle w:val="Normal"/>
       </w:pPr>
       <w:r>
-        <w:t xml:space="preserve">As you read, notice which descriptions pull at you — even slightly. That’s the Enneagram beginning to work.</w:t>
+        <w:t xml:space="preserve">As you read, notice which descriptions pull at you, even slightly. That is the Enneagram beginning to work.</w:t>
       </w:r>
     </w:p>
     <w:p>
@@ -34405,6 +34405,22 @@
         <w:pStyle w:val="Normal"/>
       </w:pPr>
       <w:r>
+        <w:t xml:space="preserve">ENNEAGRAM PRIMER SCAN HEADING</w:t>
+      </w:r>
+    </w:p>
+    <w:p>
+      <w:pPr>
+        <w:pStyle w:val="Normal"/>
+      </w:pPr>
+      <w:r>
+        <w:t xml:space="preserve">The Nine Enneagram Types — Scan Each One</w:t>
+      </w:r>
+    </w:p>
+    <w:p>
+      <w:pPr>
+        <w:pStyle w:val="Normal"/>
+      </w:pPr>
+      <w:r>
         <w:t xml:space="preserve">ENNEAGRAM PRIMER PILLARS</w:t>
       </w:r>
     </w:p>
@@ -34453,7 +34469,7 @@
         <w:pStyle w:val="Normal"/>
       </w:pPr>
       <w:r>
-        <w:t xml:space="preserve">2 | Heart | The Giver | Sees a world where love is earned through service. Motivated to be needed and seen as caring. Attention goes to others’ needs and relationship dynamics. | Warmth, attunement, deep care</w:t>
+        <w:t xml:space="preserve">2 | Heart | The Giver | Sees a world where love is earned through service. Motivated to be needed and seen as caring. Attention goes to others' needs and relationship dynamics. | Warmth, attunement, deep care</w:t>
       </w:r>
     </w:p>
     <w:p>
@@ -34469,7 +34485,7 @@
         <w:pStyle w:val="Normal"/>
       </w:pPr>
       <w:r>
-        <w:t xml:space="preserve">1 | Body | The Improver | Sees a world that falls short of what it could be. Motivated to be good, principled, and beyond criticism. Attention goes to what’s wrong or is broken. | Integrity, discernment, high standards</w:t>
+        <w:t xml:space="preserve">1 | Body | The Improver | Sees a world that falls short of what it could be. Motivated to be good, principled, and beyond criticism. Attention goes to what is wrong or broken. | Integrity, discernment, high standards</w:t>
       </w:r>
     </w:p>
     <w:p>
@@ -34477,7 +34493,7 @@
         <w:pStyle w:val="Normal"/>
       </w:pPr>
       <w:r>
-        <w:t xml:space="preserve">4 | Heart | The Individualist | Sees a world of infinite depth, with something always missing. Motivated to be authentic and deeply known. Attention goes to what’s absent or lacking. | Depth, originality, emotional honesty</w:t>
+        <w:t xml:space="preserve">4 | Heart | The Individualist | Sees a world of infinite depth, with something always missing. Motivated to be authentic and deeply known. Attention goes to what is absent or lacking. | Depth, originality, emotional honesty</w:t>
       </w:r>
     </w:p>
     <w:p>
@@ -34485,7 +34501,7 @@
         <w:pStyle w:val="Normal"/>
       </w:pPr>
       <w:r>
-        <w:t xml:space="preserve">7 | Head | The Enthusiast | Sees a world full of possibility, threatened by limitation and pain. Motivated to stay free and experience life fully. Attention goes to options and what’s next. | Possibility, joy, generative energy</w:t>
+        <w:t xml:space="preserve">7 | Head | The Enthusiast | Sees a world full of possibility, threatened by limitation and pain. Motivated to stay free and experience life fully. Attention goes to options and what is next. | Possibility, joy, generative energy</w:t>
       </w:r>
     </w:p>
     <w:p>
@@ -34493,7 +34509,7 @@
         <w:pStyle w:val="Normal"/>
       </w:pPr>
       <w:r>
-        <w:t xml:space="preserve">9 | Body | The Peacemaker | Sees a world with underlying unity that conflict threatens. Motivated to maintain harmony and avoid disconnection. Attention goes to others’ perspectives and seeking common ground. | Inclusion, steadiness, presence</w:t>
+        <w:t xml:space="preserve">9 | Body | The Peacemaker | Sees a world with underlying unity that conflict threatens. Motivated to maintain harmony and avoid disconnection. Attention goes to others' perspectives and common ground. | Inclusion, steadiness, presence</w:t>
       </w:r>
     </w:p>
     <w:p>
@@ -34525,7 +34541,7 @@
         <w:pStyle w:val="Normal"/>
       </w:pPr>
       <w:r>
-        <w:t xml:space="preserve">Each of us has access to all nine Enneagram types and one of these is your home base. Keep reading to find out which type your responses pointed to most clearly.</w:t>
+        <w:t xml:space="preserve">Each of us has access to all nine Enneagram types, and one of them is your home base. Keep reading to find out which type your responses pointed to most clearly.</w:t>
       </w:r>
     </w:p>
     <w:p>

--- a/docs/step7-incoming/InsightOut_Static_Content_Library_v1_060526.docx
+++ b/docs/step7-incoming/InsightOut_Static_Content_Library_v1_060526.docx
@@ -1780,26 +1780,26 @@
           <w:sz w:val="20"/>
           <w:szCs w:val="20"/>
         </w:rPr>
-        <w:t xml:space="preserve"> Vulnerability is the capacity to be affected — not the same as being powerless. Strength and tenderness can live in the same body.</w:t>
-      </w:r>
-    </w:p>
-    <w:p>
-      <w:pPr>
-        <w:pStyle w:val="ListParagraph"/>
-        <w:numPr>
-          <w:ilvl w:val="0"/>
-          <w:numId w:val="2"/>
-        </w:numPr>
-        <w:spacing w:after="60"/>
-      </w:pPr>
-      <w:r>
-        <w:rPr>
-          <w:rFonts w:ascii="Arial" w:cs="Arial" w:eastAsia="Arial" w:hAnsi="Arial"/>
-          <w:color w:val="404040"/>
-          <w:sz w:val="20"/>
-          <w:szCs w:val="20"/>
-        </w:rPr>
-        <w:t xml:space="preserve">Notice the impact of your intensity on others — not to shrink it, but to choose when to bring its full force and when to bring something softer.</w:t>
+        <w:t xml:space="preserve"> Vulnerability is the capacity to be affected, not the same as being powerless. Strength and tenderness can live in the same body.</w:t>
+      </w:r>
+    </w:p>
+    <w:p>
+      <w:pPr>
+        <w:pStyle w:val="ListParagraph"/>
+        <w:numPr>
+          <w:ilvl w:val="0"/>
+          <w:numId w:val="2"/>
+        </w:numPr>
+        <w:spacing w:after="60"/>
+      </w:pPr>
+      <w:r>
+        <w:rPr>
+          <w:rFonts w:ascii="Arial" w:cs="Arial" w:eastAsia="Arial" w:hAnsi="Arial"/>
+          <w:color w:val="404040"/>
+          <w:sz w:val="20"/>
+          <w:szCs w:val="20"/>
+        </w:rPr>
+        <w:t xml:space="preserve">Notice the impact of your intensity on others, not to shrink it, but to choose when to bring its full force and when to bring something softer.</w:t>
       </w:r>
     </w:p>
     <w:p>
@@ -2066,7 +2066,7 @@
           <w:sz w:val="20"/>
           <w:szCs w:val="20"/>
         </w:rPr>
-        <w:t xml:space="preserve">Naming your intent upfront (“I want to think this through with you, not just tell you what I think”) lowers the temperature before you've even started.</w:t>
+        <w:t xml:space="preserve">Naming your intent upfront ("I want to think this through with you, not just tell you what I think") lowers the temperature before you've even started.</w:t>
       </w:r>
     </w:p>
     <w:p>
@@ -2736,7 +2736,7 @@
           <w:sz w:val="20"/>
           <w:szCs w:val="20"/>
         </w:rPr>
-        <w:t xml:space="preserve">Of the three Eight subtypes, SP Eights tend to be the most contained — observing situations before moving, reading dynamics carefully, and acting when the moment is right. Relationships tend to be “in or out,” with fierce loyalty to those inside and real wariness toward those outside. The intensity is there; it's just channeled into protection rather than open display.</w:t>
+        <w:t xml:space="preserve">Of the three Eight subtypes, SP Eights tend to be the most contained — observing situations before moving, reading dynamics carefully, and acting when the moment is right. Relationships tend to be "in or out," with fierce loyalty to those inside and real wariness toward those outside. The intensity is there; it's just channeled into protection rather than open display.</w:t>
       </w:r>
     </w:p>
     <w:p>
@@ -3156,7 +3156,7 @@
           <w:sz w:val="20"/>
           <w:szCs w:val="20"/>
         </w:rPr>
-        <w:t xml:space="preserve">Social Eights redirect Eight energy outward — toward a group, a cause, or a fight that matters. They take a leadership role on behalf of those who can’t protect themselves, and their loyalty to people and principles runs deep. What drives this is a felt sense of moral weight as opposed to altruism.</w:t>
+        <w:t xml:space="preserve">Social Eights redirect Eight energy outward — toward a group, a cause, or a fight that matters. They take a leadership role on behalf of those who can't protect themselves, and their loyalty to people and principles runs deep. What drives this is a felt sense of moral weight as opposed to altruism.</w:t>
       </w:r>
     </w:p>
     <w:p>
@@ -3172,7 +3172,7 @@
           <w:sz w:val="20"/>
           <w:szCs w:val="20"/>
         </w:rPr>
-        <w:t xml:space="preserve">The Social Eight is the countertype of Type 8, which means the classic confrontational, dominating image fits less cleanly here. The anger is organized around the group’s welfare, not personal power, and the force is directed outward toward injustice. This can make Social Eights read more like a Type Two or Type Six from the outside.</w:t>
+        <w:t xml:space="preserve">The Social Eight is the countertype of Type 8, which means the classic confrontational, dominating image fits less cleanly here. The anger is organized around the group's welfare, not personal power, and the force is directed outward toward injustice. This can make Social Eights read more like a Type Two or Type Six from the outside.</w:t>
       </w:r>
     </w:p>
     <w:p>
@@ -3234,7 +3234,7 @@
           <w:sz w:val="20"/>
           <w:szCs w:val="20"/>
         </w:rPr>
-        <w:t xml:space="preserve"> who has power, who’s being marginalized, where the system is failing people.</w:t>
+        <w:t xml:space="preserve"> who has power, who's being marginalized, where the system is failing people.</w:t>
       </w:r>
     </w:p>
     <w:p>
@@ -3318,7 +3318,7 @@
           <w:sz w:val="20"/>
           <w:szCs w:val="20"/>
         </w:rPr>
-        <w:t xml:space="preserve"> organized around the group’s welfare, not personal grievance.</w:t>
+        <w:t xml:space="preserve"> organized around the group's welfare, not personal grievance.</w:t>
       </w:r>
     </w:p>
     <w:p>
@@ -3608,7 +3608,7 @@
           <w:sz w:val="20"/>
           <w:szCs w:val="20"/>
         </w:rPr>
-        <w:t xml:space="preserve">There’s a paradox at the heart of this subtype. The SX Eight projects enormous force — commanding, rebellious, possessive — but underneath is a longing to surrender, to trust completely, to find someone who can hold their full force without flinching. What’s easy to miss is the yearning underneath — rarely visible, rarely expressed.</w:t>
+        <w:t xml:space="preserve">There's a paradox at the heart of this subtype. The SX Eight projects enormous force — commanding, rebellious, possessive — but underneath is a longing to surrender, to trust completely, to find someone who can hold their full force without flinching. What's easy to miss is the yearning underneath — rarely visible, rarely expressed.</w:t>
       </w:r>
     </w:p>
     <w:p>
@@ -3689,26 +3689,26 @@
           <w:sz w:val="20"/>
           <w:szCs w:val="20"/>
         </w:rPr>
-        <w:t xml:space="preserve">Highly attuned to power within relationships: who’s giving, who’s withholding, whether the connection is real or performed.</w:t>
-      </w:r>
-    </w:p>
-    <w:p>
-      <w:pPr>
-        <w:pStyle w:val="ListParagraph"/>
-        <w:numPr>
-          <w:ilvl w:val="0"/>
-          <w:numId w:val="2"/>
-        </w:numPr>
-        <w:spacing w:after="60"/>
-      </w:pPr>
-      <w:r>
-        <w:rPr>
-          <w:rFonts w:ascii="Arial" w:cs="Arial" w:eastAsia="Arial" w:hAnsi="Arial"/>
-          <w:color w:val="404040"/>
-          <w:sz w:val="20"/>
-          <w:szCs w:val="20"/>
-        </w:rPr>
-        <w:t xml:space="preserve">Provocation can be intentional — testing others’ capacity to be with their big energy and power.</w:t>
+        <w:t xml:space="preserve">Highly attuned to power within relationships: who's giving, who's withholding, whether the connection is real or performed.</w:t>
+      </w:r>
+    </w:p>
+    <w:p>
+      <w:pPr>
+        <w:pStyle w:val="ListParagraph"/>
+        <w:numPr>
+          <w:ilvl w:val="0"/>
+          <w:numId w:val="2"/>
+        </w:numPr>
+        <w:spacing w:after="60"/>
+      </w:pPr>
+      <w:r>
+        <w:rPr>
+          <w:rFonts w:ascii="Arial" w:cs="Arial" w:eastAsia="Arial" w:hAnsi="Arial"/>
+          <w:color w:val="404040"/>
+          <w:sz w:val="20"/>
+          <w:szCs w:val="20"/>
+        </w:rPr>
+        <w:t xml:space="preserve">Provocation can be intentional — testing others' capacity to be with their big energy and power.</w:t>
       </w:r>
     </w:p>
     <w:p>
@@ -4224,7 +4224,7 @@
           <w:sz w:val="20"/>
           <w:szCs w:val="20"/>
         </w:rPr>
-        <w:t xml:space="preserve"> the “yes” takes more work to locate.</w:t>
+        <w:t xml:space="preserve"> the "yes" takes more work to locate.</w:t>
       </w:r>
     </w:p>
     <w:p>
@@ -4456,7 +4456,7 @@
           <w:sz w:val="20"/>
           <w:szCs w:val="20"/>
         </w:rPr>
-        <w:t xml:space="preserve">When anger does surface, it can come out sideways: passive resistance, withdrawal, or a sudden immovable “no.”</w:t>
+        <w:t xml:space="preserve">When anger does surface, it can come out sideways: passive resistance, withdrawal, or a sudden immovable "no."</w:t>
       </w:r>
     </w:p>
     <w:p>
@@ -5547,7 +5547,7 @@
           <w:sz w:val="20"/>
           <w:szCs w:val="20"/>
         </w:rPr>
-        <w:t xml:space="preserve"> Even a small, private “I want…” builds the muscle of knowing your own mind.</w:t>
+        <w:t xml:space="preserve"> Even a small, private "I want..." builds the muscle of knowing your own mind.</w:t>
       </w:r>
     </w:p>
     <w:p>
@@ -5844,7 +5844,7 @@
           <w:sz w:val="20"/>
           <w:szCs w:val="20"/>
         </w:rPr>
-        <w:t xml:space="preserve">Saying “I don't mind” too often trains people to stop asking what you want.</w:t>
+        <w:t xml:space="preserve">Saying "I don't mind" too often trains people to stop asking what you want.</w:t>
       </w:r>
     </w:p>
     <w:p>
@@ -5882,7 +5882,7 @@
           <w:sz w:val="20"/>
           <w:szCs w:val="20"/>
         </w:rPr>
-        <w:t xml:space="preserve">Your “yes” means more when people know you'll also say “no.” Letting disagreement show builds trust, not conflict.</w:t>
+        <w:t xml:space="preserve">Your "yes" means more when people know you'll also say "no." Letting disagreement show builds trust, not conflict.</w:t>
       </w:r>
     </w:p>
     <w:p>
@@ -6165,7 +6165,7 @@
           <w:sz w:val="20"/>
           <w:szCs w:val="20"/>
         </w:rPr>
-        <w:t xml:space="preserve">As a Body Center type, your knowing lives in the gut — but for Nines, that signal is often numbed before it registers.</w:t>
+        <w:t xml:space="preserve">As a Body Center type, your knowing lives in the gut, but for Nines, that signal is often numbed before it registers.</w:t>
       </w:r>
     </w:p>
     <w:p>
@@ -6203,7 +6203,7 @@
           <w:sz w:val="20"/>
           <w:szCs w:val="20"/>
         </w:rPr>
-        <w:t xml:space="preserve">Presence, for you, means showing up as a distinct self — not merging into the field around you.</w:t>
+        <w:t xml:space="preserve">Presence, for you, means showing up as a distinct self, not merging into the field around you.</w:t>
       </w:r>
     </w:p>
     <w:p>
@@ -6276,7 +6276,7 @@
           <w:sz w:val="20"/>
           <w:szCs w:val="20"/>
         </w:rPr>
-        <w:t xml:space="preserve">The return path: physical and direct. Movement, a clear small action, asking yourself “what do I want” wakes the body up.</w:t>
+        <w:t xml:space="preserve">The return path: physical and direct. Movement, a clear small action, asking yourself "what do I want" wakes the body up.</w:t>
       </w:r>
     </w:p>
     <w:p>
@@ -6552,7 +6552,7 @@
           <w:sz w:val="20"/>
           <w:szCs w:val="20"/>
         </w:rPr>
-        <w:t xml:space="preserve">Of the three Nine subtypes, SP Nines are the least visibly “peacemaking“ in the social sense — they keep the peace through their own routines rather than by managing groups or merging with a partner. This can read as self-sufficiency or contentment rather than conflict-avoidance, which is why SP Nines are sometimes the hardest Nines to spot.</w:t>
+        <w:t xml:space="preserve">Of the three Nine subtypes, SP Nines are the least visibly "peacemaking" in the social sense — they keep the peace through their own routines rather than by managing groups or merging with a partner. This can read as self-sufficiency or contentment rather than conflict-avoidance, which is why SP Nines are sometimes the hardest Nines to spot.</w:t>
       </w:r>
     </w:p>
     <w:p>
@@ -6614,7 +6614,7 @@
           <w:sz w:val="20"/>
           <w:szCs w:val="20"/>
         </w:rPr>
-        <w:t xml:space="preserve"> what’s familiar, what’s soothing, and what brings calm.</w:t>
+        <w:t xml:space="preserve"> what's familiar, what's soothing, and what brings calm.</w:t>
       </w:r>
     </w:p>
     <w:p>
@@ -6717,7 +6717,7 @@
           <w:sz w:val="20"/>
           <w:szCs w:val="20"/>
         </w:rPr>
-        <w:t xml:space="preserve">Anger and discontent are numbed early, often through the body before they’re fully felt.</w:t>
+        <w:t xml:space="preserve">Anger and discontent are numbed early, often through the body before they're fully felt.</w:t>
       </w:r>
     </w:p>
     <w:p>
@@ -6792,7 +6792,7 @@
           <w:sz w:val="20"/>
           <w:szCs w:val="20"/>
         </w:rPr>
-        <w:t xml:space="preserve">Self-sufficient and grounded, masking an avoidance of conflict or what’s uncomfortable.</w:t>
+        <w:t xml:space="preserve">Self-sufficient and grounded, masking an avoidance of conflict or what's uncomfortable.</w:t>
       </w:r>
     </w:p>
     <w:p>
@@ -6945,7 +6945,7 @@
           <w:sz w:val="20"/>
           <w:szCs w:val="20"/>
         </w:rPr>
-        <w:t xml:space="preserve">Social Nines blend with the style and agenda of their groups, working hard on behalf of the collective as a way of belonging. They are often the most visibly “peacemaking“ Nines — mediating, including, showing up for the group’s harmony. Real generosity sits alongside a tendency to merge with the group and lose oneself.</w:t>
+        <w:t xml:space="preserve">Social Nines blend with the style and agenda of their groups, working hard on behalf of the collective as a way of belonging. They are often the most visibly "peacemaking" Nines — mediating, including, showing up for the group's harmony. Real generosity sits alongside a tendency to merge with the group and lose oneself.</w:t>
       </w:r>
     </w:p>
     <w:p>
@@ -7013,7 +7013,7 @@
           <w:sz w:val="20"/>
           <w:szCs w:val="20"/>
         </w:rPr>
-        <w:t xml:space="preserve">Attention goes to the group’s agenda and harmony — reading the collective mood, finding where things align.</w:t>
+        <w:t xml:space="preserve">Attention goes to the group's agenda and harmony — reading the collective mood, finding where things align.</w:t>
       </w:r>
       <w:r>
         <w:rPr>
@@ -7116,7 +7116,7 @@
           <w:sz w:val="20"/>
           <w:szCs w:val="20"/>
         </w:rPr>
-        <w:t xml:space="preserve">Personal feelings merge with the group’s mood or atmosphere.</w:t>
+        <w:t xml:space="preserve">Personal feelings merge with the group's mood or atmosphere.</w:t>
       </w:r>
     </w:p>
     <w:p>
@@ -7200,26 +7200,26 @@
           <w:sz w:val="20"/>
           <w:szCs w:val="20"/>
         </w:rPr>
-        <w:t xml:space="preserve">Blends with the group’s style and agenda, losing track of one's own perspective.</w:t>
-      </w:r>
-    </w:p>
-    <w:p>
-      <w:pPr>
-        <w:pStyle w:val="ListParagraph"/>
-        <w:numPr>
-          <w:ilvl w:val="0"/>
-          <w:numId w:val="2"/>
-        </w:numPr>
-        <w:spacing w:after="60"/>
-      </w:pPr>
-      <w:r>
-        <w:rPr>
-          <w:rFonts w:ascii="Arial" w:cs="Arial" w:eastAsia="Arial" w:hAnsi="Arial"/>
-          <w:color w:val="404040"/>
-          <w:sz w:val="20"/>
-          <w:szCs w:val="20"/>
-        </w:rPr>
-        <w:t xml:space="preserve">Can “fall asleep“ in a comfortable social role, mistaking participation for genuine belonging.</w:t>
+        <w:t xml:space="preserve">Blends with the group's style and agenda, losing track of one's own perspective.</w:t>
+      </w:r>
+    </w:p>
+    <w:p>
+      <w:pPr>
+        <w:pStyle w:val="ListParagraph"/>
+        <w:numPr>
+          <w:ilvl w:val="0"/>
+          <w:numId w:val="2"/>
+        </w:numPr>
+        <w:spacing w:after="60"/>
+      </w:pPr>
+      <w:r>
+        <w:rPr>
+          <w:rFonts w:ascii="Arial" w:cs="Arial" w:eastAsia="Arial" w:hAnsi="Arial"/>
+          <w:color w:val="404040"/>
+          <w:sz w:val="20"/>
+          <w:szCs w:val="20"/>
+        </w:rPr>
+        <w:t xml:space="preserve">Can "fall asleep" in a comfortable social role, mistaking participation for genuine belonging.</w:t>
       </w:r>
     </w:p>
     <w:p>
@@ -7388,7 +7388,7 @@
           <w:sz w:val="20"/>
           <w:szCs w:val="20"/>
         </w:rPr>
-        <w:t xml:space="preserve">SX Nines can look intensely devoted, even consumed by their most important relationship — which doesn’t match the classic easygoing Nine image. They may be mistaken for Fours (in the longing) or Twos (in the merging). The self-forgetting happens through the beloved: their own desires dissolve into the other’s, and boundaries are genuinely hard to hold.</w:t>
+        <w:t xml:space="preserve">SX Nines can look intensely devoted, even consumed by their most important relationship — which doesn't match the classic easygoing Nine image. They may be mistaken for Fours (in the longing) or Twos (in the merging). The self-forgetting happens through the beloved: their own desires dissolve into the other's, and boundaries are genuinely hard to hold.</w:t>
       </w:r>
     </w:p>
     <w:p>
@@ -8013,7 +8013,7 @@
           <w:sz w:val="20"/>
           <w:szCs w:val="20"/>
         </w:rPr>
-        <w:t xml:space="preserve">Right and wrong feel clear and binary; gray areas and “good enough” create real discomfort.</w:t>
+        <w:t xml:space="preserve">Right and wrong feel clear and binary; gray areas and "good enough" create real discomfort.</w:t>
       </w:r>
     </w:p>
     <w:p>
@@ -8158,7 +8158,7 @@
           <w:sz w:val="20"/>
           <w:szCs w:val="20"/>
         </w:rPr>
-        <w:t xml:space="preserve"> but it's judged as “bad,” so it gets suppressed and leaks out as irritation, tension, or resentment.</w:t>
+        <w:t xml:space="preserve"> but it's judged as "bad," so it gets suppressed and leaks out as irritation, tension, or resentment.</w:t>
       </w:r>
     </w:p>
     <w:p>
@@ -8506,7 +8506,7 @@
           <w:sz w:val="19"/>
           <w:szCs w:val="19"/>
         </w:rPr>
-        <w:t xml:space="preserve">What would you do differently if “good enough” were actually enough?</w:t>
+        <w:t xml:space="preserve">What would you do differently if "good enough" were actually enough?</w:t>
       </w:r>
     </w:p>
     <w:p>
@@ -9255,7 +9255,7 @@
                 <w:sz w:val="19"/>
                 <w:szCs w:val="19"/>
               </w:rPr>
-              <w:t xml:space="preserve">Difficulty with gray areas, flexibility, and “good enough” — the right way can become the only way.</w:t>
+              <w:t xml:space="preserve">Difficulty with gray areas, flexibility, and "good enough" — the right way can become the only way.</w:t>
             </w:r>
           </w:p>
         </w:tc>
@@ -9336,7 +9336,7 @@
           <w:sz w:val="20"/>
           <w:szCs w:val="20"/>
         </w:rPr>
-        <w:t xml:space="preserve"> You can hear it without obeying it — and ask whether its standard is actually yours.</w:t>
+        <w:t xml:space="preserve"> You can hear it without obeying it, and ask whether its standard is actually yours.</w:t>
       </w:r>
     </w:p>
     <w:p>
@@ -9376,16 +9376,16 @@
           <w:sz w:val="20"/>
           <w:szCs w:val="20"/>
         </w:rPr>
-        <w:t xml:space="preserve">Practice “good enough” on purpose.</w:t>
-      </w:r>
-      <w:r>
-        <w:rPr>
-          <w:rFonts w:ascii="Arial" w:cs="Arial" w:eastAsia="Arial" w:hAnsi="Arial"/>
-          <w:color w:val="404040"/>
-          <w:sz w:val="20"/>
-          <w:szCs w:val="20"/>
-        </w:rPr>
-        <w:t xml:space="preserve"> Choose something low-stakes and deliberately leave it imperfect — and notice you're still okay.</w:t>
+        <w:t xml:space="preserve">Practice "good enough" on purpose.</w:t>
+      </w:r>
+      <w:r>
+        <w:rPr>
+          <w:rFonts w:ascii="Arial" w:cs="Arial" w:eastAsia="Arial" w:hAnsi="Arial"/>
+          <w:color w:val="404040"/>
+          <w:sz w:val="20"/>
+          <w:szCs w:val="20"/>
+        </w:rPr>
+        <w:t xml:space="preserve"> Choose something low-stakes and deliberately leave it imperfect, and notice you're still okay.</w:t>
       </w:r>
     </w:p>
     <w:p>
@@ -9652,7 +9652,7 @@
           <w:sz w:val="20"/>
           <w:szCs w:val="20"/>
         </w:rPr>
-        <w:t xml:space="preserve">Naming the standard explicitly (“here's what I'm aiming for”) helps others meet it without feeling judged.</w:t>
+        <w:t xml:space="preserve">Naming the standard explicitly ("here's what I'm aiming for") helps others meet it without feeling judged.</w:t>
       </w:r>
     </w:p>
     <w:p>
@@ -9954,7 +9954,7 @@
           <w:sz w:val="20"/>
           <w:szCs w:val="20"/>
         </w:rPr>
-        <w:t xml:space="preserve">As a Body Center type, your knowing lives in the gut — but for Ones it arrives pre-filtered through the standard of what's correct.</w:t>
+        <w:t xml:space="preserve">As a Body Center type, your knowing lives in the gut, but for Ones it arrives pre-filtered through the standard of what's correct.</w:t>
       </w:r>
     </w:p>
     <w:p>
@@ -10084,7 +10084,7 @@
           <w:sz w:val="20"/>
           <w:szCs w:val="20"/>
         </w:rPr>
-        <w:t xml:space="preserve">Notice the should in real time — “I should…,” “they should…” — and ask whether it's serving you.</w:t>
+        <w:t xml:space="preserve">Notice the should in real time — "I should...," "they should..." — and ask whether it's serving you.</w:t>
       </w:r>
     </w:p>
     <w:p>
@@ -10778,7 +10778,7 @@
           <w:sz w:val="20"/>
           <w:szCs w:val="20"/>
         </w:rPr>
-        <w:t xml:space="preserve">The challenge here is the difficulty flexing around others’ “incorrect“ words and actions. SO Ones can come across as principled and reform-minded rather than rigid, but the friction shows up clearly when someone doesn’t meet the standard they hold for the group.</w:t>
+        <w:t xml:space="preserve">The challenge here is the difficulty flexing around others' "incorrect" words and actions. SO Ones can come across as principled and reform-minded rather than rigid, but the friction shows up clearly when someone doesn't meet the standard they hold for the group.</w:t>
       </w:r>
     </w:p>
     <w:p>
@@ -11025,7 +11025,7 @@
           <w:sz w:val="20"/>
           <w:szCs w:val="20"/>
         </w:rPr>
-        <w:t xml:space="preserve">Has difficulty adapting to others’ approaches if they don't exactly align to their standards.</w:t>
+        <w:t xml:space="preserve">Has difficulty adapting to others' approaches if they don't exactly align to their standards.</w:t>
       </w:r>
     </w:p>
     <w:p>
@@ -13134,7 +13134,7 @@
           <w:sz w:val="20"/>
           <w:szCs w:val="20"/>
         </w:rPr>
-        <w:t xml:space="preserve"> “I need…” is not weakness — it's the honesty that lets others actually love you.</w:t>
+        <w:t xml:space="preserve"> "I need..." is not weakness — it's the honesty that lets others actually love you.</w:t>
       </w:r>
     </w:p>
     <w:p>
@@ -13183,7 +13183,7 @@
           <w:sz w:val="20"/>
           <w:szCs w:val="20"/>
         </w:rPr>
-        <w:t xml:space="preserve"> Accepting help is its own practice — and it's how relationships balance.</w:t>
+        <w:t xml:space="preserve"> Accepting help is its own practice, and it's how relationships balance.</w:t>
       </w:r>
     </w:p>
     <w:p>
@@ -13863,7 +13863,7 @@
           <w:sz w:val="20"/>
           <w:szCs w:val="20"/>
         </w:rPr>
-        <w:t xml:space="preserve">The return path: ask “what do I need right now?” and let the answer matter as much as anyone else's.</w:t>
+        <w:t xml:space="preserve">The return path: ask "what do I need right now?" and let the answer matter as much as anyone else's.</w:t>
       </w:r>
     </w:p>
     <w:p>
@@ -14123,7 +14123,7 @@
           <w:sz w:val="20"/>
           <w:szCs w:val="20"/>
         </w:rPr>
-        <w:t xml:space="preserve">Self-Preservation Twos build warm, personable relationships and take care of others so they will be taken care of in return. There’s a childlike, endearing quality, and often an unspoken entitlement — “I’ve given so much, now it’s my turn“ — or its inverse, false modesty. The giving has a reciprocal undercurrent: care offered with an expectation of care received.</w:t>
+        <w:t xml:space="preserve">Self-Preservation Twos build warm, personable relationships and take care of others so they will be taken care of in return. There's a childlike, endearing quality, and often an unspoken entitlement — "I've given so much, now it's my turn" — or its inverse, false modesty. The giving has a reciprocal undercurrent: care offered with an expectation of care received.</w:t>
       </w:r>
     </w:p>
     <w:p>
@@ -14139,7 +14139,7 @@
           <w:sz w:val="20"/>
           <w:szCs w:val="20"/>
         </w:rPr>
-        <w:t xml:space="preserve">This is the countertype of Type 2. SP Twos can look more childlike, dependent, or even needy than the classic giving Two, and the helping can carry a conditional quality that isn’t obvious on the surface. The pride that resists receiving in other Twos is softer here — there’s a more direct, if unspoken, hope to be looked after.</w:t>
+        <w:t xml:space="preserve">This is the countertype of Type 2. SP Twos can look more childlike, dependent, or even needy than the classic giving Two, and the helping can carry a conditional quality that isn't obvious on the surface. The pride that resists receiving in other Twos is softer here — there's a more direct, if unspoken, hope to be looked after.</w:t>
       </w:r>
     </w:p>
     <w:p>
@@ -14211,7 +14211,7 @@
           <w:sz w:val="20"/>
           <w:szCs w:val="20"/>
         </w:rPr>
-        <w:t xml:space="preserve">Runs a silent reciprocation ledger; what’s been given, and what’s owed back.</w:t>
+        <w:t xml:space="preserve">Runs a silent reciprocation ledger; what's been given, and what's owed back.</w:t>
       </w:r>
     </w:p>
     <w:p>
@@ -14286,26 +14286,26 @@
           <w:sz w:val="20"/>
           <w:szCs w:val="20"/>
         </w:rPr>
-        <w:t xml:space="preserve">A quiet entitlement (“now it’s my turn”) or its inverse (false modesty) is always present.</w:t>
-      </w:r>
-    </w:p>
-    <w:p>
-      <w:pPr>
-        <w:pStyle w:val="ListParagraph"/>
-        <w:numPr>
-          <w:ilvl w:val="0"/>
-          <w:numId w:val="2"/>
-        </w:numPr>
-        <w:spacing w:after="60"/>
-      </w:pPr>
-      <w:r>
-        <w:rPr>
-          <w:rFonts w:ascii="Arial" w:cs="Arial" w:eastAsia="Arial" w:hAnsi="Arial"/>
-          <w:color w:val="404040"/>
-          <w:sz w:val="20"/>
-          <w:szCs w:val="20"/>
-        </w:rPr>
-        <w:t xml:space="preserve">Hurt surfaces when the reciprocity doesn’t come, though it’s rarely named directly.</w:t>
+        <w:t xml:space="preserve">A quiet entitlement ("now it's my turn") or its inverse (false modesty) is always present.</w:t>
+      </w:r>
+    </w:p>
+    <w:p>
+      <w:pPr>
+        <w:pStyle w:val="ListParagraph"/>
+        <w:numPr>
+          <w:ilvl w:val="0"/>
+          <w:numId w:val="2"/>
+        </w:numPr>
+        <w:spacing w:after="60"/>
+      </w:pPr>
+      <w:r>
+        <w:rPr>
+          <w:rFonts w:ascii="Arial" w:cs="Arial" w:eastAsia="Arial" w:hAnsi="Arial"/>
+          <w:color w:val="404040"/>
+          <w:sz w:val="20"/>
+          <w:szCs w:val="20"/>
+        </w:rPr>
+        <w:t xml:space="preserve">Hurt surfaces when the reciprocity doesn't come, though it's rarely named directly.</w:t>
       </w:r>
     </w:p>
     <w:p>
@@ -14961,7 +14961,7 @@
           <w:sz w:val="20"/>
           <w:szCs w:val="20"/>
         </w:rPr>
-        <w:t xml:space="preserve">One-to-One Twos channel all their interpersonal attunement into winning the approval and devotion of selected significant others. There’s a magnetic, sometimes seductive quality to the energy — not necessarily sexual, but charged with the desire to be irresistible to the people who matter. The giving is intense and personal, aimed at becoming indispensable to one or a few.</w:t>
+        <w:t xml:space="preserve">One-to-One Twos channel all their interpersonal attunement into winning the approval and devotion of selected significant others. There's a magnetic, sometimes seductive quality to the energy — not necessarily sexual, but charged with the desire to be irresistible to the people who matter. The giving is intense and personal, aimed at becoming indispensable to one or a few.</w:t>
       </w:r>
     </w:p>
     <w:p>
@@ -16917,7 +16917,7 @@
           <w:sz w:val="20"/>
           <w:szCs w:val="20"/>
         </w:rPr>
-        <w:t xml:space="preserve"> Stillness lets the feelings catch up — and reconnecting with them is how you find the self beneath the image.</w:t>
+        <w:t xml:space="preserve"> Stillness lets the feelings catch up, and reconnecting with them is how you find the self beneath the image.</w:t>
       </w:r>
     </w:p>
     <w:p>
@@ -17906,7 +17906,7 @@
           <w:sz w:val="20"/>
           <w:szCs w:val="20"/>
         </w:rPr>
-        <w:t xml:space="preserve">Self-Preservation Threes channel their drive into material success, financial security, and the tangible markers of a well-run life. They prefer to be seen as hardworking and reliable rather than flashy or self-promoting — the image being managed is, paradoxically, the image of someone who doesn’t manage image. Quality, productivity, and doing things properly matter here.</w:t>
+        <w:t xml:space="preserve">Self-Preservation Threes channel their drive into material success, financial security, and the tangible markers of a well-run life. They prefer to be seen as hardworking and reliable rather than flashy or self-promoting — the image being managed is, paradoxically, the image of someone who doesn't manage image. Quality, productivity, and doing things properly matter here.</w:t>
       </w:r>
     </w:p>
     <w:p>
@@ -17922,7 +17922,7 @@
           <w:sz w:val="20"/>
           <w:szCs w:val="20"/>
         </w:rPr>
-        <w:t xml:space="preserve">This is the countertype of Type 3, and it can look surprisingly like a One because of the emphasis on doing things correctly rather than showing off. The classic ambitious, image-conscious Three doesn’t fit cleanly. They presented an image of humility and often have genuinely complicated feelings about being recognized for their accomplishments.</w:t>
+        <w:t xml:space="preserve">This is the countertype of Type 3, and it can look surprisingly like a One because of the emphasis on doing things correctly rather than showing off. The classic ambitious, image-conscious Three doesn't fit cleanly. They presented an image of humility and often have genuinely complicated feelings about being recognized for their accomplishments.</w:t>
       </w:r>
     </w:p>
     <w:p>
@@ -19601,7 +19601,7 @@
           <w:sz w:val="20"/>
           <w:szCs w:val="20"/>
         </w:rPr>
-        <w:t xml:space="preserve"> “I am my sadness” rather than “I feel sad right now.”</w:t>
+        <w:t xml:space="preserve"> "I am my sadness" rather than "I feel sad right now."</w:t>
       </w:r>
     </w:p>
     <w:p>
@@ -20711,7 +20711,7 @@
           <w:sz w:val="20"/>
           <w:szCs w:val="20"/>
         </w:rPr>
-        <w:t xml:space="preserve"> “I feel sad” is true; “I am sad” fuses you to a passing state. The distinction creates room to move.</w:t>
+        <w:t xml:space="preserve"> "I feel sad" is true; "I am sad" fuses you to a passing state. The distinction creates room to move.</w:t>
       </w:r>
     </w:p>
     <w:p>
@@ -21367,7 +21367,7 @@
           <w:sz w:val="20"/>
           <w:szCs w:val="20"/>
         </w:rPr>
-        <w:t xml:space="preserve">Presence, for you, means feeling fully without becoming the feeling — and turning toward the present.</w:t>
+        <w:t xml:space="preserve">Presence, for you, means feeling fully without becoming the feeling, and turning toward the present.</w:t>
       </w:r>
     </w:p>
     <w:p>
@@ -21716,7 +21716,7 @@
           <w:sz w:val="20"/>
           <w:szCs w:val="20"/>
         </w:rPr>
-        <w:t xml:space="preserve">This is the countertype of Type 4, and it often doesn’t wear the melancholic, inward, longing quality classically associated with the type. SP Fours can look driven and resilient — almost like a Three — refusing to be beaten by the feeling of deficiency. The suffering is internalized rather than expressed, which is exactly what makes this Four hard to recognize.</w:t>
+        <w:t xml:space="preserve">This is the countertype of Type 4, and it often doesn't wear the melancholic, inward, longing quality classically associated with the type. SP Fours can look driven and resilient — almost like a Three — refusing to be beaten by the feeling of deficiency. The suffering is internalized rather than expressed, which is exactly what makes this Four hard to recognize.</w:t>
       </w:r>
     </w:p>
     <w:p>
@@ -24809,7 +24809,7 @@
           <w:sz w:val="20"/>
           <w:szCs w:val="20"/>
         </w:rPr>
-        <w:t xml:space="preserve">Processing privately before responding leaves others guessing; a brief “let me think on that” bridges the gap.</w:t>
+        <w:t xml:space="preserve">Processing privately before responding leaves others guessing; a brief "let me think on that" bridges the gap.</w:t>
       </w:r>
     </w:p>
     <w:p>
@@ -26348,7 +26348,7 @@
           <w:sz w:val="20"/>
           <w:szCs w:val="20"/>
         </w:rPr>
-        <w:t xml:space="preserve">One-to-One Fives share their inner experiences selectively with carefully chosen intimates, seeking a quality of connection that’s rare and trusted. They keep their lives compartmentalized, sharing different parts with different people. Quietly intense and secretive, with high barriers to trust, they look for an ideal merging that most relationships can’t provide.</w:t>
+        <w:t xml:space="preserve">One-to-One Fives share their inner experiences selectively with carefully chosen intimates, seeking a quality of connection that's rare and trusted. They keep their lives compartmentalized, sharing different parts with different people. Quietly intense and secretive, with high barriers to trust, they look for an ideal merging that most relationships can't provide.</w:t>
       </w:r>
     </w:p>
     <w:p>
@@ -27128,7 +27128,7 @@
           <w:sz w:val="20"/>
           <w:szCs w:val="20"/>
         </w:rPr>
-        <w:t xml:space="preserve"> an undercurrent of “what if” that rises and falls with circumstances.</w:t>
+        <w:t xml:space="preserve"> an undercurrent of "what if" that rises and falls with circumstances.</w:t>
       </w:r>
     </w:p>
     <w:p>
@@ -28337,7 +28337,7 @@
           <w:sz w:val="20"/>
           <w:szCs w:val="20"/>
         </w:rPr>
-        <w:t xml:space="preserve"> There's no final guarantee against uncertainty — and acting without one is possible and often necessary.</w:t>
+        <w:t xml:space="preserve"> There's no final guarantee against uncertainty, and acting without one is possible and often necessary.</w:t>
       </w:r>
     </w:p>
     <w:p>
@@ -29714,7 +29714,7 @@
           <w:sz w:val="20"/>
           <w:szCs w:val="20"/>
         </w:rPr>
-        <w:t xml:space="preserve">Social Sixes take responsibility for the agenda and security of the group. Having a clear role and clear rules is a primary concern — they need to know the guidelines, or to create them, in order to feel safe and avoid the rejection that comes with getting it wrong. They provide real service through their ability to organize and structure things for everyone’s benefit.</w:t>
+        <w:t xml:space="preserve">Social Sixes take responsibility for the agenda and security of the group. Having a clear role and clear rules is a primary concern — they need to know the guidelines, or to create them, in order to feel safe and avoid the rejection that comes with getting it wrong. They provide real service through their ability to organize and structure things for everyone's benefit.</w:t>
       </w:r>
     </w:p>
     <w:p>
@@ -29782,7 +29782,7 @@
           <w:sz w:val="20"/>
           <w:szCs w:val="20"/>
         </w:rPr>
-        <w:t xml:space="preserve">Attention goes to the group’s rules, roles, and agenda and whether the guidelines are clear.</w:t>
+        <w:t xml:space="preserve">Attention goes to the group's rules, roles, and agenda and whether the guidelines are clear.</w:t>
       </w:r>
       <w:r>
         <w:rPr>
@@ -29829,7 +29829,7 @@
           <w:sz w:val="20"/>
           <w:szCs w:val="20"/>
         </w:rPr>
-        <w:t xml:space="preserve">Tracks where they stand with the group and whether they’re meeting expectations.</w:t>
+        <w:t xml:space="preserve">Tracks where they stand with the group and whether they're meeting expectations.</w:t>
       </w:r>
     </w:p>
     <w:p>
@@ -30141,7 +30141,7 @@
           <w:sz w:val="20"/>
           <w:szCs w:val="20"/>
         </w:rPr>
-        <w:t xml:space="preserve">One-to-One Sixes demonstrate a warrior spirit — overcoming fear through willpower, physical or intellectual strength, and fierce, often ideological positions. This is the counterphobic stance: rather than retreating from fear, they run straight at it, taking risks and confronting threats to prove the fear won’t rule them.</w:t>
+        <w:t xml:space="preserve">One-to-One Sixes demonstrate a warrior spirit — overcoming fear through willpower, physical or intellectual strength, and fierce, often ideological positions. This is the counterphobic stance: rather than retreating from fear, they run straight at it, taking risks and confronting threats to prove the fear won't rule them.</w:t>
       </w:r>
     </w:p>
     <w:p>
@@ -32100,7 +32100,7 @@
           <w:sz w:val="20"/>
           <w:szCs w:val="20"/>
         </w:rPr>
-        <w:t xml:space="preserve">Notice the reframe in real time. The automatic positive spin is a gift — and sometimes it skips a truth worth facing.</w:t>
+        <w:t xml:space="preserve">Notice the reframe in real time. The automatic positive spin is a gift, and sometimes it skips a truth worth facing.</w:t>
       </w:r>
     </w:p>
     <w:p>
@@ -33086,7 +33086,7 @@
           <w:sz w:val="20"/>
           <w:szCs w:val="20"/>
         </w:rPr>
-        <w:t xml:space="preserve">Of the three Seven subtypes, this one is closest to the classic Seven stereotype, so it's often recognized readily. What can be missed is the self-preservation element — the focus on a safe, abundant personal world rather than wide social expansion. The “family” orientation toward a known circle can even look Two-like or Six-like in its focus on a chosen few.</w:t>
+        <w:t xml:space="preserve">Of the three Seven subtypes, this one is closest to the classic Seven stereotype, so it's often recognized readily. What can be missed is the self-preservation element — the focus on a safe, abundant personal world rather than wide social expansion. The "family" orientation toward a known circle can even look Two-like or Six-like in its focus on a chosen few.</w:t>
       </w:r>
     </w:p>
     <w:p>
@@ -33917,7 +33917,7 @@
           <w:sz w:val="20"/>
           <w:szCs w:val="20"/>
         </w:rPr>
-        <w:t xml:space="preserve">One-to-One Sevens are dreamers — easily influenced by the attraction of new ideas, adventures, and relationships, and gifted with great powers of suggestion. They use their charm to lead others into new paradigms, purchases, and possibilities, and they idealize the people and experiences they’re fascinated by, seeing the world through optimistic, rose-colored possibility.</w:t>
+        <w:t xml:space="preserve">One-to-One Sevens are dreamers — easily influenced by the attraction of new ideas, adventures, and relationships, and gifted with great powers of suggestion. They use their charm to lead others into new paradigms, purchases, and possibilities, and they idealize the people and experiences they're fascinated by, seeing the world through optimistic, rose-colored possibility.</w:t>
       </w:r>
     </w:p>
     <w:p>
@@ -33933,7 +33933,7 @@
           <w:sz w:val="20"/>
           <w:szCs w:val="20"/>
         </w:rPr>
-        <w:t xml:space="preserve">The suggestibility works both ways: SX Sevens can appear as followers, easily pulled into others’ plans, or as leaders, pulling others into theirs. The quick direction changes can look like Type Four or Type Eight depending on the day. The fascination is real but tends to move — satiated with one possibility, they’re drawn to the next.</w:t>
+        <w:t xml:space="preserve">The suggestibility works both ways: SX Sevens can appear as followers, easily pulled into others' plans, or as leaders, pulling others into theirs. The quick direction changes can look like Type Four or Type Eight depending on the day. The fascination is real but tends to move — satiated with one possibility, they're drawn to the next.</w:t>
       </w:r>
     </w:p>
     <w:p>
@@ -34032,7 +34032,7 @@
           <w:sz w:val="20"/>
           <w:szCs w:val="20"/>
         </w:rPr>
-        <w:t xml:space="preserve">Sees through rose-colored optimism, idealizing what’s caught their fascination.</w:t>
+        <w:t xml:space="preserve">Sees through rose-colored optimism, idealizing what's caught their fascination.</w:t>
       </w:r>
     </w:p>
     <w:p>
@@ -34115,7 +34115,7 @@
           <w:sz w:val="20"/>
           <w:szCs w:val="20"/>
         </w:rPr>
-        <w:t xml:space="preserve">Underneath the optimism is the Seven’s avoidance of limitation and pain.</w:t>
+        <w:t xml:space="preserve">Underneath the optimism is the Seven's avoidance of limitation and pain.</w:t>
       </w:r>
     </w:p>
     <w:p>
@@ -34317,7 +34317,7 @@
         <w:pStyle w:val="Normal"/>
       </w:pPr>
       <w:r>
-        <w:t xml:space="preserve">You just did something most people never do. You took the time to look inward. That’s not a small thing. Whether you’re here because a coach recommended this, a colleague forwarded it, or you simply got curious and we’re glad you showed up!</w:t>
+        <w:t xml:space="preserve">You just did something most people never do. You took the time to look inward. That's not a small thing. Whether you're here because a coach recommended this, a colleague forwarded it, or you simply got curious and we're glad you showed up!</w:t>
       </w:r>
     </w:p>
     <w:p>
@@ -34325,7 +34325,7 @@
         <w:pStyle w:val="Normal"/>
       </w:pPr>
       <w:r>
-        <w:t xml:space="preserve">What you’re holding is a hypothesis about your personality — specifically, a map of what drives you, how you see the world, and why you do the things you do. It’s built from how you responded to the InsightOut Assessment, and it’s designed to be a starting point, not a final word.</w:t>
+        <w:t xml:space="preserve">What you're holding is a hypothesis about your personality — specifically, a map of what drives you, how you see the world, and why you do the things you do. It's built from how you responded to the InsightOut Assessment, and it's designed to be a starting point, not a final word.</w:t>
       </w:r>
     </w:p>
     <w:p>
@@ -34333,7 +34333,7 @@
         <w:pStyle w:val="Normal"/>
       </w:pPr>
       <w:r>
-        <w:t xml:space="preserve">This report is organized as a journey: first, a brief introduction to the Enneagram system itself, then a deep dive into the pattern your responses point to most strongly. Along the way we’ll also introduce a secondary hypothesis — another pattern worth exploring with a coach.</w:t>
+        <w:t xml:space="preserve">This report is organized as a journey: first, a brief introduction to the Enneagram system itself, then a deep dive into the pattern your responses point to most strongly. Along the way we'll also introduce a secondary hypothesis — another pattern worth exploring with a coach.</w:t>
       </w:r>
     </w:p>
     <w:p>
@@ -34341,7 +34341,7 @@
         <w:pStyle w:val="Normal"/>
       </w:pPr>
       <w:r>
-        <w:t xml:space="preserve">There’s no perfect outcome here. The goal isn’t to be “typed correctly” — it’s to see yourself a little more clearly, and to have a richer conversation with whoever helps you go deeper.</w:t>
+        <w:t xml:space="preserve">There's no perfect outcome here. The goal isn't to be "typed correctly" — it's to see yourself a little more clearly, and to have a richer conversation with whoever helps you go deeper.</w:t>
       </w:r>
     </w:p>
     <w:p>
@@ -34357,7 +34357,7 @@
         <w:pStyle w:val="Normal"/>
       </w:pPr>
       <w:r>
-        <w:t xml:space="preserve">You are the final authority on your own type. If something in here resonates deeply, wonderful — that’s the recognition we’re going for. If something doesn’t quite fit, that’s useful information too. Hold all of it lightly, and stay curious.</w:t>
+        <w:t xml:space="preserve">You are the final authority on your own type. If something in here resonates deeply, wonderful — that's the recognition we're going for. If something doesn't quite fit, that's useful information too. Hold all of it lightly, and stay curious.</w:t>
       </w:r>
     </w:p>
     <w:p>
@@ -34437,7 +34437,7 @@
         <w:pStyle w:val="Normal"/>
       </w:pPr>
       <w:r>
-        <w:t xml:space="preserve">Motivational | Driven by your deeper “why”, not just what you do.</w:t>
+        <w:t xml:space="preserve">Motivational | Driven by your deeper "why", not just what you do.</w:t>
       </w:r>
     </w:p>
     <w:p>

--- a/docs/step7-incoming/InsightOut_Static_Content_Library_v1_060526.docx
+++ b/docs/step7-incoming/InsightOut_Static_Content_Library_v1_060526.docx
@@ -7340,7 +7340,7 @@
           <w:sz w:val="20"/>
           <w:szCs w:val="20"/>
         </w:rPr>
-        <w:t xml:space="preserve">The Seeker — peace through merging with a beloved other</w:t>
+        <w:t xml:space="preserve">The Seeker — peace through merging with a significant other.</w:t>
       </w:r>
     </w:p>
     <w:p>
@@ -34541,7 +34541,7 @@
         <w:pStyle w:val="Normal"/>
       </w:pPr>
       <w:r>
-        <w:t xml:space="preserve">Each of us has access to all nine Enneagram types, and one of them is your home base. Keep reading to find out which type your responses pointed to most clearly.</w:t>
+        <w:t xml:space="preserve">For more detailed information on the Enneagram or each of the nine Enneagram types, visit us at https://www.hiveleadership.com/the-enneagram.</w:t>
       </w:r>
     </w:p>
     <w:p>
